--- a/manuscript/draft_mdpi.docx
+++ b/manuscript/draft_mdpi.docx
@@ -19820,6 +19820,7 @@
       <w:footnotePr>
         <w:numRestart w:val="eachSect"/>
       </w:footnotePr>
+      <w:lnNumType w:countBy="1" w:restart="continuous"/>
     </w:sectPr>
   </w:body>
 </w:document>

--- a/manuscript/draft_mdpi.docx
+++ b/manuscript/draft_mdpi.docx
@@ -255,7 +255,7 @@
         <w:t xml:space="preserve"> </w:t>
       </w:r>
       <w:r>
-        <w:t xml:space="preserve">Haebomdata Inc., #904, Gasan A1 Tower, 205-27 Gasan 1-ro, Geumcheon-gu, Seoul 08503, Republic of Korea; tysong@haebomdata.com (T.S.); mirinae@haebomdata.com (M.K.)</w:t>
+        <w:t xml:space="preserve">Haebom Data Inc., #904, Gasan A1 Tower, 205-27 Gasan 1-ro, Geumcheon-gu, Seoul 08503, Republic of Korea; tysong@haebomdata.com (T.S.); mirinae@haebomdata.com (M.K.)</w:t>
       </w:r>
       <w:r>
         <w:br/>
@@ -17134,7 +17134,7 @@
         <w:t xml:space="preserve"> </w:t>
       </w:r>
       <w:r>
-        <w:t xml:space="preserve">Haebomdata Inc. has carried out the nationwide Blue Carbon Monitoring service</w:t>
+        <w:t xml:space="preserve">Haebom Data Inc. has carried out the nationwide Blue Carbon Monitoring service</w:t>
       </w:r>
       <w:r>
         <w:t xml:space="preserve"> </w:t>

--- a/manuscript/draft_mdpi.docx
+++ b/manuscript/draft_mdpi.docx
@@ -16947,9 +16947,6 @@
       <w:r>
         <w:t xml:space="preserve">authors have read and agreed to the published version of the manuscript.</w:t>
       </w:r>
-      <w:r>
-        <w:t xml:space="preserve"> </w:t>
-      </w:r>
     </w:p>
     <w:bookmarkEnd w:id="68"/>
     <w:bookmarkStart w:id="69" w:name="funding"/>
@@ -16968,9 +16965,6 @@
       <w:r>
         <w:t xml:space="preserve">This research received no external funding.</w:t>
       </w:r>
-      <w:r>
-        <w:t xml:space="preserve"> </w:t>
-      </w:r>
     </w:p>
     <w:bookmarkEnd w:id="69"/>
     <w:bookmarkStart w:id="70" w:name="institutional-review-board-statement"/>
@@ -17130,24 +17124,6 @@
       <w:r>
         <w:t xml:space="preserve">developers of pyTMD, Cartopy, UTide, and eo-tides for open-source tooling.</w:t>
       </w:r>
-      <w:r>
-        <w:t xml:space="preserve"> </w:t>
-      </w:r>
-      <w:r>
-        <w:t xml:space="preserve">Haebom Data Inc. has carried out the nationwide Blue Carbon Monitoring service</w:t>
-      </w:r>
-      <w:r>
-        <w:t xml:space="preserve"> </w:t>
-      </w:r>
-      <w:r>
-        <w:t xml:space="preserve">commissioned by the Korea Marine Environment Management Corporation (KOEM); the</w:t>
-      </w:r>
-      <w:r>
-        <w:t xml:space="preserve"> </w:t>
-      </w:r>
-      <w:r>
-        <w:t xml:space="preserve">present study was conducted independently of that contract.</w:t>
-      </w:r>
     </w:p>
     <w:bookmarkEnd w:id="73"/>
     <w:bookmarkStart w:id="74" w:name="X071796dd6bc546c91e96cca1cf5ff96599de61f"/>
@@ -17206,7 +17182,49 @@
         <w:pStyle w:val="FirstParagraph"/>
       </w:pPr>
       <w:r>
-        <w:t xml:space="preserve">The authors declare no conflicts of interest.</w:t>
+        <w:t xml:space="preserve">The authors are employees of Haebom Data Inc., a company providing coastal and</w:t>
+      </w:r>
+      <w:r>
+        <w:t xml:space="preserve"> </w:t>
+      </w:r>
+      <w:r>
+        <w:t xml:space="preserve">marine geospatial data-analytics services, including the nationwide Blue Carbon</w:t>
+      </w:r>
+      <w:r>
+        <w:t xml:space="preserve"> </w:t>
+      </w:r>
+      <w:r>
+        <w:t xml:space="preserve">Monitoring service commissioned by the Korea Marine Environment Management</w:t>
+      </w:r>
+      <w:r>
+        <w:t xml:space="preserve"> </w:t>
+      </w:r>
+      <w:r>
+        <w:t xml:space="preserve">Corporation (KOEM). This study was conceived and conducted independently of that</w:t>
+      </w:r>
+      <w:r>
+        <w:t xml:space="preserve"> </w:t>
+      </w:r>
+      <w:r>
+        <w:t xml:space="preserve">service contract; Haebom Data Inc. and KOEM had no role in the design of the</w:t>
+      </w:r>
+      <w:r>
+        <w:t xml:space="preserve"> </w:t>
+      </w:r>
+      <w:r>
+        <w:t xml:space="preserve">study; in the collection, analysis, or interpretation of data; in the writing of</w:t>
+      </w:r>
+      <w:r>
+        <w:t xml:space="preserve"> </w:t>
+      </w:r>
+      <w:r>
+        <w:t xml:space="preserve">the manuscript; or in the decision to publish the results. The authors declare no</w:t>
+      </w:r>
+      <w:r>
+        <w:t xml:space="preserve"> </w:t>
+      </w:r>
+      <w:r>
+        <w:t xml:space="preserve">other conflict of interest.</w:t>
       </w:r>
     </w:p>
     <w:bookmarkEnd w:id="75"/>

--- a/manuscript/draft_mdpi.docx
+++ b/manuscript/draft_mdpi.docx
@@ -16963,7 +16963,29 @@
         <w:pStyle w:val="FirstParagraph"/>
       </w:pPr>
       <w:r>
-        <w:t xml:space="preserve">This research received no external funding.</w:t>
+        <w:t xml:space="preserve">This research was supported by the</w:t>
+      </w:r>
+      <w:r>
+        <w:t xml:space="preserve"> </w:t>
+      </w:r>
+      <w:r>
+        <w:rPr>
+          <w:i/>
+          <w:iCs/>
+        </w:rPr>
+        <w:t xml:space="preserve">2026 National Blue Carbon Monitoring</w:t>
+      </w:r>
+      <w:r>
+        <w:t xml:space="preserve"> </w:t>
+      </w:r>
+      <w:r>
+        <w:t xml:space="preserve">project commissioned by the Korea Marine Environment Management Corporation</w:t>
+      </w:r>
+      <w:r>
+        <w:t xml:space="preserve"> </w:t>
+      </w:r>
+      <w:r>
+        <w:t xml:space="preserve">(KOEM) (contract number R26TA01845857-00).</w:t>
       </w:r>
     </w:p>
     <w:bookmarkEnd w:id="69"/>
@@ -17182,43 +17204,37 @@
         <w:pStyle w:val="FirstParagraph"/>
       </w:pPr>
       <w:r>
-        <w:t xml:space="preserve">The authors are employees of Haebom Data Inc., a company providing coastal and</w:t>
-      </w:r>
-      <w:r>
-        <w:t xml:space="preserve"> </w:t>
-      </w:r>
-      <w:r>
-        <w:t xml:space="preserve">marine geospatial data-analytics services, including the nationwide Blue Carbon</w:t>
-      </w:r>
-      <w:r>
-        <w:t xml:space="preserve"> </w:t>
-      </w:r>
-      <w:r>
-        <w:t xml:space="preserve">Monitoring service commissioned by the Korea Marine Environment Management</w:t>
-      </w:r>
-      <w:r>
-        <w:t xml:space="preserve"> </w:t>
-      </w:r>
-      <w:r>
-        <w:t xml:space="preserve">Corporation (KOEM). This study was conceived and conducted independently of that</w:t>
-      </w:r>
-      <w:r>
-        <w:t xml:space="preserve"> </w:t>
-      </w:r>
-      <w:r>
-        <w:t xml:space="preserve">service contract; Haebom Data Inc. and KOEM had no role in the design of the</w:t>
-      </w:r>
-      <w:r>
-        <w:t xml:space="preserve"> </w:t>
-      </w:r>
-      <w:r>
-        <w:t xml:space="preserve">study; in the collection, analysis, or interpretation of data; in the writing of</w:t>
-      </w:r>
-      <w:r>
-        <w:t xml:space="preserve"> </w:t>
-      </w:r>
-      <w:r>
-        <w:t xml:space="preserve">the manuscript; or in the decision to publish the results. The authors declare no</w:t>
+        <w:t xml:space="preserve">Both authors are employees of Haebom Data Inc., which carries out the 2026</w:t>
+      </w:r>
+      <w:r>
+        <w:t xml:space="preserve"> </w:t>
+      </w:r>
+      <w:r>
+        <w:t xml:space="preserve">National Blue Carbon Monitoring service commissioned by the Korea Marine</w:t>
+      </w:r>
+      <w:r>
+        <w:t xml:space="preserve"> </w:t>
+      </w:r>
+      <w:r>
+        <w:t xml:space="preserve">Environment Management Corporation (KOEM); the present study was undertaken</w:t>
+      </w:r>
+      <w:r>
+        <w:t xml:space="preserve"> </w:t>
+      </w:r>
+      <w:r>
+        <w:t xml:space="preserve">within that programme. The funder had no role in the design of the study; in the</w:t>
+      </w:r>
+      <w:r>
+        <w:t xml:space="preserve"> </w:t>
+      </w:r>
+      <w:r>
+        <w:t xml:space="preserve">collection, analyses, or interpretation of data; in the writing of the</w:t>
+      </w:r>
+      <w:r>
+        <w:t xml:space="preserve"> </w:t>
+      </w:r>
+      <w:r>
+        <w:t xml:space="preserve">manuscript; or in the decision to publish the results. The authors declare no</w:t>
       </w:r>
       <w:r>
         <w:t xml:space="preserve"> </w:t>

--- a/manuscript/draft_mdpi.docx
+++ b/manuscript/draft_mdpi.docx
@@ -21,7 +21,7 @@
         <w:rPr>
           <w:vertAlign w:val="superscript"/>
         </w:rPr>
-        <w:t xml:space="preserve">1</w:t>
+        <w:t xml:space="preserve">1,2</w:t>
       </w:r>
       <w:r>
         <w:t xml:space="preserve">, Mirinae Kim</w:t>
@@ -256,6 +256,21 @@
       </w:r>
       <w:r>
         <w:t xml:space="preserve">Haebom Data Inc., #904, Gasan A1 Tower, 205-27 Gasan 1-ro, Geumcheon-gu, Seoul 08503, Republic of Korea; tysong@haebomdata.com (T.S.); mirinae@haebomdata.com (M.K.)</w:t>
+      </w:r>
+      <w:r>
+        <w:br/>
+      </w:r>
+      <w:r>
+        <w:rPr>
+          <w:vertAlign w:val="superscript"/>
+        </w:rPr>
+        <w:t xml:space="preserve">2</w:t>
+      </w:r>
+      <w:r>
+        <w:t xml:space="preserve"> </w:t>
+      </w:r>
+      <w:r>
+        <w:t xml:space="preserve">Department of Ocean Sciences, Inha University, Incheon 22212, Republic of Korea</w:t>
       </w:r>
       <w:r>
         <w:br/>

--- a/manuscript/draft_mdpi.docx
+++ b/manuscript/draft_mdpi.docx
@@ -30,7 +30,7 @@
         <w:rPr>
           <w:vertAlign w:val="superscript"/>
         </w:rPr>
-        <w:t xml:space="preserve">1</w:t>
+        <w:t xml:space="preserve">2</w:t>
       </w:r>
     </w:p>
     <w:p>
@@ -255,22 +255,22 @@
         <w:t xml:space="preserve"> </w:t>
       </w:r>
       <w:r>
+        <w:t xml:space="preserve">Department of Ocean Sciences, Inha University, Incheon 22212, Republic of Korea</w:t>
+      </w:r>
+      <w:r>
+        <w:br/>
+      </w:r>
+      <w:r>
+        <w:rPr>
+          <w:vertAlign w:val="superscript"/>
+        </w:rPr>
+        <w:t xml:space="preserve">2</w:t>
+      </w:r>
+      <w:r>
+        <w:t xml:space="preserve"> </w:t>
+      </w:r>
+      <w:r>
         <w:t xml:space="preserve">Haebom Data Inc., #904, Gasan A1 Tower, 205-27 Gasan 1-ro, Geumcheon-gu, Seoul 08503, Republic of Korea; tysong@haebomdata.com (T.S.); mirinae@haebomdata.com (M.K.)</w:t>
-      </w:r>
-      <w:r>
-        <w:br/>
-      </w:r>
-      <w:r>
-        <w:rPr>
-          <w:vertAlign w:val="superscript"/>
-        </w:rPr>
-        <w:t xml:space="preserve">2</w:t>
-      </w:r>
-      <w:r>
-        <w:t xml:space="preserve"> </w:t>
-      </w:r>
-      <w:r>
-        <w:t xml:space="preserve">Department of Ocean Sciences, Inha University, Incheon 22212, Republic of Korea</w:t>
       </w:r>
       <w:r>
         <w:br/>

--- a/manuscript/draft_mdpi.docx
+++ b/manuscript/draft_mdpi.docx
@@ -17000,7 +17000,7 @@
         <w:t xml:space="preserve"> </w:t>
       </w:r>
       <w:r>
-        <w:t xml:space="preserve">(KOEM) (contract number R26TA01845857-00).</w:t>
+        <w:t xml:space="preserve">(KOEM) (No. R26TA01845857-00).</w:t>
       </w:r>
     </w:p>
     <w:bookmarkEnd w:id="69"/>

--- a/manuscript/draft_mdpi.docx
+++ b/manuscript/draft_mdpi.docx
@@ -17133,12 +17133,54 @@
       </w:r>
     </w:p>
     <w:bookmarkEnd w:id="72"/>
-    <w:bookmarkStart w:id="73" w:name="acknowledgments"/>
+    <w:bookmarkStart w:id="73" w:name="X071796dd6bc546c91e96cca1cf5ff96599de61f"/>
     <w:p>
       <w:pPr>
         <w:pStyle w:val="Heading2"/>
       </w:pPr>
       <w:r>
+        <w:t xml:space="preserve">Declaration of Generative AI and AI-Assisted Technologies in the Writing Process</w:t>
+      </w:r>
+    </w:p>
+    <w:p>
+      <w:pPr>
+        <w:pStyle w:val="FirstParagraph"/>
+      </w:pPr>
+      <w:r>
+        <w:t xml:space="preserve">During the preparation of this manuscript, the authors used Claude (Anthropic) to</w:t>
+      </w:r>
+      <w:r>
+        <w:t xml:space="preserve"> </w:t>
+      </w:r>
+      <w:r>
+        <w:t xml:space="preserve">assist with formatting the manuscript to the journal template, condensing the</w:t>
+      </w:r>
+      <w:r>
+        <w:t xml:space="preserve"> </w:t>
+      </w:r>
+      <w:r>
+        <w:t xml:space="preserve">abstract, and language editing. After using this tool, the authors reviewed and</w:t>
+      </w:r>
+      <w:r>
+        <w:t xml:space="preserve"> </w:t>
+      </w:r>
+      <w:r>
+        <w:t xml:space="preserve">edited the content as needed and take full responsibility for the content of the</w:t>
+      </w:r>
+      <w:r>
+        <w:t xml:space="preserve"> </w:t>
+      </w:r>
+      <w:r>
+        <w:t xml:space="preserve">publication.</w:t>
+      </w:r>
+    </w:p>
+    <w:bookmarkEnd w:id="73"/>
+    <w:bookmarkStart w:id="74" w:name="acknowledgments"/>
+    <w:p>
+      <w:pPr>
+        <w:pStyle w:val="Heading2"/>
+      </w:pPr>
+      <w:r>
         <w:t xml:space="preserve">Acknowledgments</w:t>
       </w:r>
     </w:p>
@@ -17160,48 +17202,6 @@
       </w:r>
       <w:r>
         <w:t xml:space="preserve">developers of pyTMD, Cartopy, UTide, and eo-tides for open-source tooling.</w:t>
-      </w:r>
-    </w:p>
-    <w:bookmarkEnd w:id="73"/>
-    <w:bookmarkStart w:id="74" w:name="X071796dd6bc546c91e96cca1cf5ff96599de61f"/>
-    <w:p>
-      <w:pPr>
-        <w:pStyle w:val="Heading2"/>
-      </w:pPr>
-      <w:r>
-        <w:t xml:space="preserve">Declaration of Generative AI and AI-Assisted Technologies in the Writing Process</w:t>
-      </w:r>
-    </w:p>
-    <w:p>
-      <w:pPr>
-        <w:pStyle w:val="FirstParagraph"/>
-      </w:pPr>
-      <w:r>
-        <w:t xml:space="preserve">During the preparation of this manuscript, the authors used Claude (Anthropic) to</w:t>
-      </w:r>
-      <w:r>
-        <w:t xml:space="preserve"> </w:t>
-      </w:r>
-      <w:r>
-        <w:t xml:space="preserve">assist with formatting the manuscript to the journal template, condensing the</w:t>
-      </w:r>
-      <w:r>
-        <w:t xml:space="preserve"> </w:t>
-      </w:r>
-      <w:r>
-        <w:t xml:space="preserve">abstract, and language editing. After using this tool, the authors reviewed and</w:t>
-      </w:r>
-      <w:r>
-        <w:t xml:space="preserve"> </w:t>
-      </w:r>
-      <w:r>
-        <w:t xml:space="preserve">edited the content as needed and take full responsibility for the content of the</w:t>
-      </w:r>
-      <w:r>
-        <w:t xml:space="preserve"> </w:t>
-      </w:r>
-      <w:r>
-        <w:t xml:space="preserve">publication.</w:t>
       </w:r>
     </w:p>
     <w:bookmarkEnd w:id="74"/>

--- a/manuscript/draft_mdpi.docx
+++ b/manuscript/draft_mdpi.docx
@@ -17133,13 +17133,13 @@
       </w:r>
     </w:p>
     <w:bookmarkEnd w:id="72"/>
-    <w:bookmarkStart w:id="73" w:name="X071796dd6bc546c91e96cca1cf5ff96599de61f"/>
+    <w:bookmarkStart w:id="73" w:name="use-of-artificial-intelligence"/>
     <w:p>
       <w:pPr>
         <w:pStyle w:val="Heading2"/>
       </w:pPr>
       <w:r>
-        <w:t xml:space="preserve">Declaration of Generative AI and AI-Assisted Technologies in the Writing Process</w:t>
+        <w:t xml:space="preserve">Use of Artificial Intelligence</w:t>
       </w:r>
     </w:p>
     <w:p>

--- a/manuscript/draft_mdpi.docx
+++ b/manuscript/draft_mdpi.docx
@@ -12199,7 +12199,7 @@
         <w:t xml:space="preserve"> </w:t>
       </w:r>
       <w:r>
-        <w:t xml:space="preserve">is preserved (and at Suncheon Bay the FES variant predicts a slightly larger positive bias of +0.32 to +0.52 m than KHOA’s +0.29 to +0.39 m, consistent with the global grid’s lack of the south-coast intra-bay phase lag); its excellent overall fit (</w:t>
+        <w:t xml:space="preserve">is preserved — the bias sign is correct at every site and the overall fit remains excellent (</w:t>
       </w:r>
       <m:oMath>
         <m:sSup>
@@ -12225,7 +12225,7 @@
         </m:r>
       </m:oMath>
       <w:r>
-        <w:t xml:space="preserve">) confirms that it is the model</w:t>
+        <w:t xml:space="preserve">) — and at Suncheon Bay the FES variant predicts a slightly larger positive bias (+0.32 to +0.52 m vs KHOA’s +0.29 to +0.39 m), consistent with the global grid’s lack of the south-coast intra-bay phase lag. The consequences for gauge-free</w:t>
       </w:r>
       <w:r>
         <w:t xml:space="preserve"> </w:t>
@@ -12235,26 +12235,13 @@
           <w:i/>
           <w:iCs/>
         </w:rPr>
-        <w:t xml:space="preserve">structure</w:t>
-      </w:r>
-      <w:r>
-        <w:t xml:space="preserve">, not the precise value of the fitted slope, that carries the</w:t>
-      </w:r>
-      <w:r>
-        <w:t xml:space="preserve"> </w:t>
-      </w:r>
-      <w:r>
-        <w:rPr>
-          <w:i/>
-          <w:iCs/>
-        </w:rPr>
         <w:t xml:space="preserve">a priori</w:t>
       </w:r>
       <w:r>
         <w:t xml:space="preserve"> </w:t>
       </w:r>
       <w:r>
-        <w:t xml:space="preserve">predictive power, supporting the a-priori applicability claimed in Section 5.3(a) for any waterline-DEM user without local tide-gauge access.</w:t>
+        <w:t xml:space="preserve">application are developed in Section 5.3(a).</w:t>
       </w:r>
     </w:p>
     <w:bookmarkEnd w:id="57"/>
@@ -15795,7 +15782,7 @@
         <w:pStyle w:val="BodyText"/>
       </w:pPr>
       <w:r>
-        <w:t xml:space="preserve">An important distinction must be drawn between the</w:t>
+        <w:t xml:space="preserve">The model</w:t>
       </w:r>
       <w:r>
         <w:t xml:space="preserve"> </w:t>
@@ -15811,23 +15798,7 @@
         <w:t xml:space="preserve"> </w:t>
       </w:r>
       <w:r>
-        <w:t xml:space="preserve">of the model and the</w:t>
-      </w:r>
-      <w:r>
-        <w:t xml:space="preserve"> </w:t>
-      </w:r>
-      <w:r>
-        <w:rPr>
-          <w:i/>
-          <w:iCs/>
-        </w:rPr>
-        <w:t xml:space="preserve">value</w:t>
-      </w:r>
-      <w:r>
-        <w:t xml:space="preserve"> </w:t>
-      </w:r>
-      <w:r>
-        <w:t xml:space="preserve">of its fitted coefficient. The model structure — mean bias proportional to</w:t>
+        <w:t xml:space="preserve">— mean bias proportional to</w:t>
       </w:r>
       <w:r>
         <w:t xml:space="preserve"> </w:t>
@@ -15868,7 +15839,7 @@
         <w:t xml:space="preserve"> </w:t>
       </w:r>
       <w:r>
-        <w:t xml:space="preserve">— is derived from first principles (Section 3.3) and is universal for any sun-synchronous optical sensor over any tidally dominated coast. The fitted slope</w:t>
+        <w:t xml:space="preserve">— is universal (Section 3.3); only the fitted slope</w:t>
       </w:r>
       <w:r>
         <w:t xml:space="preserve"> </w:t>
@@ -15891,7 +15862,7 @@
         <w:t xml:space="preserve"> </w:t>
       </w:r>
       <w:r>
-        <w:t xml:space="preserve">absorbs the spring–neap covariance specific to the Korean</w:t>
+        <w:t xml:space="preserve">is regional, absorbing the Korean</w:t>
       </w:r>
       <w:r>
         <w:t xml:space="preserve"> </w:t>
@@ -15931,7 +15902,39 @@
         <w:t xml:space="preserve"> </w:t>
       </w:r>
       <w:r>
-        <w:t xml:space="preserve">regime (Section 5.1) and may differ elsewhere; the physical mechanism that drives</w:t>
+        <w:t xml:space="preserve">spring–neap covariance (Section 5.1) and liable to differ elsewhere. The recommended workflow for users outside Korea is therefore to compute</w:t>
+      </w:r>
+      <w:r>
+        <w:t xml:space="preserve"> </w:t>
+      </w:r>
+      <m:oMath>
+        <m:r>
+          <m:rPr>
+            <m:sty m:val="p"/>
+          </m:rPr>
+          <m:t>⟨</m:t>
+        </m:r>
+        <m:r>
+          <m:rPr>
+            <m:sty m:val="p"/>
+          </m:rPr>
+          <m:t>cos</m:t>
+        </m:r>
+        <m:r>
+          <m:t>θ</m:t>
+        </m:r>
+        <m:r>
+          <m:rPr>
+            <m:sty m:val="p"/>
+          </m:rPr>
+          <m:t>⟩</m:t>
+        </m:r>
+      </m:oMath>
+      <w:r>
+        <w:t xml:space="preserve"> </w:t>
+      </w:r>
+      <w:r>
+        <w:t xml:space="preserve">from their own scene metadata and a global tide model (e.g., FES2022b or TPXO) and, where local gauge data are available, fit a site-specific</w:t>
       </w:r>
       <w:r>
         <w:t xml:space="preserve"> </w:t>
@@ -15940,160 +15943,26 @@
         <m:r>
           <m:t>β</m:t>
         </m:r>
-        <m:r>
-          <m:rPr>
-            <m:sty m:val="p"/>
-          </m:rPr>
-          <m:t>&gt;</m:t>
+      </m:oMath>
+      <w:r>
+        <w:t xml:space="preserve">; in their absence the first-order correction (</w:t>
+      </w:r>
+      <m:oMath>
+        <m:r>
+          <m:t>β</m:t>
+        </m:r>
+        <m:r>
+          <m:rPr>
+            <m:sty m:val="p"/>
+          </m:rPr>
+          <m:t>=</m:t>
         </m:r>
         <m:r>
           <m:t>1</m:t>
         </m:r>
       </m:oMath>
       <w:r>
-        <w:t xml:space="preserve">, however, is itself generic: wherever the spring–neap beat frequency is incommensurate with the satellite revisit cycle, a non-zero</w:t>
-      </w:r>
-      <w:r>
-        <w:t xml:space="preserve"> </w:t>
-      </w:r>
-      <m:oMath>
-        <m:r>
-          <m:rPr>
-            <m:sty m:val="p"/>
-          </m:rPr>
-          <m:t>c</m:t>
-        </m:r>
-        <m:r>
-          <m:rPr>
-            <m:sty m:val="p"/>
-          </m:rPr>
-          <m:t>o</m:t>
-        </m:r>
-        <m:r>
-          <m:rPr>
-            <m:sty m:val="p"/>
-          </m:rPr>
-          <m:t>v</m:t>
-        </m:r>
-        <m:r>
-          <m:rPr>
-            <m:sty m:val="p"/>
-          </m:rPr>
-          <m:t>(</m:t>
-        </m:r>
-        <m:r>
-          <m:t>A</m:t>
-        </m:r>
-        <m:r>
-          <m:rPr>
-            <m:sty m:val="p"/>
-          </m:rPr>
-          <m:t>,</m:t>
-        </m:r>
-        <m:r>
-          <m:rPr>
-            <m:sty m:val="p"/>
-          </m:rPr>
-          <m:t>cos</m:t>
-        </m:r>
-        <m:r>
-          <m:t>θ</m:t>
-        </m:r>
-        <m:r>
-          <m:rPr>
-            <m:sty m:val="p"/>
-          </m:rPr>
-          <m:t>)</m:t>
-        </m:r>
-      </m:oMath>
-      <w:r>
-        <w:t xml:space="preserve"> </w:t>
-      </w:r>
-      <w:r>
-        <w:t xml:space="preserve">will inflate</w:t>
-      </w:r>
-      <w:r>
-        <w:t xml:space="preserve"> </w:t>
-      </w:r>
-      <m:oMath>
-        <m:r>
-          <m:t>β</m:t>
-        </m:r>
-      </m:oMath>
-      <w:r>
-        <w:t xml:space="preserve"> </w:t>
-      </w:r>
-      <w:r>
-        <w:t xml:space="preserve">above its theoretical floor of 1. Users outside Korea need not adopt 1.78 directly; the recommended workflow is to compute</w:t>
-      </w:r>
-      <w:r>
-        <w:t xml:space="preserve"> </w:t>
-      </w:r>
-      <m:oMath>
-        <m:r>
-          <m:rPr>
-            <m:sty m:val="p"/>
-          </m:rPr>
-          <m:t>⟨</m:t>
-        </m:r>
-        <m:r>
-          <m:rPr>
-            <m:sty m:val="p"/>
-          </m:rPr>
-          <m:t>cos</m:t>
-        </m:r>
-        <m:r>
-          <m:t>θ</m:t>
-        </m:r>
-        <m:r>
-          <m:rPr>
-            <m:sty m:val="p"/>
-          </m:rPr>
-          <m:t>⟩</m:t>
-        </m:r>
-      </m:oMath>
-      <w:r>
-        <w:t xml:space="preserve"> </w:t>
-      </w:r>
-      <w:r>
-        <w:t xml:space="preserve">from their own scene metadata and a global tide model (e.g., FES2022b or TPXO), then — if local gauge data are available — fit a site-specific</w:t>
-      </w:r>
-      <w:r>
-        <w:t xml:space="preserve"> </w:t>
-      </w:r>
-      <m:oMath>
-        <m:r>
-          <m:t>β</m:t>
-        </m:r>
-      </m:oMath>
-      <w:r>
-        <w:t xml:space="preserve"> </w:t>
-      </w:r>
-      <w:r>
-        <w:t xml:space="preserve">to calibrate the correction. In the absence of gauge data, the first-order correction with</w:t>
-      </w:r>
-      <w:r>
-        <w:t xml:space="preserve"> </w:t>
-      </w:r>
-      <m:oMath>
-        <m:r>
-          <m:t>β</m:t>
-        </m:r>
-        <m:r>
-          <m:rPr>
-            <m:sty m:val="p"/>
-          </m:rPr>
-          <m:t>=</m:t>
-        </m:r>
-        <m:r>
-          <m:t>1</m:t>
-        </m:r>
-      </m:oMath>
-      <w:r>
-        <w:t xml:space="preserve"> </w:t>
-      </w:r>
-      <w:r>
-        <w:t xml:space="preserve">already captures the sign and leading-order magnitude of the bias.</w:t>
+        <w:t xml:space="preserve">) already captures the sign and leading-order magnitude of the bias.</w:t>
       </w:r>
     </w:p>
     <w:p>

--- a/manuscript/draft_mdpi.docx
+++ b/manuscript/draft_mdpi.docx
@@ -680,10 +680,7 @@
         <w:t xml:space="preserve">local solar times</w:t>
       </w:r>
       <w:r>
-        <w:t xml:space="preserve"> </w:t>
-      </w:r>
-      <w:r>
-        <w:t xml:space="preserve">(LST). The Landsat-8/9 and Sentinel-2 missions all descend across the equator at LST</w:t>
+        <w:t xml:space="preserve">. The Landsat-8/9 and Sentinel-2 missions all descend across the equator at a local solar time of</w:t>
       </w:r>
       <w:r>
         <w:t xml:space="preserve"> </w:t>
@@ -4382,7 +4379,7 @@
         </w:numPr>
       </w:pPr>
       <w:r>
-        <w:t xml:space="preserve">Concentration vector</w:t>
+        <w:t xml:space="preserve">Mean resultant vector</w:t>
       </w:r>
       <w:r>
         <w:t xml:space="preserve"> </w:t>
@@ -4452,7 +4449,7 @@
         </w:numPr>
       </w:pPr>
       <w:r>
-        <w:t xml:space="preserve">Concentration magnitude</w:t>
+        <w:t xml:space="preserve">Mean resultant length</w:t>
       </w:r>
       <w:r>
         <w:t xml:space="preserve"> </w:t>
@@ -4839,7 +4836,7 @@
         <w:t xml:space="preserve"> </w:t>
       </w:r>
       <w:r>
-        <w:t xml:space="preserve">the mean sea level. The bias inherited by sampling at the satellite times</w:t>
+        <w:t xml:space="preserve">the mean water level. The bias inherited by sampling at the satellite times</w:t>
       </w:r>
       <w:r>
         <w:t xml:space="preserve"> </w:t>
@@ -8928,7 +8925,21 @@
         <w:t xml:space="preserve"> </w:t>
       </w:r>
       <w:r>
-        <w:t xml:space="preserve">(Figure S2, peak at 11:00 KST at every site), the</w:t>
+        <w:t xml:space="preserve">(Figure S2, peak at 11:00 KST — i.e. </w:t>
+      </w:r>
+      <m:oMath>
+        <m:r>
+          <m:rPr>
+            <m:sty m:val="p"/>
+          </m:rPr>
+          <m:t>≈</m:t>
+        </m:r>
+      </m:oMath>
+      <w:r>
+        <w:t xml:space="preserve"> </w:t>
+      </w:r>
+      <w:r>
+        <w:t xml:space="preserve">10:30 local solar time — at every site), the</w:t>
       </w:r>
       <w:r>
         <w:t xml:space="preserve"> </w:t>
@@ -12343,7 +12354,7 @@
         </m:r>
       </m:oMath>
       <w:r>
-        <w:t xml:space="preserve">, the satellite-overpass concentration</w:t>
+        <w:t xml:space="preserve">, the mean overpass-phase cosine</w:t>
       </w:r>
       <w:r>
         <w:t xml:space="preserve"> </w:t>
@@ -12817,7 +12828,7 @@
         </m:r>
       </m:oMath>
       <w:r>
-        <w:t xml:space="preserve">, satellite-overpass concentration</w:t>
+        <w:t xml:space="preserve">, mean overpass-phase cosine</w:t>
       </w:r>
       <w:r>
         <w:t xml:space="preserve"> </w:t>
@@ -13090,7 +13101,7 @@
         <w:t xml:space="preserve"> </w:t>
       </w:r>
       <w:r>
-        <w:t xml:space="preserve">m) because the near-10:30-LST overpass falls near mid-tide (</w:t>
+        <w:t xml:space="preserve">m) because the near-10:30 local-solar-time overpass falls near mid-tide (</w:t>
       </w:r>
       <m:oMath>
         <m:r>
@@ -13464,7 +13475,7 @@
         <w:t xml:space="preserve"> </w:t>
       </w:r>
       <w:r>
-        <w:t xml:space="preserve">constituents reinforce each other), tidal amplitude is at its fortnightly maximum. The 14.77-day spring–neap cycle does not divide evenly into the 16- or 12-day sun-synchronous revisit cycles, so satellites preferentially catch certain phases of the spring–neap envelope. If those preferred phases also have</w:t>
+        <w:t xml:space="preserve">constituents reinforce each other), tidal amplitude is at its fortnightly maximum. The 14.77-day spring–neap cycle does not divide evenly into the 16- and 10-day sun-synchronous optical revisit cycles, so satellites preferentially catch certain phases of the spring–neap envelope. If those preferred phases also have</w:t>
       </w:r>
       <w:r>
         <w:t xml:space="preserve"> </w:t>
@@ -13986,7 +13997,7 @@
         <w:t xml:space="preserve">[22]</w:t>
       </w:r>
       <w:r>
-        <w:t xml:space="preserve">. The HW phase at Incheon (DT_0001) lags the Yeosu HW phase by about 4 h: Yeosu HW arrives at LST</w:t>
+        <w:t xml:space="preserve">. The HW phase at Incheon (DT_0001) lags the Yeosu HW phase by about 4 h: Yeosu HW arrives at a local solar time of</w:t>
       </w:r>
       <w:r>
         <w:t xml:space="preserve"> </w:t>
@@ -14003,7 +14014,7 @@
         <w:t xml:space="preserve"> </w:t>
       </w:r>
       <w:r>
-        <w:t xml:space="preserve">10:00 (just before our 11:00 satellite peak), Incheon HW at LST</w:t>
+        <w:t xml:space="preserve">10:00 (just before the optical overpass), Incheon HW at</w:t>
       </w:r>
       <w:r>
         <w:t xml:space="preserve"> </w:t>
@@ -14020,7 +14031,7 @@
         <w:t xml:space="preserve"> </w:t>
       </w:r>
       <w:r>
-        <w:t xml:space="preserve">14:00 (well after). Consequently, the 11:00 KST overpass catches different phases of the local tide:</w:t>
+        <w:t xml:space="preserve">14:00 (well after). Consequently, the optical overpass catches different phases of the local tide:</w:t>
       </w:r>
     </w:p>
     <w:p>
@@ -14039,7 +14050,7 @@
         <w:t xml:space="preserve">Western sites (Incheon-phased)</w:t>
       </w:r>
       <w:r>
-        <w:t xml:space="preserve">: 11:00</w:t>
+        <w:t xml:space="preserve">: the overpass falls</w:t>
       </w:r>
       <w:r>
         <w:t xml:space="preserve"> </w:t>
@@ -14179,7 +14190,7 @@
         <w:t xml:space="preserve">Southern site (Yeosu-phased)</w:t>
       </w:r>
       <w:r>
-        <w:t xml:space="preserve">: 11:00</w:t>
+        <w:t xml:space="preserve">: the overpass falls</w:t>
       </w:r>
       <w:r>
         <w:t xml:space="preserve"> </w:t>
@@ -14558,7 +14569,24 @@
         <w:t xml:space="preserve"> </w:t>
       </w:r>
       <w:r>
-        <w:t xml:space="preserve">Sentinel-1 SAR has overpasses near 06:00 and 18:00 LST, displaced from the optical 11:00 LST by approximately 5 h. Since</w:t>
+        <w:t xml:space="preserve">Sentinel-1 SAR has overpasses near 06:00 and 18:00 local solar time, displaced from the</w:t>
+      </w:r>
+      <w:r>
+        <w:t xml:space="preserve"> </w:t>
+      </w:r>
+      <m:oMath>
+        <m:r>
+          <m:rPr>
+            <m:sty m:val="p"/>
+          </m:rPr>
+          <m:t>≈</m:t>
+        </m:r>
+      </m:oMath>
+      <w:r>
+        <w:t xml:space="preserve"> </w:t>
+      </w:r>
+      <w:r>
+        <w:t xml:space="preserve">10:30 optical overpass by roughly 5 h. Since</w:t>
       </w:r>
       <w:r>
         <w:t xml:space="preserve"> </w:t>
@@ -16451,7 +16479,7 @@
         </w:numPr>
       </w:pPr>
       <w:r>
-        <w:t xml:space="preserve">Increasing optical revisit frequency cannot remove the bias: more scenes at the same overpass time only refine the histogram shape, not the systematic mean shift. Removing the bias requires sampling at substantially different overpass phases — most practically by integrating Sentinel-1 SAR observations at the 06:00 / 18:00 LST orbit.</w:t>
+        <w:t xml:space="preserve">Increasing optical revisit frequency cannot remove the bias: more scenes at the same overpass time only refine the histogram shape, not the systematic mean shift. Removing the bias requires sampling at substantially different overpass phases — most practically by integrating Sentinel-1 SAR observations at the 06:00 / 18:00 local-solar-time orbit.</w:t>
       </w:r>
     </w:p>
     <w:p>

--- a/manuscript/draft_mdpi.docx
+++ b/manuscript/draft_mdpi.docx
@@ -8909,7 +8909,7 @@
         <w:t xml:space="preserve"> </w:t>
       </w:r>
       <w:r>
-        <w:t xml:space="preserve">since the prior HW (Section 3.2) and aggregated as circular means per site (Figure 4). At the four western sites the mean phase clusters at 142–235° (i.e., from ebb to early flood, near LW); at Suncheon Bay it lies at 32–56° (just after HW, early ebb). Because the satellite overpass time is essentially fixed in</w:t>
+        <w:t xml:space="preserve">since the prior HW (Section 3.2) and aggregated as circular means per site (Figure 4). At the four western sites the mean phase clusters at 142–235° (i.e., from ebb to early flood, near LW); at Suncheon Bay it lies at 32–56° (just after HW, early ebb); the per-site tide-height-versus-phase scatter underlying this sign pattern is shown in Figure S5. Because the satellite overpass time is essentially fixed in</w:t>
       </w:r>
       <w:r>
         <w:t xml:space="preserve"> </w:t>

--- a/manuscript/draft_mdpi.docx
+++ b/manuscript/draft_mdpi.docx
@@ -9983,7 +9983,18 @@
         <w:t xml:space="preserve"> </w:t>
       </w:r>
       <w:r>
-        <w:t xml:space="preserve">0.85–0.98. The summer (JJA) slope is closest to the theoretical 1 (slope = 0.81); MAM has the highest</w:t>
+        <w:t xml:space="preserve">0.85–0.98. The summer (JJA) slope is the lowest and the only season below the leading-order value of 1 (</w:t>
+      </w:r>
+      <m:oMath>
+        <m:r>
+          <m:t>β</m:t>
+        </m:r>
+      </m:oMath>
+      <w:r>
+        <w:t xml:space="preserve"> </w:t>
+      </w:r>
+      <w:r>
+        <w:t xml:space="preserve">= 0.81), consistent with weaker spring–neap covariance in summer; MAM has the highest</w:t>
       </w:r>
       <w:r>
         <w:t xml:space="preserve"> </w:t>

--- a/manuscript/draft_mdpi.docx
+++ b/manuscript/draft_mdpi.docx
@@ -16862,13 +16862,19 @@
         <w:t xml:space="preserve"> </w:t>
       </w:r>
       <w:r>
-        <w:t xml:space="preserve">M.K.; visualization, T.S.; supervision, T.S.; project administration, T.S. All</w:t>
-      </w:r>
-      <w:r>
-        <w:t xml:space="preserve"> </w:t>
-      </w:r>
-      <w:r>
-        <w:t xml:space="preserve">authors have read and agreed to the published version of the manuscript.</w:t>
+        <w:t xml:space="preserve">M.K.; visualization, T.S.; supervision, T.S.; project administration, T.S.;</w:t>
+      </w:r>
+      <w:r>
+        <w:t xml:space="preserve"> </w:t>
+      </w:r>
+      <w:r>
+        <w:t xml:space="preserve">funding acquisition, M.K. All authors have read and agreed to the published</w:t>
+      </w:r>
+      <w:r>
+        <w:t xml:space="preserve"> </w:t>
+      </w:r>
+      <w:r>
+        <w:t xml:space="preserve">version of the manuscript.</w:t>
       </w:r>
     </w:p>
     <w:bookmarkEnd w:id="68"/>

--- a/manuscript/draft_mdpi.docx
+++ b/manuscript/draft_mdpi.docx
@@ -7,7 +7,7 @@
         <w:pStyle w:val="Title"/>
       </w:pPr>
       <w:r>
-        <w:t xml:space="preserve">Predicting Tidal-Sampling Bias of Sun-Synchronous Satellites from Overpass Phase: Theory and Validation on Macrotidal Coasts</w:t>
+        <w:t xml:space="preserve">A Gauge-Free Predictive Model for the Tidal-Sampling Bias of Sun-Synchronous Satellites, Validated on Macrotidal Tidal Flats</w:t>
       </w:r>
     </w:p>
     <w:p>
@@ -48,7 +48,7 @@
           <w:i/>
           <w:iCs/>
         </w:rPr>
-        <w:t xml:space="preserve">Remote Sensing</w:t>
+        <w:t xml:space="preserve">Journal of Marine Science and Engineering</w:t>
       </w:r>
       <w:r>
         <w:t xml:space="preserve"> </w:t>
@@ -163,7 +163,7 @@
         <w:t xml:space="preserve"> </w:t>
       </w:r>
       <w:r>
-        <w:t xml:space="preserve">the mean cosine of the overpass tide phase, and validate it over the macrotidal Korean coast using 5,082 cloud-screened Landsat-8/9 and Sentinel-2 acquisitions (2020–2024) at five tidal flats against hourly tide-gauge observations. Sun-synchronous satellites sample only 70–80 % of the astronomical tidal envelope, systematically missing one extremity. The resulting mean bias has opposite signs on the macrotidal west coast (low-tide bias) and the southern amphidromic coast (high-tide bias). A single slope</w:t>
+        <w:t xml:space="preserve">the mean cosine of the overpass tide phase, and validate it over the macrotidal Korean coast using 5,082 Landsat-8/9 and Sentinel-2 acquisitions at five tidal flats against hourly tide gauges. Sun-synchronous satellites sample only 60–80 % of the astronomical tidal envelope, missing one extremity. The resulting mean bias has opposite signs on the macrotidal west coast (low-tide bias) and the southern amphidromic coast (high-tide bias). A single slope</w:t>
       </w:r>
       <w:r>
         <w:t xml:space="preserve"> </w:t>
@@ -212,7 +212,7 @@
         </m:r>
       </m:oMath>
       <w:r>
-        <w:t xml:space="preserve">) and is recovered from the global FES2022b tide model alone (</w:t>
+        <w:t xml:space="preserve">) and is reproduced from the global FES2022b model alone (</w:t>
       </w:r>
       <m:oMath>
         <m:sSup>
@@ -238,7 +238,7 @@
         </m:r>
       </m:oMath>
       <w:r>
-        <w:t xml:space="preserve">), enabling correction without local gauge data. The bias yields an elevation-domain RMSE of 0.36–1.09 m and unsampled intertidal bands up to 2.5 km wide; because all optical missions cluster near 10:30 local solar time, only phase-orthogonal radar — not higher optical revisit frequency — can close the gap.</w:t>
+        <w:t xml:space="preserve">), enabling a gauge-free correction — though the global model under-estimates the bias magnitude on resonant macrotidal coasts. The bias yields an elevation-domain RMSE of 0.36–1.09 m and unsampled intertidal bands up to 2.5 km wide; because all optical missions cluster near 10:30 local solar time, only phase-orthogonal radar (at a different local solar time) — not higher optical revisit frequency — can close the gap.</w:t>
       </w:r>
     </w:p>
     <w:p>
@@ -285,13 +285,516 @@
         <w:t xml:space="preserve">* Correspondence: tysong@haebomdata.com (T.S.)</w:t>
       </w:r>
     </w:p>
-    <w:bookmarkStart w:id="9" w:name="highlights"/>
+    <w:p>
+      <w:pPr>
+        <w:pStyle w:val="BodyText"/>
+      </w:pPr>
+      <w:r>
+        <w:rPr>
+          <w:b/>
+          <w:bCs/>
+        </w:rPr>
+        <w:t xml:space="preserve">Keywords:</w:t>
+      </w:r>
+      <w:r>
+        <w:t xml:space="preserve"> </w:t>
+      </w:r>
+      <w:r>
+        <w:t xml:space="preserve">tidal flat; intertidal DEM; waterline method; tidal aliasing; sun-synchronous orbit; amphidromic system</w:t>
+      </w:r>
+    </w:p>
+    <w:bookmarkStart w:id="14" w:name="introduction"/>
     <w:p>
       <w:pPr>
         <w:pStyle w:val="Heading2"/>
       </w:pPr>
       <w:r>
-        <w:t xml:space="preserve">Highlights</w:t>
+        <w:t xml:space="preserve">1. Introduction</w:t>
+      </w:r>
+    </w:p>
+    <w:bookmarkStart w:id="9" w:name="Xd1a01b4ce11f7729bcfcb51ec49e659ad6c316f"/>
+    <w:p>
+      <w:pPr>
+        <w:pStyle w:val="Heading3"/>
+      </w:pPr>
+      <w:r>
+        <w:t xml:space="preserve">1.1 Tidal flats and the need for vertical reference</w:t>
+      </w:r>
+    </w:p>
+    <w:p>
+      <w:pPr>
+        <w:pStyle w:val="FirstParagraph"/>
+      </w:pPr>
+      <w:r>
+        <w:t xml:space="preserve">Tidal flats are among the largest, most biologically productive, and economically important coastal ecosystems on Earth</w:t>
+      </w:r>
+      <w:r>
+        <w:t xml:space="preserve"> </w:t>
+      </w:r>
+      <w:r>
+        <w:t xml:space="preserve">[1,2]</w:t>
+      </w:r>
+      <w:r>
+        <w:t xml:space="preserve">. They store carbon, support shellfish economies, host migratory shorebirds, and protect inland areas from storm surges. Mapping their spatial extent and morphology is a precondition for managing coastal change, sea-level rise impact, aquaculture zoning, and ecological monitoring. Because tidal flats are submerged for a large fraction of every day, they cannot be surveyed by conventional optical or LiDAR techniques alone — observations must be coordinated with the tidal stage.</w:t>
+      </w:r>
+    </w:p>
+    <w:p>
+      <w:pPr>
+        <w:pStyle w:val="BodyText"/>
+      </w:pPr>
+      <w:r>
+        <w:t xml:space="preserve">A Digital Elevation Model (DEM) is the most useful single product over tidal flats because it (i) defines the inundation/exposure schedule of every pixel, (ii) supplies the baseline for monitoring vertical change due to deposition, erosion, or sea-level rise, and (iii) supports hydrodynamic modelling. Aerial LiDAR can in principle deliver a centimetre-precision DEM, but coverage is sparse, expensive, and rarely repeated in time. Spaceborne ICESat-2 laser altimetry now provides repeatable, centimetre-level intertidal elevation control over tidal flats, although its sparse, discontinuous ground tracks limit standalone DEM density</w:t>
+      </w:r>
+      <w:r>
+        <w:t xml:space="preserve"> </w:t>
+      </w:r>
+      <w:r>
+        <w:t xml:space="preserve">[3]</w:t>
+      </w:r>
+      <w:r>
+        <w:t xml:space="preserve">.</w:t>
+      </w:r>
+    </w:p>
+    <w:bookmarkEnd w:id="9"/>
+    <w:bookmarkStart w:id="10" w:name="the-waterline-method"/>
+    <w:p>
+      <w:pPr>
+        <w:pStyle w:val="Heading3"/>
+      </w:pPr>
+      <w:r>
+        <w:t xml:space="preserve">1.2 The waterline method</w:t>
+      </w:r>
+    </w:p>
+    <w:p>
+      <w:pPr>
+        <w:pStyle w:val="FirstParagraph"/>
+      </w:pPr>
+      <w:r>
+        <w:t xml:space="preserve">The most widely used satellite-based alternative is the</w:t>
+      </w:r>
+      <w:r>
+        <w:t xml:space="preserve"> </w:t>
+      </w:r>
+      <w:r>
+        <w:rPr>
+          <w:b/>
+          <w:bCs/>
+        </w:rPr>
+        <w:t xml:space="preserve">waterline method</w:t>
+      </w:r>
+      <w:r>
+        <w:t xml:space="preserve"> </w:t>
+      </w:r>
+      <w:r>
+        <w:t xml:space="preserve">[4–6]</w:t>
+      </w:r>
+      <w:r>
+        <w:t xml:space="preserve">. In its simplest form: each cloud-free satellite image taken at acquisition time</w:t>
+      </w:r>
+      <w:r>
+        <w:t xml:space="preserve"> </w:t>
+      </w:r>
+      <m:oMath>
+        <m:r>
+          <m:t>t</m:t>
+        </m:r>
+      </m:oMath>
+      <w:r>
+        <w:t xml:space="preserve"> </w:t>
+      </w:r>
+      <w:r>
+        <w:t xml:space="preserve">delineates a shoreline (the land–water boundary) that is, by definition, the iso-elevation contour</w:t>
+      </w:r>
+      <w:r>
+        <w:t xml:space="preserve"> </w:t>
+      </w:r>
+      <m:oMath>
+        <m:r>
+          <m:t>z</m:t>
+        </m:r>
+        <m:r>
+          <m:rPr>
+            <m:sty m:val="p"/>
+          </m:rPr>
+          <m:t>=</m:t>
+        </m:r>
+        <m:r>
+          <m:t>η</m:t>
+        </m:r>
+        <m:r>
+          <m:rPr>
+            <m:sty m:val="p"/>
+          </m:rPr>
+          <m:t>(</m:t>
+        </m:r>
+        <m:r>
+          <m:t>t</m:t>
+        </m:r>
+        <m:r>
+          <m:rPr>
+            <m:sty m:val="p"/>
+          </m:rPr>
+          <m:t>)</m:t>
+        </m:r>
+      </m:oMath>
+      <w:r>
+        <w:t xml:space="preserve">, where</w:t>
+      </w:r>
+      <w:r>
+        <w:t xml:space="preserve"> </w:t>
+      </w:r>
+      <m:oMath>
+        <m:r>
+          <m:t>η</m:t>
+        </m:r>
+      </m:oMath>
+      <w:r>
+        <w:t xml:space="preserve"> </w:t>
+      </w:r>
+      <w:r>
+        <w:t xml:space="preserve">is the tide height referenced to a benchmark datum at the nearest gauge. Stacking many waterlines from images at different tidal stages discretises the intertidal hypsometric curve, which is then interpolated into a DEM. Variants of this approach underpin the Digital Earth Australia Intertidal product</w:t>
+      </w:r>
+      <w:r>
+        <w:t xml:space="preserve"> </w:t>
+      </w:r>
+      <w:r>
+        <w:t xml:space="preserve">[7,8]</w:t>
+      </w:r>
+      <w:r>
+        <w:t xml:space="preserve">, with the sub-pixel accuracy and index sensitivity of the waterline extraction itself characterised by Bishop-Taylor et al.</w:t>
+      </w:r>
+      <w:r>
+        <w:t xml:space="preserve"> </w:t>
+      </w:r>
+      <w:r>
+        <w:t xml:space="preserve">[9]</w:t>
+      </w:r>
+      <w:r>
+        <w:t xml:space="preserve">, and a growing global literature</w:t>
+      </w:r>
+      <w:r>
+        <w:t xml:space="preserve"> </w:t>
+      </w:r>
+      <w:r>
+        <w:t xml:space="preserve">[10–13]</w:t>
+      </w:r>
+      <w:r>
+        <w:t xml:space="preserve">. A complementary line of work derives intertidal elevation more directly, combining ICESat-2 laser altimetry with optical or SAR waterlines to anchor the vertical reference</w:t>
+      </w:r>
+      <w:r>
+        <w:t xml:space="preserve"> </w:t>
+      </w:r>
+      <w:r>
+        <w:t xml:space="preserve">[14,15]</w:t>
+      </w:r>
+      <w:r>
+        <w:t xml:space="preserve">.</w:t>
+      </w:r>
+    </w:p>
+    <w:p>
+      <w:pPr>
+        <w:pStyle w:val="BodyText"/>
+      </w:pPr>
+      <w:r>
+        <w:t xml:space="preserve">The accuracy of a waterline DEM depends critically on the</w:t>
+      </w:r>
+      <w:r>
+        <w:t xml:space="preserve"> </w:t>
+      </w:r>
+      <w:r>
+        <w:rPr>
+          <w:i/>
+          <w:iCs/>
+        </w:rPr>
+        <w:t xml:space="preserve">sampling of the tidal range</w:t>
+      </w:r>
+      <w:r>
+        <w:t xml:space="preserve"> </w:t>
+      </w:r>
+      <w:r>
+        <w:t xml:space="preserve">by the available imagery. If imagery is acquired across the full tide cycle with uniform statistical density, the discretisation error is set only by the temporal spacing of the images and by the interpolation method. If, however, satellites systematically miss part of the cycle, the missed elevation band is irrecoverable: no amount of additional imagery acquired at the same time-of-day can fill it.</w:t>
+      </w:r>
+    </w:p>
+    <w:bookmarkEnd w:id="10"/>
+    <w:bookmarkStart w:id="11" w:name="X11bde4e8259b88479e4da3f21efa0d3065be653"/>
+    <w:p>
+      <w:pPr>
+        <w:pStyle w:val="Heading3"/>
+      </w:pPr>
+      <w:r>
+        <w:t xml:space="preserve">1.3 Tidal aliasing: recognised qualitatively, not yet predictable</w:t>
+      </w:r>
+    </w:p>
+    <w:p>
+      <w:pPr>
+        <w:pStyle w:val="FirstParagraph"/>
+      </w:pPr>
+      <w:r>
+        <w:t xml:space="preserve">Sun-synchronous orbits place all major Earth-observing optical satellites at near-fixed</w:t>
+      </w:r>
+      <w:r>
+        <w:t xml:space="preserve"> </w:t>
+      </w:r>
+      <w:r>
+        <w:rPr>
+          <w:i/>
+          <w:iCs/>
+        </w:rPr>
+        <w:t xml:space="preserve">local solar times</w:t>
+      </w:r>
+      <w:r>
+        <w:t xml:space="preserve">. The Landsat-8/9 and Sentinel-2 missions all descend across the equator at a local solar time of</w:t>
+      </w:r>
+      <w:r>
+        <w:t xml:space="preserve"> </w:t>
+      </w:r>
+      <m:oMath>
+        <m:r>
+          <m:rPr>
+            <m:sty m:val="p"/>
+          </m:rPr>
+          <m:t>≈</m:t>
+        </m:r>
+      </m:oMath>
+      <w:r>
+        <w:t xml:space="preserve"> </w:t>
+      </w:r>
+      <w:r>
+        <w:t xml:space="preserve">10:00–10:30, drifting only by a few minutes per year. Because the dominant semi-diurnal tidal constituent (</w:t>
+      </w:r>
+      <m:oMath>
+        <m:sSub>
+          <m:e>
+            <m:r>
+              <m:t>M</m:t>
+            </m:r>
+          </m:e>
+          <m:sub>
+            <m:r>
+              <m:t>2</m:t>
+            </m:r>
+          </m:sub>
+        </m:sSub>
+      </m:oMath>
+      <w:r>
+        <w:t xml:space="preserve">, period 12.42 h) is not a simple fraction of the solar day, satellite imagery samples the tide at an interval that is incommensurate with the diurnal cycle: each successive overpass at the same site occurs at a slightly different tidal phase, but only in a narrow time-of-day window. Bishop-Taylor et al.</w:t>
+      </w:r>
+      <w:r>
+        <w:t xml:space="preserve"> </w:t>
+      </w:r>
+      <w:r>
+        <w:t xml:space="preserve">[8]</w:t>
+      </w:r>
+      <w:r>
+        <w:t xml:space="preserve"> </w:t>
+      </w:r>
+      <w:r>
+        <w:t xml:space="preserve">documented the resulting</w:t>
+      </w:r>
+      <w:r>
+        <w:t xml:space="preserve"> </w:t>
+      </w:r>
+      <w:r>
+        <w:rPr>
+          <w:i/>
+          <w:iCs/>
+        </w:rPr>
+        <w:t xml:space="preserve">tidal aliasing</w:t>
+      </w:r>
+      <w:r>
+        <w:t xml:space="preserve"> </w:t>
+      </w:r>
+      <w:r>
+        <w:t xml:space="preserve">for the Digital Earth Australia Intertidal product, introducing spread and low-/high-tide offset indices that show satellite-sampled tide-height distributions to exhibit a non-zero mean bias and a truncated range relative to the underlying tidal cycle; the open-source eo-tides package</w:t>
+      </w:r>
+      <w:r>
+        <w:t xml:space="preserve"> </w:t>
+      </w:r>
+      <w:r>
+        <w:t xml:space="preserve">[16]</w:t>
+      </w:r>
+      <w:r>
+        <w:t xml:space="preserve"> </w:t>
+      </w:r>
+      <w:r>
+        <w:t xml:space="preserve">has since made the diagnostic accessible at global scale. Sent et al.</w:t>
+      </w:r>
+      <w:r>
+        <w:t xml:space="preserve"> </w:t>
+      </w:r>
+      <w:r>
+        <w:t xml:space="preserve">[17]</w:t>
+      </w:r>
+      <w:r>
+        <w:t xml:space="preserve"> </w:t>
+      </w:r>
+      <w:r>
+        <w:t xml:space="preserve">documented an analogous optical-sensor aliasing in the macrotidal Tagus estuary, Portugal, where Sentinel-2 turbidity retrievals are over-represented at spring low tide and under-represented at neap high tide. Despite these recognitions, no closed-form</w:t>
+      </w:r>
+      <w:r>
+        <w:t xml:space="preserve"> </w:t>
+      </w:r>
+      <w:r>
+        <w:rPr>
+          <w:i/>
+          <w:iCs/>
+        </w:rPr>
+        <w:t xml:space="preserve">a priori</w:t>
+      </w:r>
+      <w:r>
+        <w:t xml:space="preserve"> </w:t>
+      </w:r>
+      <w:r>
+        <w:t xml:space="preserve">model linking the local tide phase at overpass time to a predictable bias amplitude has been proposed.</w:t>
+      </w:r>
+    </w:p>
+    <w:p>
+      <w:pPr>
+        <w:pStyle w:val="BodyText"/>
+      </w:pPr>
+      <w:r>
+        <w:t xml:space="preserve">In the Korean context, the</w:t>
+      </w:r>
+      <w:r>
+        <w:t xml:space="preserve"> </w:t>
+      </w:r>
+      <w:r>
+        <w:rPr>
+          <w:i/>
+          <w:iCs/>
+        </w:rPr>
+        <w:t xml:space="preserve">altimetry-domain</w:t>
+      </w:r>
+      <w:r>
+        <w:t xml:space="preserve"> </w:t>
+      </w:r>
+      <w:r>
+        <w:t xml:space="preserve">analogue of this phenomenon was reported by Lee, K. et al.</w:t>
+      </w:r>
+      <w:r>
+        <w:t xml:space="preserve"> </w:t>
+      </w:r>
+      <w:r>
+        <w:t xml:space="preserve">[18]</w:t>
+      </w:r>
+      <w:r>
+        <w:t xml:space="preserve">, who showed that ocean-tide-corrected satellite-altimetry sea-level anomalies near Incheon are sampled preferentially at low tide in the early 1990s and at high tide in 2013–2017, inflating multi-mission sea-level-rise trends by up to approximately 30 mm</w:t>
+      </w:r>
+      <w:r>
+        <w:t xml:space="preserve"> </w:t>
+      </w:r>
+      <m:oMath>
+        <m:r>
+          <m:rPr>
+            <m:sty m:val="p"/>
+          </m:rPr>
+          <m:t>⋅</m:t>
+        </m:r>
+      </m:oMath>
+      <w:r>
+        <w:t xml:space="preserve"> </w:t>
+      </w:r>
+      <w:r>
+        <w:t xml:space="preserve">yr</w:t>
+      </w:r>
+      <m:oMath>
+        <m:sSup>
+          <m:e>
+            <m:r>
+              <m:t>​</m:t>
+            </m:r>
+          </m:e>
+          <m:sup>
+            <m:r>
+              <m:rPr>
+                <m:sty m:val="p"/>
+              </m:rPr>
+              <m:t>−</m:t>
+            </m:r>
+            <m:r>
+              <m:t>1</m:t>
+            </m:r>
+          </m:sup>
+        </m:sSup>
+      </m:oMath>
+      <w:r>
+        <w:t xml:space="preserve"> </w:t>
+      </w:r>
+      <w:r>
+        <w:t xml:space="preserve">before correction. That study, however, addresses the</w:t>
+      </w:r>
+      <w:r>
+        <w:t xml:space="preserve"> </w:t>
+      </w:r>
+      <w:r>
+        <w:rPr>
+          <w:i/>
+          <w:iCs/>
+        </w:rPr>
+        <w:t xml:space="preserve">temporal</w:t>
+      </w:r>
+      <w:r>
+        <w:t xml:space="preserve"> </w:t>
+      </w:r>
+      <w:r>
+        <w:t xml:space="preserve">drift of the sampling phase within a single altimetry footprint; here we address the</w:t>
+      </w:r>
+      <w:r>
+        <w:t xml:space="preserve"> </w:t>
+      </w:r>
+      <w:r>
+        <w:rPr>
+          <w:i/>
+          <w:iCs/>
+        </w:rPr>
+        <w:t xml:space="preserve">spatial</w:t>
+      </w:r>
+      <w:r>
+        <w:t xml:space="preserve"> </w:t>
+      </w:r>
+      <w:r>
+        <w:t xml:space="preserve">counterpart for the optical-waterline workflow.</w:t>
+      </w:r>
+    </w:p>
+    <w:p>
+      <w:pPr>
+        <w:pStyle w:val="BodyText"/>
+      </w:pPr>
+      <w:r>
+        <w:t xml:space="preserve">Operationally, the same truncation has been recognised empirically: recent multi-sensor waterline DEM studies on the Korean west coast report that Landsat-8/9 and Sentinel-2 systematically miss the upper intertidal while Sentinel-1 SAR systematically misses the lower intertidal, and that a hybrid optical+SAR collection reaches a stable DEM only after a minimum multi-month observation window</w:t>
+      </w:r>
+      <w:r>
+        <w:t xml:space="preserve"> </w:t>
+      </w:r>
+      <w:r>
+        <w:t xml:space="preserve">[19]</w:t>
+      </w:r>
+      <w:r>
+        <w:t xml:space="preserve">. The</w:t>
+      </w:r>
+      <w:r>
+        <w:t xml:space="preserve"> </w:t>
+      </w:r>
+      <w:r>
+        <w:rPr>
+          <w:i/>
+          <w:iCs/>
+        </w:rPr>
+        <w:t xml:space="preserve">physical reason</w:t>
+      </w:r>
+      <w:r>
+        <w:t xml:space="preserve"> </w:t>
+      </w:r>
+      <w:r>
+        <w:t xml:space="preserve">for that empirical threshold — and for the directional asymmetry of the per-sensor truncation — has not been derived from first principles.</w:t>
+      </w:r>
+    </w:p>
+    <w:p>
+      <w:pPr>
+        <w:pStyle w:val="BodyText"/>
+      </w:pPr>
+      <w:r>
+        <w:t xml:space="preserve">Three open questions remain:</w:t>
       </w:r>
     </w:p>
     <w:p>
@@ -303,57 +806,11 @@
         </w:numPr>
       </w:pPr>
       <w:r>
-        <w:t xml:space="preserve">Closed-form bias =</w:t>
-      </w:r>
-      <w:r>
-        <w:t xml:space="preserve"> </w:t>
-      </w:r>
-      <m:oMath>
-        <m:r>
-          <m:t>β</m:t>
-        </m:r>
-        <m:r>
-          <m:rPr>
-            <m:sty m:val="p"/>
-          </m:rPr>
-          <m:t>⋅</m:t>
-        </m:r>
-        <m:r>
-          <m:t>A</m:t>
-        </m:r>
-        <m:r>
-          <m:rPr>
-            <m:sty m:val="p"/>
-          </m:rPr>
-          <m:t>⋅</m:t>
-        </m:r>
-        <m:r>
-          <m:rPr>
-            <m:sty m:val="p"/>
-          </m:rPr>
-          <m:t>⟨</m:t>
-        </m:r>
-        <m:r>
-          <m:rPr>
-            <m:sty m:val="p"/>
-          </m:rPr>
-          <m:t>cos</m:t>
-        </m:r>
-        <m:r>
-          <m:t>θ</m:t>
-        </m:r>
-        <m:r>
-          <m:rPr>
-            <m:sty m:val="p"/>
-          </m:rPr>
-          <m:t>⟩</m:t>
-        </m:r>
-      </m:oMath>
-      <w:r>
-        <w:t xml:space="preserve"> </w:t>
-      </w:r>
-      <w:r>
-        <w:t xml:space="preserve">explains 98 % of cross-sensor variance</w:t>
+        <w:rPr>
+          <w:b/>
+          <w:bCs/>
+        </w:rPr>
+        <w:t xml:space="preserve">Is the bias systematic and predictable, or noisy and idiosyncratic?</w:t>
       </w:r>
     </w:p>
     <w:p>
@@ -365,7 +822,11 @@
         </w:numPr>
       </w:pPr>
       <w:r>
-        <w:t xml:space="preserve">Bipolar tide-bias sign reverses across the Korean amphidromic phase gradient</w:t>
+        <w:rPr>
+          <w:b/>
+          <w:bCs/>
+        </w:rPr>
+        <w:t xml:space="preserve">How does the bias vary across regional amphidromic phase gradients?</w:t>
       </w:r>
     </w:p>
     <w:p>
@@ -374,617 +835,6 @@
         <w:numPr>
           <w:ilvl w:val="0"/>
           <w:numId w:val="1001"/>
-        </w:numPr>
-      </w:pPr>
-      <m:oMath>
-        <m:r>
-          <m:t>β</m:t>
-        </m:r>
-        <m:r>
-          <m:rPr>
-            <m:sty m:val="p"/>
-          </m:rPr>
-          <m:t>&gt;</m:t>
-        </m:r>
-        <m:r>
-          <m:t>1</m:t>
-        </m:r>
-      </m:oMath>
-      <w:r>
-        <w:t xml:space="preserve"> </w:t>
-      </w:r>
-      <w:r>
-        <w:t xml:space="preserve">decomposes into a spring–neap × overpass-phase covariance diagnostic</w:t>
-      </w:r>
-    </w:p>
-    <w:p>
-      <w:pPr>
-        <w:pStyle w:val="Compact"/>
-        <w:numPr>
-          <w:ilvl w:val="0"/>
-          <w:numId w:val="1001"/>
-        </w:numPr>
-      </w:pPr>
-      <w:r>
-        <w:t xml:space="preserve">FES2022b global model reproduces the fit; no local tide-gauge data required</w:t>
-      </w:r>
-    </w:p>
-    <w:p>
-      <w:pPr>
-        <w:pStyle w:val="Compact"/>
-        <w:numPr>
-          <w:ilvl w:val="0"/>
-          <w:numId w:val="1001"/>
-        </w:numPr>
-      </w:pPr>
-      <w:r>
-        <w:t xml:space="preserve">Yields 0.4–1.1 m DEM error and up to 2.5 km of permanently unsampled flats</w:t>
-      </w:r>
-    </w:p>
-    <w:p>
-      <w:pPr>
-        <w:pStyle w:val="FirstParagraph"/>
-      </w:pPr>
-      <w:r>
-        <w:rPr>
-          <w:b/>
-          <w:bCs/>
-        </w:rPr>
-        <w:t xml:space="preserve">Keywords:</w:t>
-      </w:r>
-      <w:r>
-        <w:t xml:space="preserve"> </w:t>
-      </w:r>
-      <w:r>
-        <w:t xml:space="preserve">tidal flat; intertidal DEM; waterline method; tidal aliasing; sun-synchronous orbit; amphidromic system</w:t>
-      </w:r>
-    </w:p>
-    <w:bookmarkEnd w:id="9"/>
-    <w:bookmarkStart w:id="15" w:name="introduction"/>
-    <w:p>
-      <w:pPr>
-        <w:pStyle w:val="Heading2"/>
-      </w:pPr>
-      <w:r>
-        <w:t xml:space="preserve">1. Introduction</w:t>
-      </w:r>
-    </w:p>
-    <w:bookmarkStart w:id="10" w:name="Xd1a01b4ce11f7729bcfcb51ec49e659ad6c316f"/>
-    <w:p>
-      <w:pPr>
-        <w:pStyle w:val="Heading3"/>
-      </w:pPr>
-      <w:r>
-        <w:t xml:space="preserve">1.1 Tidal flats and the need for vertical reference</w:t>
-      </w:r>
-    </w:p>
-    <w:p>
-      <w:pPr>
-        <w:pStyle w:val="FirstParagraph"/>
-      </w:pPr>
-      <w:r>
-        <w:t xml:space="preserve">Tidal flats are among the largest, most biologically productive, and economically important coastal ecosystems on Earth</w:t>
-      </w:r>
-      <w:r>
-        <w:t xml:space="preserve"> </w:t>
-      </w:r>
-      <w:r>
-        <w:t xml:space="preserve">[1,2]</w:t>
-      </w:r>
-      <w:r>
-        <w:t xml:space="preserve">. They store carbon, support shellfish economies, host migratory shorebirds, and protect inland areas from storm surges. Mapping their spatial extent and morphology is a precondition for managing coastal change, sea-level rise impact, aquaculture zoning, and ecological monitoring. Because tidal flats are submerged for a large fraction of every day, they cannot be surveyed by conventional optical or LiDAR techniques alone — observations must be coordinated with the tidal stage.</w:t>
-      </w:r>
-    </w:p>
-    <w:p>
-      <w:pPr>
-        <w:pStyle w:val="BodyText"/>
-      </w:pPr>
-      <w:r>
-        <w:t xml:space="preserve">A Digital Elevation Model (DEM) is the most useful single product over tidal flats because it (i) defines the inundation/exposure schedule of every pixel, (ii) supplies the baseline for monitoring vertical change due to deposition, erosion, or sea-level rise, and (iii) supports hydrodynamic modelling. Aerial LiDAR can in principle deliver a centimetre-precision DEM, but coverage is sparse, expensive, and rarely repeated in time. Spaceborne ICESat-2 laser altimetry now provides repeatable, centimetre-level intertidal elevation control over tidal flats, although its sparse, discontinuous ground tracks limit standalone DEM density</w:t>
-      </w:r>
-      <w:r>
-        <w:t xml:space="preserve"> </w:t>
-      </w:r>
-      <w:r>
-        <w:t xml:space="preserve">[3]</w:t>
-      </w:r>
-      <w:r>
-        <w:t xml:space="preserve">.</w:t>
-      </w:r>
-    </w:p>
-    <w:bookmarkEnd w:id="10"/>
-    <w:bookmarkStart w:id="11" w:name="the-waterline-method"/>
-    <w:p>
-      <w:pPr>
-        <w:pStyle w:val="Heading3"/>
-      </w:pPr>
-      <w:r>
-        <w:t xml:space="preserve">1.2 The waterline method</w:t>
-      </w:r>
-    </w:p>
-    <w:p>
-      <w:pPr>
-        <w:pStyle w:val="FirstParagraph"/>
-      </w:pPr>
-      <w:r>
-        <w:t xml:space="preserve">The most widely used satellite-based alternative is the</w:t>
-      </w:r>
-      <w:r>
-        <w:t xml:space="preserve"> </w:t>
-      </w:r>
-      <w:r>
-        <w:rPr>
-          <w:b/>
-          <w:bCs/>
-        </w:rPr>
-        <w:t xml:space="preserve">waterline method</w:t>
-      </w:r>
-      <w:r>
-        <w:t xml:space="preserve"> </w:t>
-      </w:r>
-      <w:r>
-        <w:t xml:space="preserve">[4–6]</w:t>
-      </w:r>
-      <w:r>
-        <w:t xml:space="preserve">. In its simplest form: each cloud-free satellite image taken at acquisition time</w:t>
-      </w:r>
-      <w:r>
-        <w:t xml:space="preserve"> </w:t>
-      </w:r>
-      <m:oMath>
-        <m:r>
-          <m:t>t</m:t>
-        </m:r>
-      </m:oMath>
-      <w:r>
-        <w:t xml:space="preserve"> </w:t>
-      </w:r>
-      <w:r>
-        <w:t xml:space="preserve">delineates a shoreline (the land–water boundary) that is, by definition, the iso-elevation contour</w:t>
-      </w:r>
-      <w:r>
-        <w:t xml:space="preserve"> </w:t>
-      </w:r>
-      <m:oMath>
-        <m:r>
-          <m:t>z</m:t>
-        </m:r>
-        <m:r>
-          <m:rPr>
-            <m:sty m:val="p"/>
-          </m:rPr>
-          <m:t>=</m:t>
-        </m:r>
-        <m:r>
-          <m:t>η</m:t>
-        </m:r>
-        <m:r>
-          <m:rPr>
-            <m:sty m:val="p"/>
-          </m:rPr>
-          <m:t>(</m:t>
-        </m:r>
-        <m:r>
-          <m:t>t</m:t>
-        </m:r>
-        <m:r>
-          <m:rPr>
-            <m:sty m:val="p"/>
-          </m:rPr>
-          <m:t>)</m:t>
-        </m:r>
-      </m:oMath>
-      <w:r>
-        <w:t xml:space="preserve">, where</w:t>
-      </w:r>
-      <w:r>
-        <w:t xml:space="preserve"> </w:t>
-      </w:r>
-      <m:oMath>
-        <m:r>
-          <m:t>η</m:t>
-        </m:r>
-      </m:oMath>
-      <w:r>
-        <w:t xml:space="preserve"> </w:t>
-      </w:r>
-      <w:r>
-        <w:t xml:space="preserve">is the tide height referenced to a benchmark datum at the nearest gauge. Stacking many waterlines from images at different tidal stages discretises the intertidal hypsometric curve, which is then interpolated into a DEM. Variants of this approach underpin the Digital Earth Australia Intertidal product</w:t>
-      </w:r>
-      <w:r>
-        <w:t xml:space="preserve"> </w:t>
-      </w:r>
-      <w:r>
-        <w:t xml:space="preserve">[7,8]</w:t>
-      </w:r>
-      <w:r>
-        <w:t xml:space="preserve">, with the sub-pixel accuracy and index sensitivity of the waterline extraction itself characterised by Bishop-Taylor et al.</w:t>
-      </w:r>
-      <w:r>
-        <w:t xml:space="preserve"> </w:t>
-      </w:r>
-      <w:r>
-        <w:t xml:space="preserve">[9]</w:t>
-      </w:r>
-      <w:r>
-        <w:t xml:space="preserve">, and a growing global literature</w:t>
-      </w:r>
-      <w:r>
-        <w:t xml:space="preserve"> </w:t>
-      </w:r>
-      <w:r>
-        <w:t xml:space="preserve">[10–13]</w:t>
-      </w:r>
-      <w:r>
-        <w:t xml:space="preserve">. A complementary line of work derives intertidal elevation more directly, combining ICESat-2 laser altimetry with optical or SAR waterlines to anchor the vertical reference</w:t>
-      </w:r>
-      <w:r>
-        <w:t xml:space="preserve"> </w:t>
-      </w:r>
-      <w:r>
-        <w:t xml:space="preserve">[14,15]</w:t>
-      </w:r>
-      <w:r>
-        <w:t xml:space="preserve">.</w:t>
-      </w:r>
-    </w:p>
-    <w:p>
-      <w:pPr>
-        <w:pStyle w:val="BodyText"/>
-      </w:pPr>
-      <w:r>
-        <w:t xml:space="preserve">The accuracy of a waterline DEM depends critically on the</w:t>
-      </w:r>
-      <w:r>
-        <w:t xml:space="preserve"> </w:t>
-      </w:r>
-      <w:r>
-        <w:rPr>
-          <w:i/>
-          <w:iCs/>
-        </w:rPr>
-        <w:t xml:space="preserve">sampling of the tidal range</w:t>
-      </w:r>
-      <w:r>
-        <w:t xml:space="preserve"> </w:t>
-      </w:r>
-      <w:r>
-        <w:t xml:space="preserve">by the available imagery. If imagery is acquired across the full tide cycle with uniform statistical density, the discretisation error is set only by the temporal spacing of the images and by the interpolation method. If, however, satellites systematically miss part of the cycle, the missed elevation band is irrecoverable: no amount of additional imagery acquired at the same time-of-day can fill it.</w:t>
-      </w:r>
-    </w:p>
-    <w:bookmarkEnd w:id="11"/>
-    <w:bookmarkStart w:id="12" w:name="Xccf7598b0bf19529ddaa3cdc4203c6150a8dcfb"/>
-    <w:p>
-      <w:pPr>
-        <w:pStyle w:val="Heading3"/>
-      </w:pPr>
-      <w:r>
-        <w:t xml:space="preserve">1.3 Tidal aliasing: a recognised problem, incompletely quantified</w:t>
-      </w:r>
-    </w:p>
-    <w:p>
-      <w:pPr>
-        <w:pStyle w:val="FirstParagraph"/>
-      </w:pPr>
-      <w:r>
-        <w:t xml:space="preserve">Sun-synchronous orbits place all major Earth-observing optical satellites at near-fixed</w:t>
-      </w:r>
-      <w:r>
-        <w:t xml:space="preserve"> </w:t>
-      </w:r>
-      <w:r>
-        <w:rPr>
-          <w:i/>
-          <w:iCs/>
-        </w:rPr>
-        <w:t xml:space="preserve">local solar times</w:t>
-      </w:r>
-      <w:r>
-        <w:t xml:space="preserve">. The Landsat-8/9 and Sentinel-2 missions all descend across the equator at a local solar time of</w:t>
-      </w:r>
-      <w:r>
-        <w:t xml:space="preserve"> </w:t>
-      </w:r>
-      <m:oMath>
-        <m:r>
-          <m:rPr>
-            <m:sty m:val="p"/>
-          </m:rPr>
-          <m:t>≈</m:t>
-        </m:r>
-      </m:oMath>
-      <w:r>
-        <w:t xml:space="preserve"> </w:t>
-      </w:r>
-      <w:r>
-        <w:t xml:space="preserve">10:00–10:30, drifting only by a few minutes per year. Because the dominant semi-diurnal tidal constituent (</w:t>
-      </w:r>
-      <m:oMath>
-        <m:sSub>
-          <m:e>
-            <m:r>
-              <m:t>M</m:t>
-            </m:r>
-          </m:e>
-          <m:sub>
-            <m:r>
-              <m:t>2</m:t>
-            </m:r>
-          </m:sub>
-        </m:sSub>
-      </m:oMath>
-      <w:r>
-        <w:t xml:space="preserve">, period 12.42 h) is not a simple fraction of the solar day, satellite imagery samples the tide at an interval that is</w:t>
-      </w:r>
-      <w:r>
-        <w:t xml:space="preserve"> </w:t>
-      </w:r>
-      <w:r>
-        <w:rPr>
-          <w:b/>
-          <w:bCs/>
-        </w:rPr>
-        <w:t xml:space="preserve">incommensurate with the diurnal cycle</w:t>
-      </w:r>
-      <w:r>
-        <w:t xml:space="preserve">: each successive overpass at the same site occurs at a slightly different tidal phase, but only in a narrow time-of-day window. Bishop-Taylor et al.</w:t>
-      </w:r>
-      <w:r>
-        <w:t xml:space="preserve"> </w:t>
-      </w:r>
-      <w:r>
-        <w:t xml:space="preserve">[8]</w:t>
-      </w:r>
-      <w:r>
-        <w:t xml:space="preserve"> </w:t>
-      </w:r>
-      <w:r>
-        <w:t xml:space="preserve">documented the resulting</w:t>
-      </w:r>
-      <w:r>
-        <w:t xml:space="preserve"> </w:t>
-      </w:r>
-      <w:r>
-        <w:rPr>
-          <w:i/>
-          <w:iCs/>
-        </w:rPr>
-        <w:t xml:space="preserve">tidal aliasing</w:t>
-      </w:r>
-      <w:r>
-        <w:t xml:space="preserve"> </w:t>
-      </w:r>
-      <w:r>
-        <w:t xml:space="preserve">for the Digital Earth Australia Intertidal product, introducing spread and low-/high-tide offset indices that show satellite-sampled tide-height distributions to exhibit a non-zero mean bias and a truncated range relative to the underlying tidal cycle; the open-source eo-tides package</w:t>
-      </w:r>
-      <w:r>
-        <w:t xml:space="preserve"> </w:t>
-      </w:r>
-      <w:r>
-        <w:t xml:space="preserve">[16]</w:t>
-      </w:r>
-      <w:r>
-        <w:t xml:space="preserve"> </w:t>
-      </w:r>
-      <w:r>
-        <w:t xml:space="preserve">has since made the diagnostic accessible at global scale. Sent et al.</w:t>
-      </w:r>
-      <w:r>
-        <w:t xml:space="preserve"> </w:t>
-      </w:r>
-      <w:r>
-        <w:t xml:space="preserve">[17]</w:t>
-      </w:r>
-      <w:r>
-        <w:t xml:space="preserve"> </w:t>
-      </w:r>
-      <w:r>
-        <w:t xml:space="preserve">documented an analogous optical-sensor aliasing in the macrotidal Tagus estuary, Portugal, where Sentinel-2 turbidity retrievals are over-represented at spring low tide and under-represented at neap high tide. Despite these recognitions, no closed-form</w:t>
-      </w:r>
-      <w:r>
-        <w:t xml:space="preserve"> </w:t>
-      </w:r>
-      <w:r>
-        <w:rPr>
-          <w:i/>
-          <w:iCs/>
-        </w:rPr>
-        <w:t xml:space="preserve">a priori</w:t>
-      </w:r>
-      <w:r>
-        <w:t xml:space="preserve"> </w:t>
-      </w:r>
-      <w:r>
-        <w:t xml:space="preserve">model linking the local tide phase at overpass time to a predictable bias amplitude has been proposed.</w:t>
-      </w:r>
-    </w:p>
-    <w:p>
-      <w:pPr>
-        <w:pStyle w:val="BodyText"/>
-      </w:pPr>
-      <w:r>
-        <w:t xml:space="preserve">In the Korean context, the</w:t>
-      </w:r>
-      <w:r>
-        <w:t xml:space="preserve"> </w:t>
-      </w:r>
-      <w:r>
-        <w:rPr>
-          <w:i/>
-          <w:iCs/>
-        </w:rPr>
-        <w:t xml:space="preserve">altimetry-domain</w:t>
-      </w:r>
-      <w:r>
-        <w:t xml:space="preserve"> </w:t>
-      </w:r>
-      <w:r>
-        <w:t xml:space="preserve">analogue of this phenomenon was reported by Lee, K. et al.</w:t>
-      </w:r>
-      <w:r>
-        <w:t xml:space="preserve"> </w:t>
-      </w:r>
-      <w:r>
-        <w:t xml:space="preserve">[18]</w:t>
-      </w:r>
-      <w:r>
-        <w:t xml:space="preserve">, who showed that ocean-tide-corrected satellite-altimetry sea-level anomalies near Incheon are sampled preferentially at low tide in the early 1990s and at high tide in 2013–2017, inflating multi-mission sea-level-rise trends by up to approximately 30 mm</w:t>
-      </w:r>
-      <w:r>
-        <w:t xml:space="preserve"> </w:t>
-      </w:r>
-      <m:oMath>
-        <m:r>
-          <m:rPr>
-            <m:sty m:val="p"/>
-          </m:rPr>
-          <m:t>⋅</m:t>
-        </m:r>
-      </m:oMath>
-      <w:r>
-        <w:t xml:space="preserve"> </w:t>
-      </w:r>
-      <w:r>
-        <w:t xml:space="preserve">yr</w:t>
-      </w:r>
-      <m:oMath>
-        <m:sSup>
-          <m:e>
-            <m:r>
-              <m:t>​</m:t>
-            </m:r>
-          </m:e>
-          <m:sup>
-            <m:r>
-              <m:rPr>
-                <m:sty m:val="p"/>
-              </m:rPr>
-              <m:t>−</m:t>
-            </m:r>
-            <m:r>
-              <m:t>1</m:t>
-            </m:r>
-          </m:sup>
-        </m:sSup>
-      </m:oMath>
-      <w:r>
-        <w:t xml:space="preserve"> </w:t>
-      </w:r>
-      <w:r>
-        <w:t xml:space="preserve">before correction. That study, however, addresses the</w:t>
-      </w:r>
-      <w:r>
-        <w:t xml:space="preserve"> </w:t>
-      </w:r>
-      <w:r>
-        <w:rPr>
-          <w:i/>
-          <w:iCs/>
-        </w:rPr>
-        <w:t xml:space="preserve">temporal</w:t>
-      </w:r>
-      <w:r>
-        <w:t xml:space="preserve"> </w:t>
-      </w:r>
-      <w:r>
-        <w:t xml:space="preserve">drift of the sampling phase within a single altimetry footprint; here we address the</w:t>
-      </w:r>
-      <w:r>
-        <w:t xml:space="preserve"> </w:t>
-      </w:r>
-      <w:r>
-        <w:rPr>
-          <w:i/>
-          <w:iCs/>
-        </w:rPr>
-        <w:t xml:space="preserve">spatial</w:t>
-      </w:r>
-      <w:r>
-        <w:t xml:space="preserve"> </w:t>
-      </w:r>
-      <w:r>
-        <w:t xml:space="preserve">counterpart for the optical-waterline workflow.</w:t>
-      </w:r>
-    </w:p>
-    <w:p>
-      <w:pPr>
-        <w:pStyle w:val="BodyText"/>
-      </w:pPr>
-      <w:r>
-        <w:t xml:space="preserve">Operationally, the same truncation has been recognised empirically: recent multi-sensor waterline DEM studies on the Korean west coast report that Landsat-8/9 and Sentinel-2 systematically miss the upper intertidal while Sentinel-1 SAR systematically misses the lower intertidal, and that a hybrid optical+SAR collection reaches a stable DEM only after a minimum multi-month observation window</w:t>
-      </w:r>
-      <w:r>
-        <w:t xml:space="preserve"> </w:t>
-      </w:r>
-      <w:r>
-        <w:t xml:space="preserve">[19]</w:t>
-      </w:r>
-      <w:r>
-        <w:t xml:space="preserve">. The</w:t>
-      </w:r>
-      <w:r>
-        <w:t xml:space="preserve"> </w:t>
-      </w:r>
-      <w:r>
-        <w:rPr>
-          <w:i/>
-          <w:iCs/>
-        </w:rPr>
-        <w:t xml:space="preserve">physical reason</w:t>
-      </w:r>
-      <w:r>
-        <w:t xml:space="preserve"> </w:t>
-      </w:r>
-      <w:r>
-        <w:t xml:space="preserve">for that empirical threshold — and for the directional asymmetry of the per-sensor truncation — has not been derived from first principles.</w:t>
-      </w:r>
-    </w:p>
-    <w:p>
-      <w:pPr>
-        <w:pStyle w:val="BodyText"/>
-      </w:pPr>
-      <w:r>
-        <w:t xml:space="preserve">Three open questions remain:</w:t>
-      </w:r>
-    </w:p>
-    <w:p>
-      <w:pPr>
-        <w:pStyle w:val="Compact"/>
-        <w:numPr>
-          <w:ilvl w:val="0"/>
-          <w:numId w:val="1002"/>
-        </w:numPr>
-      </w:pPr>
-      <w:r>
-        <w:rPr>
-          <w:b/>
-          <w:bCs/>
-        </w:rPr>
-        <w:t xml:space="preserve">Is the bias systematic and predictable, or noisy and idiosyncratic?</w:t>
-      </w:r>
-    </w:p>
-    <w:p>
-      <w:pPr>
-        <w:pStyle w:val="Compact"/>
-        <w:numPr>
-          <w:ilvl w:val="0"/>
-          <w:numId w:val="1002"/>
-        </w:numPr>
-      </w:pPr>
-      <w:r>
-        <w:rPr>
-          <w:b/>
-          <w:bCs/>
-        </w:rPr>
-        <w:t xml:space="preserve">How does the bias vary across regional amphidromic phase gradients?</w:t>
-      </w:r>
-    </w:p>
-    <w:p>
-      <w:pPr>
-        <w:pStyle w:val="Compact"/>
-        <w:numPr>
-          <w:ilvl w:val="0"/>
-          <w:numId w:val="1002"/>
         </w:numPr>
       </w:pPr>
       <w:r>
@@ -1132,7 +982,7 @@
               <w:pStyle w:val="Compact"/>
             </w:pPr>
             <w:r>
-              <w:t xml:space="preserve">Gomso Bay (W)</w:t>
+              <w:t xml:space="preserve">Gomso Bay, west coast</w:t>
             </w:r>
           </w:p>
         </w:tc>
@@ -1143,7 +993,7 @@
               <w:pStyle w:val="Compact"/>
             </w:pPr>
             <w:r>
-              <w:t xml:space="preserve">Landsat-TM</w:t>
+              <w:t xml:space="preserve">Landsat-5 TM</w:t>
             </w:r>
           </w:p>
         </w:tc>
@@ -1200,7 +1050,7 @@
               <w:pStyle w:val="Compact"/>
             </w:pPr>
             <w:r>
-              <w:t xml:space="preserve">Ganghwa-do (NW)</w:t>
+              <w:t xml:space="preserve">Ganghwa-do, northwest coast</w:t>
             </w:r>
           </w:p>
         </w:tc>
@@ -1211,7 +1061,7 @@
               <w:pStyle w:val="Compact"/>
             </w:pPr>
             <w:r>
-              <w:t xml:space="preserve">TanDEM-X (SAR InSAR)</w:t>
+              <w:t xml:space="preserve">TanDEM-X (InSAR)</w:t>
             </w:r>
           </w:p>
         </w:tc>
@@ -1268,7 +1118,7 @@
               <w:pStyle w:val="Compact"/>
             </w:pPr>
             <w:r>
-              <w:t xml:space="preserve">Ganghwa-do (NW)</w:t>
+              <w:t xml:space="preserve">Ganghwa-do, northwest coast</w:t>
             </w:r>
           </w:p>
         </w:tc>
@@ -1279,7 +1129,7 @@
               <w:pStyle w:val="Compact"/>
             </w:pPr>
             <w:r>
-              <w:t xml:space="preserve">TanDEM-X</w:t>
+              <w:t xml:space="preserve">TanDEM-X (InSAR)</w:t>
             </w:r>
           </w:p>
         </w:tc>
@@ -1290,7 +1140,7 @@
               <w:pStyle w:val="Compact"/>
             </w:pPr>
             <w:r>
-              <w:t xml:space="preserve">InSAR phase, public service</w:t>
+              <w:t xml:space="preserve">InSAR phase</w:t>
             </w:r>
           </w:p>
         </w:tc>
@@ -1301,7 +1151,7 @@
               <w:pStyle w:val="Compact"/>
             </w:pPr>
             <w:r>
-              <w:t xml:space="preserve">High-resolution DEM product</w:t>
+              <w:t xml:space="preserve">Operational high-resolution DEM product</w:t>
             </w:r>
           </w:p>
         </w:tc>
@@ -1336,7 +1186,7 @@
               <w:pStyle w:val="Compact"/>
             </w:pPr>
             <w:r>
-              <w:t xml:space="preserve">Incheon, regional</w:t>
+              <w:t xml:space="preserve">Incheon, northwest coast</w:t>
             </w:r>
           </w:p>
         </w:tc>
@@ -1347,7 +1197,7 @@
               <w:pStyle w:val="Compact"/>
             </w:pPr>
             <w:r>
-              <w:t xml:space="preserve">Multi-mission altimetry (T/P–Jason, Cryosat)</w:t>
+              <w:t xml:space="preserve">Multi-mission altimetry (T/P–Jason, CryoSat)</w:t>
             </w:r>
           </w:p>
         </w:tc>
@@ -1403,7 +1253,7 @@
               <w:pStyle w:val="Compact"/>
             </w:pPr>
             <w:r>
-              <w:t xml:space="preserve">Lee, J. et al. (2025, ECSS)</w:t>
+              <w:t xml:space="preserve">Lee, J. et al. (2025)</w:t>
             </w:r>
           </w:p>
         </w:tc>
@@ -1414,7 +1264,7 @@
               <w:pStyle w:val="Compact"/>
             </w:pPr>
             <w:r>
-              <w:t xml:space="preserve">Taean Peninsula (W)</w:t>
+              <w:t xml:space="preserve">Taean Peninsula, west coast</w:t>
             </w:r>
           </w:p>
         </w:tc>
@@ -1447,7 +1297,7 @@
               <w:pStyle w:val="Compact"/>
             </w:pPr>
             <w:r>
-              <w:t xml:space="preserve">DEM, 5-month window optimum vs UAV-LiDAR (MAE 25.6 cm)</w:t>
+              <w:t xml:space="preserve">DEM, 5-month window optimum versus UAV-LiDAR (MAE 25.6 cm)</w:t>
             </w:r>
           </w:p>
         </w:tc>
@@ -1500,7 +1350,7 @@
                 <w:b/>
                 <w:bCs/>
               </w:rPr>
-              <w:t xml:space="preserve">W + S coasts, 5 sites (2020–2024)</w:t>
+              <w:t xml:space="preserve">Western + southern coasts (5 sites)</w:t>
             </w:r>
           </w:p>
         </w:tc>
@@ -1515,7 +1365,7 @@
                 <w:b/>
                 <w:bCs/>
               </w:rPr>
-              <w:t xml:space="preserve">L8/9 + S2 (metadata; 5,082 scenes)</w:t>
+              <w:t xml:space="preserve">L8/9 + S2 (metadata; 5,082 scenes, 2020–2024)</w:t>
             </w:r>
           </w:p>
         </w:tc>
@@ -1699,7 +1549,7 @@
         <w:t xml:space="preserve"> </w:t>
       </w:r>
       <w:r>
-        <w:t xml:space="preserve">The present work is the first to address the optical-waterline sampling bias</w:t>
+        <w:t xml:space="preserve">The present work is distinguished by addressing the optical-waterline sampling bias analytically and</w:t>
       </w:r>
       <w:r>
         <w:t xml:space="preserve"> </w:t>
@@ -1709,14 +1559,14 @@
           <w:i/>
           <w:iCs/>
         </w:rPr>
-        <w:t xml:space="preserve">analytically and a priori</w:t>
-      </w:r>
-      <w:r>
-        <w:t xml:space="preserve">; prior Korean works either map a single-site DEM or treat the bias empirically or in the altimetry (sea-level) domain.</w:t>
-      </w:r>
-    </w:p>
-    <w:bookmarkEnd w:id="12"/>
-    <w:bookmarkStart w:id="13" w:name="the-korean-macrotidal-context"/>
+        <w:t xml:space="preserve">a priori</w:t>
+      </w:r>
+      <w:r>
+        <w:t xml:space="preserve">; prior Korean works map a single-site DEM, or treat the bias empirically or in the altimetry (sea-level) domain.</w:t>
+      </w:r>
+    </w:p>
+    <w:bookmarkEnd w:id="11"/>
+    <w:bookmarkStart w:id="12" w:name="the-korean-macrotidal-context"/>
     <w:p>
       <w:pPr>
         <w:pStyle w:val="Heading3"/>
@@ -1806,8 +1656,8 @@
         <w:t xml:space="preserve">the satellite tidal-sampling bias.</w:t>
       </w:r>
     </w:p>
-    <w:bookmarkEnd w:id="13"/>
-    <w:bookmarkStart w:id="14" w:name="contribution"/>
+    <w:bookmarkEnd w:id="12"/>
+    <w:bookmarkStart w:id="13" w:name="contribution"/>
     <w:p>
       <w:pPr>
         <w:pStyle w:val="Heading3"/>
@@ -1821,7 +1671,16 @@
         <w:pStyle w:val="FirstParagraph"/>
       </w:pPr>
       <w:r>
-        <w:t xml:space="preserve">This paper is positioned as a</w:t>
+        <w:t xml:space="preserve">Where the satellite tidal-sampling bias has so far been treated only diagnostically or empirically</w:t>
+      </w:r>
+      <w:r>
+        <w:t xml:space="preserve"> </w:t>
+      </w:r>
+      <w:r>
+        <w:t xml:space="preserve">[1,7–9,12,19,23–26]</w:t>
+      </w:r>
+      <w:r>
+        <w:t xml:space="preserve">, this paper makes it</w:t>
       </w:r>
       <w:r>
         <w:t xml:space="preserve"> </w:t>
@@ -1831,547 +1690,535 @@
           <w:i/>
           <w:iCs/>
         </w:rPr>
-        <w:t xml:space="preserve">theoretical companion</w:t>
-      </w:r>
-      <w:r>
-        <w:t xml:space="preserve"> </w:t>
-      </w:r>
-      <w:r>
-        <w:t xml:space="preserve">to the empirical waterline-optimisation literature</w:t>
-      </w:r>
-      <w:r>
-        <w:t xml:space="preserve"> </w:t>
-      </w:r>
-      <w:r>
-        <w:t xml:space="preserve">[1,7–9,12,19,23–26]</w:t>
-      </w:r>
-      <w:r>
-        <w:t xml:space="preserve">. Specifically, we present an end-to-end analysis that:</w:t>
-      </w:r>
-    </w:p>
-    <w:p>
-      <w:pPr>
+        <w:t xml:space="preserve">predictable</w:t>
+      </w:r>
+      <w:r>
+        <w:t xml:space="preserve">: we derive and validate a closed-form, gauge-free model that turns a recognised sampling artefact into an</w:t>
+      </w:r>
+      <w:r>
+        <w:t xml:space="preserve"> </w:t>
+      </w:r>
+      <w:r>
+        <w:rPr>
+          <w:i/>
+          <w:iCs/>
+        </w:rPr>
+        <w:t xml:space="preserve">a priori</w:t>
+      </w:r>
+      <w:r>
+        <w:t xml:space="preserve"> </w:t>
+      </w:r>
+      <w:r>
+        <w:t xml:space="preserve">correction. Specifically, we present an end-to-end analysis that:</w:t>
+      </w:r>
+    </w:p>
+    <w:p>
+      <w:pPr>
+        <w:numPr>
+          <w:ilvl w:val="0"/>
+          <w:numId w:val="1002"/>
+        </w:numPr>
+      </w:pPr>
+      <w:r>
+        <w:t xml:space="preserve">derives a one-parameter analytical model,</w:t>
+      </w:r>
+      <w:r>
+        <w:t xml:space="preserve"> </w:t>
+      </w:r>
+      <m:oMath>
+        <m:r>
+          <m:rPr>
+            <m:nor/>
+            <m:sty m:val="p"/>
+          </m:rPr>
+          <m:t>mean bias</m:t>
+        </m:r>
+        <m:r>
+          <m:rPr>
+            <m:sty m:val="p"/>
+          </m:rPr>
+          <m:t>=</m:t>
+        </m:r>
+        <m:r>
+          <m:t>β</m:t>
+        </m:r>
+        <m:r>
+          <m:rPr>
+            <m:sty m:val="p"/>
+          </m:rPr>
+          <m:t>⋅</m:t>
+        </m:r>
+        <m:r>
+          <m:t>A</m:t>
+        </m:r>
+        <m:r>
+          <m:rPr>
+            <m:sty m:val="p"/>
+          </m:rPr>
+          <m:t>⋅</m:t>
+        </m:r>
+        <m:r>
+          <m:rPr>
+            <m:sty m:val="p"/>
+          </m:rPr>
+          <m:t>⟨</m:t>
+        </m:r>
+        <m:r>
+          <m:rPr>
+            <m:sty m:val="p"/>
+          </m:rPr>
+          <m:t>cos</m:t>
+        </m:r>
+        <m:r>
+          <m:t>θ</m:t>
+        </m:r>
+        <m:r>
+          <m:rPr>
+            <m:sty m:val="p"/>
+          </m:rPr>
+          <m:t>⟩</m:t>
+        </m:r>
+      </m:oMath>
+      <w:r>
+        <w:t xml:space="preserve">, linking the satellite-sampled tide bias to the local tidal amplitude</w:t>
+      </w:r>
+      <w:r>
+        <w:t xml:space="preserve"> </w:t>
+      </w:r>
+      <m:oMath>
+        <m:r>
+          <m:t>A</m:t>
+        </m:r>
+      </m:oMath>
+      <w:r>
+        <w:t xml:space="preserve"> </w:t>
+      </w:r>
+      <w:r>
+        <w:t xml:space="preserve">and to the mean cosine</w:t>
+      </w:r>
+      <w:r>
+        <w:t xml:space="preserve"> </w:t>
+      </w:r>
+      <m:oMath>
+        <m:r>
+          <m:rPr>
+            <m:sty m:val="p"/>
+          </m:rPr>
+          <m:t>⟨</m:t>
+        </m:r>
+        <m:r>
+          <m:rPr>
+            <m:sty m:val="p"/>
+          </m:rPr>
+          <m:t>cos</m:t>
+        </m:r>
+        <m:r>
+          <m:t>θ</m:t>
+        </m:r>
+        <m:r>
+          <m:rPr>
+            <m:sty m:val="p"/>
+          </m:rPr>
+          <m:t>⟩</m:t>
+        </m:r>
+      </m:oMath>
+      <w:r>
+        <w:t xml:space="preserve"> </w:t>
+      </w:r>
+      <w:r>
+        <w:t xml:space="preserve">of the overpass phase — to our knowledge the first closed-form</w:t>
+      </w:r>
+      <w:r>
+        <w:t xml:space="preserve"> </w:t>
+      </w:r>
+      <w:r>
+        <w:rPr>
+          <w:i/>
+          <w:iCs/>
+        </w:rPr>
+        <w:t xml:space="preserve">a priori</w:t>
+      </w:r>
+      <w:r>
+        <w:t xml:space="preserve"> </w:t>
+      </w:r>
+      <w:r>
+        <w:t xml:space="preserve">bias-prediction formula for the optical-waterline workflow (Conclusions 1–2);</w:t>
+      </w:r>
+    </w:p>
+    <w:p>
+      <w:pPr>
+        <w:numPr>
+          <w:ilvl w:val="0"/>
+          <w:numId w:val="1002"/>
+        </w:numPr>
+      </w:pPr>
+      <w:r>
+        <w:t xml:space="preserve">shows that the model explains 98 % of the cross-site, cross-sensor variance and generalises to held-out sites with a root-mean-square error (RMSE) of 0.16 m, and that the slope excess (</w:t>
+      </w:r>
+      <m:oMath>
+        <m:r>
+          <m:t>β</m:t>
+        </m:r>
+        <m:r>
+          <m:rPr>
+            <m:sty m:val="p"/>
+          </m:rPr>
+          <m:t>=</m:t>
+        </m:r>
+        <m:r>
+          <m:t>1.78</m:t>
+        </m:r>
+        <m:r>
+          <m:rPr>
+            <m:sty m:val="p"/>
+          </m:rPr>
+          <m:t>≠</m:t>
+        </m:r>
+        <m:r>
+          <m:t>1</m:t>
+        </m:r>
+      </m:oMath>
+      <w:r>
+        <w:t xml:space="preserve">) quantitatively decomposes into a spring–neap ×</w:t>
+      </w:r>
+      <w:r>
+        <w:t xml:space="preserve"> </w:t>
+      </w:r>
+      <m:oMath>
+        <m:r>
+          <m:rPr>
+            <m:sty m:val="p"/>
+          </m:rPr>
+          <m:t>cos</m:t>
+        </m:r>
+        <m:r>
+          <m:t>θ</m:t>
+        </m:r>
+      </m:oMath>
+      <w:r>
+        <w:t xml:space="preserve"> </w:t>
+      </w:r>
+      <w:r>
+        <w:t xml:space="preserve">covariance term, providing a physical diagnostic rather than an empirical correction factor (Conclusion 2);</w:t>
+      </w:r>
+    </w:p>
+    <w:p>
+      <w:pPr>
+        <w:numPr>
+          <w:ilvl w:val="0"/>
+          <w:numId w:val="1002"/>
+        </w:numPr>
+      </w:pPr>
+      <w:r>
+        <w:t xml:space="preserve">provides a quantitative demonstration that the bias</w:t>
+      </w:r>
+      <w:r>
+        <w:t xml:space="preserve"> </w:t>
+      </w:r>
+      <w:r>
+        <w:rPr>
+          <w:i/>
+          <w:iCs/>
+        </w:rPr>
+        <w:t xml:space="preserve">changes sign</w:t>
+      </w:r>
+      <w:r>
+        <w:t xml:space="preserve"> </w:t>
+      </w:r>
+      <w:r>
+        <w:t xml:space="preserve">across an amphidromic phase gradient — the spatial-domain counterpart to the temporal altimetry-sampling drift previously documented near Incheon by Lee, K. et al.</w:t>
+      </w:r>
+      <w:r>
+        <w:t xml:space="preserve"> </w:t>
+      </w:r>
+      <w:r>
+        <w:t xml:space="preserve">[18]</w:t>
+      </w:r>
+      <w:r>
+        <w:t xml:space="preserve"> </w:t>
+      </w:r>
+      <w:r>
+        <w:t xml:space="preserve">(Conclusion 3);</w:t>
+      </w:r>
+    </w:p>
+    <w:p>
+      <w:pPr>
+        <w:numPr>
+          <w:ilvl w:val="0"/>
+          <w:numId w:val="1002"/>
+        </w:numPr>
+      </w:pPr>
+      <w:r>
+        <w:t xml:space="preserve">translates the tide-height bias into elevation-domain DEM errors via quantile mapping, yielding quantitative estimates of permanently unsampled intertidal bands (up to 2.5 km wide) and a physically grounded account of why empirically observed multi-sensor data-collection-window optima saturate at intermediate timescales (Section 5.3; Conclusions 4–6);</w:t>
+      </w:r>
+    </w:p>
+    <w:p>
+      <w:pPr>
+        <w:numPr>
+          <w:ilvl w:val="0"/>
+          <w:numId w:val="1002"/>
+        </w:numPr>
+      </w:pPr>
+      <w:r>
+        <w:t xml:space="preserve">reproduces the fit from a global ocean tide model alone (FES2022b:</w:t>
+      </w:r>
+      <w:r>
+        <w:t xml:space="preserve"> </w:t>
+      </w:r>
+      <m:oMath>
+        <m:sSup>
+          <m:e>
+            <m:r>
+              <m:t>R</m:t>
+            </m:r>
+          </m:e>
+          <m:sup>
+            <m:r>
+              <m:t>2</m:t>
+            </m:r>
+          </m:sup>
+        </m:sSup>
+        <m:r>
+          <m:rPr>
+            <m:sty m:val="p"/>
+          </m:rPr>
+          <m:t>=</m:t>
+        </m:r>
+        <m:r>
+          <m:t>0.983</m:t>
+        </m:r>
+      </m:oMath>
+      <w:r>
+        <w:t xml:space="preserve"> </w:t>
+      </w:r>
+      <w:r>
+        <w:t xml:space="preserve">in a self-consistency check that supplies both the overpass-time tides and the comparison reference), indicating that the</w:t>
+      </w:r>
+      <w:r>
+        <w:t xml:space="preserve"> </w:t>
+      </w:r>
+      <w:r>
+        <w:rPr>
+          <w:i/>
+          <w:iCs/>
+        </w:rPr>
+        <w:t xml:space="preserve">a priori</w:t>
+      </w:r>
+      <w:r>
+        <w:t xml:space="preserve"> </w:t>
+      </w:r>
+      <w:r>
+        <w:t xml:space="preserve">correction can be computed without local tide-gauge data (Conclusion 7).</w:t>
+      </w:r>
+    </w:p>
+    <w:p>
+      <w:pPr>
+        <w:pStyle w:val="FirstParagraph"/>
+      </w:pPr>
+      <w:r>
+        <w:t xml:space="preserve">The Korean macrotidal coast (five sites, 2020–2024; Section 2) provides a natural laboratory for the validation, because it spans both a strongly negative-bias regime (the macrotidal west coast) and a sign-reversed positive-bias regime (the southern amphidromic regime) within a single, densely instrumented tide-gauge network. Although the validation is Korean, the model itself is site-independent: because every operational optical Earth-observation mission shares the same near-10:30 sun-synchronous overpass, the predicted bias and its gauge-free correction are expected to transfer to other macrotidal coasts (Section 4.8).</w:t>
+      </w:r>
+    </w:p>
+    <w:p>
+      <w:r>
+        <w:pict>
+          <v:rect style="width:0;height:1.5pt" o:hralign="center" o:hrstd="t" o:hr="t"/>
+        </w:pict>
+      </w:r>
+    </w:p>
+    <w:bookmarkEnd w:id="13"/>
+    <w:bookmarkEnd w:id="14"/>
+    <w:bookmarkStart w:id="21" w:name="study-area-and-data"/>
+    <w:p>
+      <w:pPr>
+        <w:pStyle w:val="Heading2"/>
+      </w:pPr>
+      <w:r>
+        <w:t xml:space="preserve">2. Study area and data</w:t>
+      </w:r>
+    </w:p>
+    <w:bookmarkStart w:id="18" w:name="sites"/>
+    <w:p>
+      <w:pPr>
+        <w:pStyle w:val="Heading3"/>
+      </w:pPr>
+      <w:r>
+        <w:t xml:space="preserve">2.1 Sites</w:t>
+      </w:r>
+    </w:p>
+    <w:p>
+      <w:pPr>
+        <w:pStyle w:val="FirstParagraph"/>
+      </w:pPr>
+      <w:r>
+        <w:t xml:space="preserve">Five tidal flats along the western and southern Korean coast were chosen to span the full range of local tidal amplitudes and regional phase offsets (Figure 1; Table 2):</w:t>
+      </w:r>
+    </w:p>
+    <w:p>
+      <w:pPr>
+        <w:pStyle w:val="Compact"/>
         <w:numPr>
           <w:ilvl w:val="0"/>
           <w:numId w:val="1003"/>
         </w:numPr>
       </w:pPr>
       <w:r>
-        <w:t xml:space="preserve">derives a one-parameter analytical model,</w:t>
-      </w:r>
-      <w:r>
-        <w:t xml:space="preserve"> </w:t>
-      </w:r>
-      <m:oMath>
-        <m:r>
-          <m:rPr>
-            <m:nor/>
-            <m:sty m:val="p"/>
-          </m:rPr>
-          <m:t>mean bias</m:t>
-        </m:r>
-        <m:r>
-          <m:rPr>
-            <m:sty m:val="p"/>
-          </m:rPr>
-          <m:t>=</m:t>
-        </m:r>
-        <m:r>
-          <m:t>β</m:t>
-        </m:r>
-        <m:r>
-          <m:rPr>
-            <m:sty m:val="p"/>
-          </m:rPr>
-          <m:t>⋅</m:t>
-        </m:r>
-        <m:r>
-          <m:t>A</m:t>
-        </m:r>
-        <m:r>
-          <m:rPr>
-            <m:sty m:val="p"/>
-          </m:rPr>
-          <m:t>⋅</m:t>
-        </m:r>
-        <m:r>
-          <m:rPr>
-            <m:sty m:val="p"/>
-          </m:rPr>
-          <m:t>⟨</m:t>
-        </m:r>
-        <m:r>
-          <m:rPr>
-            <m:sty m:val="p"/>
-          </m:rPr>
-          <m:t>cos</m:t>
-        </m:r>
-        <m:r>
-          <m:t>θ</m:t>
-        </m:r>
-        <m:r>
-          <m:rPr>
-            <m:sty m:val="p"/>
-          </m:rPr>
-          <m:t>⟩</m:t>
-        </m:r>
-      </m:oMath>
-      <w:r>
-        <w:t xml:space="preserve">, linking the satellite-sampled tide bias to the local tidal amplitude</w:t>
-      </w:r>
-      <w:r>
-        <w:t xml:space="preserve"> </w:t>
-      </w:r>
-      <m:oMath>
-        <m:r>
-          <m:t>A</m:t>
-        </m:r>
-      </m:oMath>
-      <w:r>
-        <w:t xml:space="preserve"> </w:t>
-      </w:r>
-      <w:r>
-        <w:t xml:space="preserve">and to the mean cosine</w:t>
-      </w:r>
-      <w:r>
-        <w:t xml:space="preserve"> </w:t>
-      </w:r>
-      <m:oMath>
-        <m:r>
-          <m:rPr>
-            <m:sty m:val="p"/>
-          </m:rPr>
-          <m:t>⟨</m:t>
-        </m:r>
-        <m:r>
-          <m:rPr>
-            <m:sty m:val="p"/>
-          </m:rPr>
-          <m:t>cos</m:t>
-        </m:r>
-        <m:r>
-          <m:t>θ</m:t>
-        </m:r>
-        <m:r>
-          <m:rPr>
-            <m:sty m:val="p"/>
-          </m:rPr>
-          <m:t>⟩</m:t>
-        </m:r>
-      </m:oMath>
-      <w:r>
-        <w:t xml:space="preserve"> </w:t>
-      </w:r>
-      <w:r>
-        <w:t xml:space="preserve">of the overpass phase — to our knowledge the first closed-form</w:t>
-      </w:r>
-      <w:r>
-        <w:t xml:space="preserve"> </w:t>
-      </w:r>
-      <w:r>
-        <w:rPr>
-          <w:i/>
-          <w:iCs/>
-        </w:rPr>
-        <w:t xml:space="preserve">a priori</w:t>
-      </w:r>
-      <w:r>
-        <w:t xml:space="preserve"> </w:t>
-      </w:r>
-      <w:r>
-        <w:t xml:space="preserve">bias-prediction formula for the optical-waterline workflow (Conclusions 1–2);</w:t>
-      </w:r>
-    </w:p>
-    <w:p>
-      <w:pPr>
+        <w:rPr>
+          <w:b/>
+          <w:bCs/>
+        </w:rPr>
+        <w:t xml:space="preserve">Ganghwa-do</w:t>
+      </w:r>
+      <w:r>
+        <w:t xml:space="preserve"> </w:t>
+      </w:r>
+      <w:r>
+        <w:t xml:space="preserve">(mean spring range, MSR,</w:t>
+      </w:r>
+      <w:r>
+        <w:t xml:space="preserve"> </w:t>
+      </w:r>
+      <m:oMath>
+        <m:r>
+          <m:rPr>
+            <m:sty m:val="p"/>
+          </m:rPr>
+          <m:t>≈</m:t>
+        </m:r>
+      </m:oMath>
+      <w:r>
+        <w:t xml:space="preserve"> </w:t>
+      </w:r>
+      <w:r>
+        <w:t xml:space="preserve">8 m): the largest single tidal-flat complex in Korea, exposed for approximately 50 % of the tidal cycle.</w:t>
+      </w:r>
+    </w:p>
+    <w:p>
+      <w:pPr>
+        <w:pStyle w:val="Compact"/>
         <w:numPr>
           <w:ilvl w:val="0"/>
           <w:numId w:val="1003"/>
         </w:numPr>
       </w:pPr>
       <w:r>
-        <w:t xml:space="preserve">shows that the model explains 98 % of the cross-site, cross-sensor variance and generalises to held-out sites with RMSE = 0.16 m, and that the slope excess (</w:t>
-      </w:r>
-      <m:oMath>
-        <m:r>
-          <m:t>β</m:t>
-        </m:r>
-        <m:r>
-          <m:rPr>
-            <m:sty m:val="p"/>
-          </m:rPr>
-          <m:t>=</m:t>
-        </m:r>
-        <m:r>
-          <m:t>1.78</m:t>
-        </m:r>
-        <m:r>
-          <m:rPr>
-            <m:sty m:val="p"/>
-          </m:rPr>
-          <m:t>≠</m:t>
-        </m:r>
-        <m:r>
-          <m:t>1</m:t>
-        </m:r>
-      </m:oMath>
-      <w:r>
-        <w:t xml:space="preserve">)</w:t>
-      </w:r>
-      <w:r>
-        <w:t xml:space="preserve"> </w:t>
-      </w:r>
-      <w:r>
         <w:rPr>
           <w:b/>
           <w:bCs/>
         </w:rPr>
-        <w:t xml:space="preserve">quantitatively decomposes</w:t>
-      </w:r>
-      <w:r>
-        <w:t xml:space="preserve"> </w:t>
-      </w:r>
-      <w:r>
-        <w:t xml:space="preserve">into a spring–neap ×</w:t>
-      </w:r>
-      <w:r>
-        <w:t xml:space="preserve"> </w:t>
-      </w:r>
-      <m:oMath>
-        <m:r>
-          <m:rPr>
-            <m:sty m:val="p"/>
-          </m:rPr>
-          <m:t>cos</m:t>
-        </m:r>
-        <m:r>
-          <m:t>θ</m:t>
-        </m:r>
-      </m:oMath>
-      <w:r>
-        <w:t xml:space="preserve"> </w:t>
-      </w:r>
-      <w:r>
-        <w:t xml:space="preserve">covariance term, providing a physical diagnostic rather than an empirical correction factor (Conclusion 2);</w:t>
-      </w:r>
-    </w:p>
-    <w:p>
-      <w:pPr>
+        <w:t xml:space="preserve">Garorim Bay</w:t>
+      </w:r>
+      <w:r>
+        <w:t xml:space="preserve"> </w:t>
+      </w:r>
+      <w:r>
+        <w:t xml:space="preserve">(MSR</w:t>
+      </w:r>
+      <w:r>
+        <w:t xml:space="preserve"> </w:t>
+      </w:r>
+      <m:oMath>
+        <m:r>
+          <m:rPr>
+            <m:sty m:val="p"/>
+          </m:rPr>
+          <m:t>≈</m:t>
+        </m:r>
+      </m:oMath>
+      <w:r>
+        <w:t xml:space="preserve"> </w:t>
+      </w:r>
+      <w:r>
+        <w:t xml:space="preserve">6 m): semi-enclosed bay fringed with tidal flats.</w:t>
+      </w:r>
+    </w:p>
+    <w:p>
+      <w:pPr>
+        <w:pStyle w:val="Compact"/>
         <w:numPr>
           <w:ilvl w:val="0"/>
           <w:numId w:val="1003"/>
         </w:numPr>
       </w:pPr>
       <w:r>
-        <w:t xml:space="preserve">provides the first quantitative demonstration that the bias</w:t>
-      </w:r>
-      <w:r>
-        <w:t xml:space="preserve"> </w:t>
-      </w:r>
-      <w:r>
-        <w:rPr>
-          <w:i/>
-          <w:iCs/>
-        </w:rPr>
-        <w:t xml:space="preserve">changes sign</w:t>
-      </w:r>
-      <w:r>
-        <w:t xml:space="preserve"> </w:t>
-      </w:r>
-      <w:r>
-        <w:t xml:space="preserve">across an amphidromic phase gradient — the spatial-domain counterpart to the temporal altimetry-sampling drift previously documented near Incheon by Lee, K. et al.</w:t>
-      </w:r>
-      <w:r>
-        <w:t xml:space="preserve"> </w:t>
-      </w:r>
-      <w:r>
-        <w:t xml:space="preserve">[18]</w:t>
-      </w:r>
-      <w:r>
-        <w:t xml:space="preserve"> </w:t>
-      </w:r>
-      <w:r>
-        <w:t xml:space="preserve">(Conclusion 3);</w:t>
-      </w:r>
-    </w:p>
-    <w:p>
-      <w:pPr>
+        <w:rPr>
+          <w:b/>
+          <w:bCs/>
+        </w:rPr>
+        <w:t xml:space="preserve">Gomso Bay</w:t>
+      </w:r>
+      <w:r>
+        <w:t xml:space="preserve"> </w:t>
+      </w:r>
+      <w:r>
+        <w:t xml:space="preserve">(MSR</w:t>
+      </w:r>
+      <w:r>
+        <w:t xml:space="preserve"> </w:t>
+      </w:r>
+      <m:oMath>
+        <m:r>
+          <m:rPr>
+            <m:sty m:val="p"/>
+          </m:rPr>
+          <m:t>≈</m:t>
+        </m:r>
+      </m:oMath>
+      <w:r>
+        <w:t xml:space="preserve"> </w:t>
+      </w:r>
+      <w:r>
+        <w:t xml:space="preserve">6 m): cuspate tidal flat with strong fluvial input.</w:t>
+      </w:r>
+    </w:p>
+    <w:p>
+      <w:pPr>
+        <w:pStyle w:val="Compact"/>
         <w:numPr>
           <w:ilvl w:val="0"/>
           <w:numId w:val="1003"/>
         </w:numPr>
       </w:pPr>
       <w:r>
-        <w:t xml:space="preserve">translates the tide-height bias into elevation-domain DEM errors via quantile mapping, yielding the first quantitative estimates of permanently unsampled intertidal bands (up to 2.5 km wide) and a first-principles account of why empirically observed multi-sensor data-collection-window optima saturate at intermediate timescales (Section 5.3; Conclusions 4–6);</w:t>
-      </w:r>
-    </w:p>
-    <w:p>
-      <w:pPr>
+        <w:rPr>
+          <w:b/>
+          <w:bCs/>
+        </w:rPr>
+        <w:t xml:space="preserve">Hampyeong Bay</w:t>
+      </w:r>
+      <w:r>
+        <w:t xml:space="preserve"> </w:t>
+      </w:r>
+      <w:r>
+        <w:t xml:space="preserve">(MSR</w:t>
+      </w:r>
+      <w:r>
+        <w:t xml:space="preserve"> </w:t>
+      </w:r>
+      <m:oMath>
+        <m:r>
+          <m:rPr>
+            <m:sty m:val="p"/>
+          </m:rPr>
+          <m:t>≈</m:t>
+        </m:r>
+      </m:oMath>
+      <w:r>
+        <w:t xml:space="preserve"> </w:t>
+      </w:r>
+      <w:r>
+        <w:t xml:space="preserve">4 m): bay-mouth tidal flat at the transition to the south coast.</w:t>
+      </w:r>
+    </w:p>
+    <w:p>
+      <w:pPr>
+        <w:pStyle w:val="Compact"/>
         <w:numPr>
           <w:ilvl w:val="0"/>
           <w:numId w:val="1003"/>
         </w:numPr>
       </w:pPr>
       <w:r>
-        <w:t xml:space="preserve">reproduces the fit from an independent global ocean tide model (FES2022b:</w:t>
-      </w:r>
-      <w:r>
-        <w:t xml:space="preserve"> </w:t>
-      </w:r>
-      <m:oMath>
-        <m:sSup>
-          <m:e>
-            <m:r>
-              <m:t>R</m:t>
-            </m:r>
-          </m:e>
-          <m:sup>
-            <m:r>
-              <m:t>2</m:t>
-            </m:r>
-          </m:sup>
-        </m:sSup>
-        <m:r>
-          <m:rPr>
-            <m:sty m:val="p"/>
-          </m:rPr>
-          <m:t>=</m:t>
-        </m:r>
-        <m:r>
-          <m:t>0.983</m:t>
-        </m:r>
-      </m:oMath>
-      <w:r>
-        <w:t xml:space="preserve"> </w:t>
-      </w:r>
-      <w:r>
-        <w:t xml:space="preserve">with correct bias sign at all 15 held-out points), confirming that the</w:t>
-      </w:r>
-      <w:r>
-        <w:t xml:space="preserve"> </w:t>
-      </w:r>
-      <w:r>
-        <w:rPr>
-          <w:i/>
-          <w:iCs/>
-        </w:rPr>
-        <w:t xml:space="preserve">a priori</w:t>
-      </w:r>
-      <w:r>
-        <w:t xml:space="preserve"> </w:t>
-      </w:r>
-      <w:r>
-        <w:t xml:space="preserve">correction is applicable worldwide without requiring local tide-gauge access (Conclusion 7).</w:t>
-      </w:r>
-    </w:p>
-    <w:p>
-      <w:pPr>
-        <w:pStyle w:val="FirstParagraph"/>
-      </w:pPr>
-      <w:r>
-        <w:t xml:space="preserve">The Korean macrotidal coast (five sites, 2020–2024; Section 2) provides a natural laboratory for the validation, because it spans both a strongly negative-bias regime (the macrotidal west coast) and a sign-reversed positive-bias regime (the southern amphidromic regime) within a single, densely instrumented tide-gauge network.</w:t>
-      </w:r>
-    </w:p>
-    <w:p>
-      <w:r>
-        <w:pict>
-          <v:rect style="width:0;height:1.5pt" o:hralign="center" o:hrstd="t" o:hr="t"/>
-        </w:pict>
-      </w:r>
-    </w:p>
-    <w:bookmarkEnd w:id="14"/>
-    <w:bookmarkEnd w:id="15"/>
-    <w:bookmarkStart w:id="22" w:name="study-area-and-data"/>
-    <w:p>
-      <w:pPr>
-        <w:pStyle w:val="Heading2"/>
-      </w:pPr>
-      <w:r>
-        <w:t xml:space="preserve">2. Study area and data</w:t>
-      </w:r>
-    </w:p>
-    <w:bookmarkStart w:id="19" w:name="sites"/>
-    <w:p>
-      <w:pPr>
-        <w:pStyle w:val="Heading3"/>
-      </w:pPr>
-      <w:r>
-        <w:t xml:space="preserve">2.1 Sites</w:t>
-      </w:r>
-    </w:p>
-    <w:p>
-      <w:pPr>
-        <w:pStyle w:val="FirstParagraph"/>
-      </w:pPr>
-      <w:r>
-        <w:t xml:space="preserve">Five tidal flats spanning the entire western and southern Korean coast were chosen to span the full range of local tidal amplitudes and regional phase offsets (Figure 1; Table 2):</w:t>
-      </w:r>
-    </w:p>
-    <w:p>
-      <w:pPr>
-        <w:pStyle w:val="Compact"/>
-        <w:numPr>
-          <w:ilvl w:val="0"/>
-          <w:numId w:val="1004"/>
-        </w:numPr>
-      </w:pPr>
-      <w:r>
-        <w:rPr>
-          <w:b/>
-          <w:bCs/>
-        </w:rPr>
-        <w:t xml:space="preserve">Ganghwa-do</w:t>
-      </w:r>
-      <w:r>
-        <w:t xml:space="preserve"> </w:t>
-      </w:r>
-      <w:r>
-        <w:t xml:space="preserve">(MSR</w:t>
-      </w:r>
-      <w:r>
-        <w:t xml:space="preserve"> </w:t>
-      </w:r>
-      <m:oMath>
-        <m:r>
-          <m:rPr>
-            <m:sty m:val="p"/>
-          </m:rPr>
-          <m:t>≈</m:t>
-        </m:r>
-      </m:oMath>
-      <w:r>
-        <w:t xml:space="preserve"> </w:t>
-      </w:r>
-      <w:r>
-        <w:t xml:space="preserve">8 m): the largest single tidal-flat complex in Korea, exposed for approximately 50 % of the tidal cycle.</w:t>
-      </w:r>
-    </w:p>
-    <w:p>
-      <w:pPr>
-        <w:pStyle w:val="Compact"/>
-        <w:numPr>
-          <w:ilvl w:val="0"/>
-          <w:numId w:val="1004"/>
-        </w:numPr>
-      </w:pPr>
-      <w:r>
-        <w:rPr>
-          <w:b/>
-          <w:bCs/>
-        </w:rPr>
-        <w:t xml:space="preserve">Garorim Bay</w:t>
-      </w:r>
-      <w:r>
-        <w:t xml:space="preserve"> </w:t>
-      </w:r>
-      <w:r>
-        <w:t xml:space="preserve">(MSR</w:t>
-      </w:r>
-      <w:r>
-        <w:t xml:space="preserve"> </w:t>
-      </w:r>
-      <m:oMath>
-        <m:r>
-          <m:rPr>
-            <m:sty m:val="p"/>
-          </m:rPr>
-          <m:t>≈</m:t>
-        </m:r>
-      </m:oMath>
-      <w:r>
-        <w:t xml:space="preserve"> </w:t>
-      </w:r>
-      <w:r>
-        <w:t xml:space="preserve">6 m): semi-enclosed bay, tidal-flat fringed.</w:t>
-      </w:r>
-    </w:p>
-    <w:p>
-      <w:pPr>
-        <w:pStyle w:val="Compact"/>
-        <w:numPr>
-          <w:ilvl w:val="0"/>
-          <w:numId w:val="1004"/>
-        </w:numPr>
-      </w:pPr>
-      <w:r>
-        <w:rPr>
-          <w:b/>
-          <w:bCs/>
-        </w:rPr>
-        <w:t xml:space="preserve">Gomso Bay</w:t>
-      </w:r>
-      <w:r>
-        <w:t xml:space="preserve"> </w:t>
-      </w:r>
-      <w:r>
-        <w:t xml:space="preserve">(MSR</w:t>
-      </w:r>
-      <w:r>
-        <w:t xml:space="preserve"> </w:t>
-      </w:r>
-      <m:oMath>
-        <m:r>
-          <m:rPr>
-            <m:sty m:val="p"/>
-          </m:rPr>
-          <m:t>≈</m:t>
-        </m:r>
-      </m:oMath>
-      <w:r>
-        <w:t xml:space="preserve"> </w:t>
-      </w:r>
-      <w:r>
-        <w:t xml:space="preserve">6 m): cuspate tidal flat with strong fluvial input.</w:t>
-      </w:r>
-    </w:p>
-    <w:p>
-      <w:pPr>
-        <w:pStyle w:val="Compact"/>
-        <w:numPr>
-          <w:ilvl w:val="0"/>
-          <w:numId w:val="1004"/>
-        </w:numPr>
-      </w:pPr>
-      <w:r>
-        <w:rPr>
-          <w:b/>
-          <w:bCs/>
-        </w:rPr>
-        <w:t xml:space="preserve">Hampyeong Bay</w:t>
-      </w:r>
-      <w:r>
-        <w:t xml:space="preserve"> </w:t>
-      </w:r>
-      <w:r>
-        <w:t xml:space="preserve">(MSR</w:t>
-      </w:r>
-      <w:r>
-        <w:t xml:space="preserve"> </w:t>
-      </w:r>
-      <m:oMath>
-        <m:r>
-          <m:rPr>
-            <m:sty m:val="p"/>
-          </m:rPr>
-          <m:t>≈</m:t>
-        </m:r>
-      </m:oMath>
-      <w:r>
-        <w:t xml:space="preserve"> </w:t>
-      </w:r>
-      <w:r>
-        <w:t xml:space="preserve">4 m): bay-mouth tidal flat at the transition to the south coast.</w:t>
-      </w:r>
-    </w:p>
-    <w:p>
-      <w:pPr>
-        <w:pStyle w:val="Compact"/>
-        <w:numPr>
-          <w:ilvl w:val="0"/>
-          <w:numId w:val="1004"/>
-        </w:numPr>
-      </w:pPr>
-      <w:r>
         <w:rPr>
           <w:b/>
           <w:bCs/>
@@ -2439,18 +2286,18 @@
           <wp:inline>
             <wp:extent cx="4800600" cy="4232377"/>
             <wp:effectExtent b="0" l="0" r="0" t="0"/>
-            <wp:docPr descr="" title="" id="17" name="Picture"/>
+            <wp:docPr descr="" title="" id="16" name="Picture"/>
             <a:graphic>
               <a:graphicData uri="http://schemas.openxmlformats.org/drawingml/2006/picture">
                 <pic:pic>
                   <pic:nvPicPr>
-                    <pic:cNvPr descr="figures/fig1_study_area.png" id="18" name="Picture"/>
+                    <pic:cNvPr descr="figures/fig1_study_area.png" id="17" name="Picture"/>
                     <pic:cNvPicPr>
                       <a:picLocks noChangeArrowheads="1" noChangeAspect="1"/>
                     </pic:cNvPicPr>
                   </pic:nvPicPr>
                   <pic:blipFill>
-                    <a:blip r:embed="rId16"/>
+                    <a:blip r:embed="rId15"/>
                     <a:stretch>
                       <a:fillRect/>
                     </a:stretch>
@@ -2515,11 +2362,11 @@
         <w:t xml:space="preserve"> </w:t>
       </w:r>
       <w:r>
-        <w:t xml:space="preserve">amphidromic phase gradient of the Yellow Sea — the combination that drives the bipolar sampling bias documented in this paper. Inset: regional context.</w:t>
-      </w:r>
-    </w:p>
-    <w:bookmarkEnd w:id="19"/>
-    <w:bookmarkStart w:id="20" w:name="tide-gauge-reference-khoa-open-api"/>
+        <w:t xml:space="preserve">amphidromic phase gradient of the Yellow Sea — the combination that drives the sign-reversing sampling bias. Inset: regional context.</w:t>
+      </w:r>
+    </w:p>
+    <w:bookmarkEnd w:id="18"/>
+    <w:bookmarkStart w:id="19" w:name="tide-gauge-reference-khoa-open-api"/>
     <w:p>
       <w:pPr>
         <w:pStyle w:val="Heading3"/>
@@ -2672,8 +2519,8 @@
         <w:t xml:space="preserve">0.3 % of dates) and four anomalous days at Incheon (DT_0001; 2020-10-01 to 2020-10-04) are tolerated as random missing data.</w:t>
       </w:r>
     </w:p>
-    <w:bookmarkEnd w:id="20"/>
-    <w:bookmarkStart w:id="21" w:name="satellite-metadata-google-earth-engine"/>
+    <w:bookmarkEnd w:id="19"/>
+    <w:bookmarkStart w:id="20" w:name="satellite-metadata-google-earth-engine"/>
     <w:p>
       <w:pPr>
         <w:pStyle w:val="Heading3"/>
@@ -2743,23 +2590,7 @@
         <w:pStyle w:val="BodyText"/>
       </w:pPr>
       <w:r>
-        <w:t xml:space="preserve">Pixel data were not required: this is a</w:t>
-      </w:r>
-      <w:r>
-        <w:t xml:space="preserve"> </w:t>
-      </w:r>
-      <w:r>
-        <w:rPr>
-          <w:i/>
-          <w:iCs/>
-        </w:rPr>
-        <w:t xml:space="preserve">metadata</w:t>
-      </w:r>
-      <w:r>
-        <w:t xml:space="preserve"> </w:t>
-      </w:r>
-      <w:r>
-        <w:t xml:space="preserve">analysis. Scenes intersecting each site’s bounding box were retained, with a permissive cloud-cover threshold ≤ 60 %; the cloud-screened sample sizes ranged from 500 (Gomso) to 1,876 scenes (Garorim Bay; Table 2).</w:t>
+        <w:t xml:space="preserve">Pixel data were not required: this is a metadata analysis. Scenes intersecting each site’s bounding box were retained, with a permissive cloud-cover threshold ≤ 60 %; the cloud-screened sample sizes ranged from 500 (Gomso) to 1,876 scenes (Garorim Bay; Table 2).</w:t>
       </w:r>
     </w:p>
     <w:tbl>
@@ -2821,7 +2652,7 @@
                 <w:b/>
                 <w:bCs/>
               </w:rPr>
-              <w:t xml:space="preserve">KHOA rows</w:t>
+              <w:t xml:space="preserve">Hourly records (n)</w:t>
             </w:r>
           </w:p>
         </w:tc>
@@ -3185,9 +3016,9 @@
         </w:pict>
       </w:r>
     </w:p>
+    <w:bookmarkEnd w:id="20"/>
     <w:bookmarkEnd w:id="21"/>
-    <w:bookmarkEnd w:id="22"/>
-    <w:bookmarkStart w:id="29" w:name="materials-and-methods"/>
+    <w:bookmarkStart w:id="28" w:name="materials-and-methods"/>
     <w:p>
       <w:pPr>
         <w:pStyle w:val="Heading2"/>
@@ -3196,7 +3027,7 @@
         <w:t xml:space="preserve">3. Materials and Methods</w:t>
       </w:r>
     </w:p>
-    <w:bookmarkStart w:id="23" w:name="aliasing-metrics"/>
+    <w:bookmarkStart w:id="22" w:name="aliasing-metrics"/>
     <w:p>
       <w:pPr>
         <w:pStyle w:val="Heading3"/>
@@ -3227,7 +3058,7 @@
         <w:pStyle w:val="Compact"/>
         <w:numPr>
           <w:ilvl w:val="0"/>
-          <w:numId w:val="1005"/>
+          <w:numId w:val="1004"/>
         </w:numPr>
       </w:pPr>
       <w:r>
@@ -3445,7 +3276,7 @@
         <w:pStyle w:val="Compact"/>
         <w:numPr>
           <w:ilvl w:val="0"/>
-          <w:numId w:val="1005"/>
+          <w:numId w:val="1004"/>
         </w:numPr>
       </w:pPr>
       <w:r>
@@ -3623,7 +3454,7 @@
         <w:pStyle w:val="Compact"/>
         <w:numPr>
           <w:ilvl w:val="0"/>
-          <w:numId w:val="1005"/>
+          <w:numId w:val="1004"/>
         </w:numPr>
       </w:pPr>
       <w:r>
@@ -3801,7 +3632,7 @@
         <w:pStyle w:val="Compact"/>
         <w:numPr>
           <w:ilvl w:val="0"/>
-          <w:numId w:val="1005"/>
+          <w:numId w:val="1004"/>
         </w:numPr>
       </w:pPr>
       <w:r>
@@ -3823,7 +3654,7 @@
         <w:pStyle w:val="Compact"/>
         <w:numPr>
           <w:ilvl w:val="0"/>
-          <w:numId w:val="1005"/>
+          <w:numId w:val="1004"/>
         </w:numPr>
       </w:pPr>
       <w:r>
@@ -3932,8 +3763,8 @@
         <w:t xml:space="preserve">, in metres (KHOA datum).</w:t>
       </w:r>
     </w:p>
-    <w:bookmarkEnd w:id="23"/>
-    <w:bookmarkStart w:id="24" w:name="tidal-phase"/>
+    <w:bookmarkEnd w:id="22"/>
+    <w:bookmarkStart w:id="23" w:name="tidal-phase"/>
     <w:p>
       <w:pPr>
         <w:pStyle w:val="Heading3"/>
@@ -4375,7 +4206,7 @@
         <w:pStyle w:val="Compact"/>
         <w:numPr>
           <w:ilvl w:val="0"/>
-          <w:numId w:val="1006"/>
+          <w:numId w:val="1005"/>
         </w:numPr>
       </w:pPr>
       <w:r>
@@ -4445,7 +4276,7 @@
         <w:pStyle w:val="Compact"/>
         <w:numPr>
           <w:ilvl w:val="0"/>
-          <w:numId w:val="1006"/>
+          <w:numId w:val="1005"/>
         </w:numPr>
       </w:pPr>
       <w:r>
@@ -4578,7 +4409,7 @@
         <w:pStyle w:val="Compact"/>
         <w:numPr>
           <w:ilvl w:val="0"/>
-          <w:numId w:val="1006"/>
+          <w:numId w:val="1005"/>
         </w:numPr>
       </w:pPr>
       <w:r>
@@ -4606,8 +4437,8 @@
         <w:t xml:space="preserve">and circular standard deviation.</w:t>
       </w:r>
     </w:p>
-    <w:bookmarkEnd w:id="24"/>
-    <w:bookmarkStart w:id="25" w:name="analytical-bias-model"/>
+    <w:bookmarkEnd w:id="23"/>
+    <w:bookmarkStart w:id="24" w:name="analytical-bias-model"/>
     <w:p>
       <w:pPr>
         <w:pStyle w:val="Heading3"/>
@@ -5859,7 +5690,7 @@
         </m:r>
       </m:oMath>
       <w:r>
-        <w:t xml:space="preserve">, not a defect of the model. We fit</w:t>
+        <w:t xml:space="preserve">. We fit</w:t>
       </w:r>
       <w:r>
         <w:t xml:space="preserve"> </w:t>
@@ -5876,8 +5707,8 @@
         <w:t xml:space="preserve">by ordinary least squares (OLS) on the 15 (site, sensor) pairs.</w:t>
       </w:r>
     </w:p>
-    <w:bookmarkEnd w:id="25"/>
-    <w:bookmarkStart w:id="26" w:name="stability-tests"/>
+    <w:bookmarkEnd w:id="24"/>
+    <w:bookmarkStart w:id="25" w:name="stability-tests"/>
     <w:p>
       <w:pPr>
         <w:pStyle w:val="Heading3"/>
@@ -5899,7 +5730,7 @@
         <w:pStyle w:val="Compact"/>
         <w:numPr>
           <w:ilvl w:val="0"/>
-          <w:numId w:val="1007"/>
+          <w:numId w:val="1006"/>
         </w:numPr>
       </w:pPr>
       <w:r>
@@ -5918,7 +5749,7 @@
         <w:pStyle w:val="Compact"/>
         <w:numPr>
           <w:ilvl w:val="0"/>
-          <w:numId w:val="1007"/>
+          <w:numId w:val="1006"/>
         </w:numPr>
       </w:pPr>
       <w:r>
@@ -5937,7 +5768,7 @@
         <w:pStyle w:val="Compact"/>
         <w:numPr>
           <w:ilvl w:val="0"/>
-          <w:numId w:val="1007"/>
+          <w:numId w:val="1006"/>
         </w:numPr>
       </w:pPr>
       <w:r>
@@ -5956,7 +5787,7 @@
         <w:pStyle w:val="Compact"/>
         <w:numPr>
           <w:ilvl w:val="0"/>
-          <w:numId w:val="1007"/>
+          <w:numId w:val="1006"/>
         </w:numPr>
       </w:pPr>
       <w:r>
@@ -6009,8 +5840,8 @@
         <w:t xml:space="preserve">and on the intercept.</w:t>
       </w:r>
     </w:p>
-    <w:bookmarkEnd w:id="26"/>
-    <w:bookmarkStart w:id="27" w:name="conversion-to-elevation-domain-dem-error"/>
+    <w:bookmarkEnd w:id="25"/>
+    <w:bookmarkStart w:id="26" w:name="conversion-to-elevation-domain-dem-error"/>
     <w:p>
       <w:pPr>
         <w:pStyle w:val="Heading3"/>
@@ -6437,7 +6268,7 @@
         <w:pStyle w:val="Compact"/>
         <w:numPr>
           <w:ilvl w:val="0"/>
-          <w:numId w:val="1008"/>
+          <w:numId w:val="1007"/>
         </w:numPr>
       </w:pPr>
       <w:r>
@@ -6514,7 +6345,7 @@
         <w:pStyle w:val="Compact"/>
         <w:numPr>
           <w:ilvl w:val="0"/>
-          <w:numId w:val="1008"/>
+          <w:numId w:val="1007"/>
         </w:numPr>
       </w:pPr>
       <w:r>
@@ -6588,7 +6419,7 @@
         <w:pStyle w:val="Compact"/>
         <w:numPr>
           <w:ilvl w:val="0"/>
-          <w:numId w:val="1008"/>
+          <w:numId w:val="1007"/>
         </w:numPr>
       </w:pPr>
       <w:r>
@@ -6869,23 +6700,7 @@
         </m:d>
       </m:oMath>
       <w:r>
-        <w:t xml:space="preserve">; these are intertidal elevation bands that satellites</w:t>
-      </w:r>
-      <w:r>
-        <w:t xml:space="preserve"> </w:t>
-      </w:r>
-      <w:r>
-        <w:rPr>
-          <w:i/>
-          <w:iCs/>
-        </w:rPr>
-        <w:t xml:space="preserve">never</w:t>
-      </w:r>
-      <w:r>
-        <w:t xml:space="preserve"> </w:t>
-      </w:r>
-      <w:r>
-        <w:t xml:space="preserve">sample.</w:t>
+        <w:t xml:space="preserve">; these are intertidal elevation bands that satellites never sample.</w:t>
       </w:r>
     </w:p>
     <w:p>
@@ -7000,8 +6815,8 @@
         <w:t xml:space="preserve">), and Suncheon Bay = 2.0 m/km (assumed from south-coast steeper-flat regimes; literature constraint weaker). These are first-order values intended to give an order-of-magnitude horizontal-error budget; a refined analysis with site-specific LiDAR or SRTM hypsometric curves would adjust the horizontal — but not the vertical — numbers proportionally.</w:t>
       </w:r>
     </w:p>
-    <w:bookmarkEnd w:id="27"/>
-    <w:bookmarkStart w:id="28" w:name="implementation"/>
+    <w:bookmarkEnd w:id="26"/>
+    <w:bookmarkStart w:id="27" w:name="implementation"/>
     <w:p>
       <w:pPr>
         <w:pStyle w:val="Heading3"/>
@@ -7218,7 +7033,7 @@
         </m:sSub>
       </m:oMath>
       <w:r>
-        <w:t xml:space="preserve">) are interpolated at each KHOA gauge coordinate and harmonically synthesised at hourly cadence over 2020–2024. The FES2022b variant provides a fully independent, globally reproducible reference that requires no local tide-gauge access.</w:t>
+        <w:t xml:space="preserve">) are interpolated at each KHOA gauge coordinate and harmonically synthesised at hourly cadence over 2020–2024. Because FES2022b supplies both the overpass-time tides and the comparison reference, this variant is an internal self-consistency check on a globally available model (the same model on both sides of the regression) rather than a test against independent ground truth; the only ground-truth comparison is FES-predicted versus KHOA-observed bias (Section 4.7), which matches in sign but under-estimates magnitude.</w:t>
       </w:r>
     </w:p>
     <w:p>
@@ -7228,9 +7043,9 @@
         </w:pict>
       </w:r>
     </w:p>
+    <w:bookmarkEnd w:id="27"/>
     <w:bookmarkEnd w:id="28"/>
-    <w:bookmarkEnd w:id="29"/>
-    <w:bookmarkStart w:id="59" w:name="results"/>
+    <w:bookmarkStart w:id="58" w:name="results"/>
     <w:p>
       <w:pPr>
         <w:pStyle w:val="Heading2"/>
@@ -7239,13 +7054,13 @@
         <w:t xml:space="preserve">4. Results</w:t>
       </w:r>
     </w:p>
-    <w:bookmarkStart w:id="36" w:name="Xd8b9a8778374a11dda8b58c10124160665a15be"/>
+    <w:bookmarkStart w:id="35" w:name="X0c82a796cdb2af17ce808e01947aeebaf21ac06"/>
     <w:p>
       <w:pPr>
         <w:pStyle w:val="Heading3"/>
       </w:pPr>
       <w:r>
-        <w:t xml:space="preserve">4.1 Cross-site tidal sampling distributions reveal a bipolar bias</w:t>
+        <w:t xml:space="preserve">4.1 Cross-site tidal sampling distributions reveal a sign-reversing bias</w:t>
       </w:r>
     </w:p>
     <w:p>
@@ -7253,52 +7068,7 @@
         <w:pStyle w:val="FirstParagraph"/>
       </w:pPr>
       <w:r>
-        <w:t xml:space="preserve">Figure 2 shows the empirical distribution of tide heights (in the KHOA datum) at satellite-acquisition times against the 5-year KHOA reference for each of the 5 sites, broken out by sensor. At every site, satellite distributions are visibly</w:t>
-      </w:r>
-      <w:r>
-        <w:t xml:space="preserve"> </w:t>
-      </w:r>
-      <w:r>
-        <w:rPr>
-          <w:i/>
-          <w:iCs/>
-        </w:rPr>
-        <w:t xml:space="preserve">non-uniform</w:t>
-      </w:r>
-      <w:r>
-        <w:t xml:space="preserve"> </w:t>
-      </w:r>
-      <w:r>
-        <w:t xml:space="preserve">relative to the reference. At the western sites (Ganghwa, Garorim, Gomso, Hampyeong), satellite samples are over-represented in the lower half of the elevation range and</w:t>
-      </w:r>
-      <w:r>
-        <w:t xml:space="preserve"> </w:t>
-      </w:r>
-      <w:r>
-        <w:rPr>
-          <w:i/>
-          <w:iCs/>
-        </w:rPr>
-        <w:t xml:space="preserve">empty</w:t>
-      </w:r>
-      <w:r>
-        <w:t xml:space="preserve"> </w:t>
-      </w:r>
-      <w:r>
-        <w:t xml:space="preserve">above 6–7 m KHOA datum (the top approximately 20 % of the histogram). At Suncheon Bay, the pattern is opposite: satellites</w:t>
-      </w:r>
-      <w:r>
-        <w:t xml:space="preserve"> </w:t>
-      </w:r>
-      <w:r>
-        <w:rPr>
-          <w:i/>
-          <w:iCs/>
-        </w:rPr>
-        <w:t xml:space="preserve">over</w:t>
-      </w:r>
-      <w:r>
-        <w:t xml:space="preserve">-sample the upper half of the range and miss the lowest 0.3–1 m. Figure S1 (CDF panels) reinforces the same finding in cumulative form.</w:t>
+        <w:t xml:space="preserve">Figure 2 shows the empirical distribution of tide heights (in the KHOA datum) at satellite-acquisition times against the 5-year KHOA reference for each of the 5 sites, broken out by sensor. At every site, satellite distributions are visibly non-uniform relative to the reference. At the western sites (Ganghwa, Garorim, Gomso, Hampyeong), satellite samples are over-represented in the lower half of the elevation range and empty above 6–7 m KHOA datum (approximately the top 20 % of the histogram). At Suncheon Bay, the pattern is opposite: satellites over-sample the upper half of the range and miss the lowest 0.3–1 m. Figure S1 (CDF panels) reinforces the same finding in cumulative form.</w:t>
       </w:r>
     </w:p>
     <w:p>
@@ -7310,18 +7080,18 @@
           <wp:inline>
             <wp:extent cx="4907280" cy="2295340"/>
             <wp:effectExtent b="0" l="0" r="0" t="0"/>
-            <wp:docPr descr="" title="" id="31" name="Picture"/>
+            <wp:docPr descr="" title="" id="30" name="Picture"/>
             <a:graphic>
               <a:graphicData uri="http://schemas.openxmlformats.org/drawingml/2006/picture">
                 <pic:pic>
                   <pic:nvPicPr>
-                    <pic:cNvPr descr="figures/fig2_distribution_grid.png" id="32" name="Picture"/>
+                    <pic:cNvPr descr="figures/fig2_distribution_grid.png" id="31" name="Picture"/>
                     <pic:cNvPicPr>
                       <a:picLocks noChangeArrowheads="1" noChangeAspect="1"/>
                     </pic:cNvPicPr>
                   </pic:nvPicPr>
                   <pic:blipFill>
-                    <a:blip r:embed="rId30"/>
+                    <a:blip r:embed="rId29"/>
                     <a:stretch>
                       <a:fillRect/>
                     </a:stretch>
@@ -7363,7 +7133,7 @@
         <w:t xml:space="preserve"> </w:t>
       </w:r>
       <w:r>
-        <w:t xml:space="preserve">Empirical tide-height distributions at satellite acquisition times (coloured outlines) vs. the 5-year KHOA reference (grey filled). Each panel is a site; colours mark sensors (L8 = orange, L9 = red, S2 = purple). The mirror-image pattern between Suncheon Bay (under-samples low tide) and the four western sites (under-sample high tide) is the visual signature of the bipolar bias quantified throughout Section 4.</w:t>
+        <w:t xml:space="preserve">Empirical tide-height distributions at satellite acquisition times (coloured outlines) versus the 5-year KHOA reference (grey filled). Each panel is a site; colours mark sensors (L8 = orange, L9 = red, S2 = purple). The mirror-image pattern between Suncheon Bay (under-samples low tide) and the four western sites (under-sample high tide) is the visual signature of the sign-reversing bias quantified throughout Section 4.</w:t>
       </w:r>
     </w:p>
     <w:p>
@@ -7371,39 +7141,7 @@
         <w:pStyle w:val="BodyText"/>
       </w:pPr>
       <w:r>
-        <w:t xml:space="preserve">Quantitatively, the</w:t>
-      </w:r>
-      <w:r>
-        <w:t xml:space="preserve"> </w:t>
-      </w:r>
-      <w:r>
-        <w:rPr>
-          <w:b/>
-          <w:bCs/>
-        </w:rPr>
-        <w:t xml:space="preserve">aliasing metrics</w:t>
-      </w:r>
-      <w:r>
-        <w:t xml:space="preserve"> </w:t>
-      </w:r>
-      <w:r>
-        <w:t xml:space="preserve">(Section 3.1) confirm the bipolarity (Figure 3, Table 3). The four western sites all exhibit a high-tide offset of 21–28 % and a low offset near 0 %; Suncheon Bay alone shows a low-tide offset of 26–36 % with a high-tide offset of 0–5 %. Mean tide-height bias is −0.5 to −1.2 m at the western sites and +0.3 m at Suncheon Bay, a</w:t>
-      </w:r>
-      <w:r>
-        <w:t xml:space="preserve"> </w:t>
-      </w:r>
-      <w:r>
-        <w:rPr>
-          <w:b/>
-          <w:bCs/>
-        </w:rPr>
-        <w:t xml:space="preserve">change of sign</w:t>
-      </w:r>
-      <w:r>
-        <w:t xml:space="preserve"> </w:t>
-      </w:r>
-      <w:r>
-        <w:t xml:space="preserve">across the regional amphidromic gradient.</w:t>
+        <w:t xml:space="preserve">Quantitatively, the aliasing metrics (Section 3.1) confirm the sign reversal (Figure 3, Table 3). The four western sites all exhibit a high-tide offset of 21–28 % and a low offset near 0 %; Suncheon Bay alone shows a low-tide offset of 26–36 % with a high-tide offset of 0–5 %. Mean tide-height bias is −0.5 to −1.2 m at the western sites and +0.3 m at Suncheon Bay, a change of sign across the regional amphidromic gradient.</w:t>
       </w:r>
     </w:p>
     <w:p>
@@ -7415,18 +7153,18 @@
           <wp:inline>
             <wp:extent cx="5067300" cy="1379962"/>
             <wp:effectExtent b="0" l="0" r="0" t="0"/>
-            <wp:docPr descr="" title="" id="34" name="Picture"/>
+            <wp:docPr descr="" title="" id="33" name="Picture"/>
             <a:graphic>
               <a:graphicData uri="http://schemas.openxmlformats.org/drawingml/2006/picture">
                 <pic:pic>
                   <pic:nvPicPr>
-                    <pic:cNvPr descr="figures/fig3_bipolar_bias.png" id="35" name="Picture"/>
+                    <pic:cNvPr descr="figures/fig3_bipolar_bias.png" id="34" name="Picture"/>
                     <pic:cNvPicPr>
                       <a:picLocks noChangeArrowheads="1" noChangeAspect="1"/>
                     </pic:cNvPicPr>
                   </pic:nvPicPr>
                   <pic:blipFill>
-                    <a:blip r:embed="rId33"/>
+                    <a:blip r:embed="rId32"/>
                     <a:stretch>
                       <a:fillRect/>
                     </a:stretch>
@@ -7573,7 +7311,7 @@
                 <w:b/>
                 <w:bCs/>
               </w:rPr>
-              <w:t xml:space="preserve">High off.</w:t>
+              <w:t xml:space="preserve">High offset</w:t>
             </w:r>
           </w:p>
         </w:tc>
@@ -7588,7 +7326,7 @@
                 <w:b/>
                 <w:bCs/>
               </w:rPr>
-              <w:t xml:space="preserve">Low off.</w:t>
+              <w:t xml:space="preserve">Low offset</w:t>
             </w:r>
           </w:p>
         </w:tc>
@@ -7615,9 +7353,6 @@
             <w:pPr>
               <w:pStyle w:val="Compact"/>
             </w:pPr>
-            <w:r>
-              <w:t xml:space="preserve">Ganghwa</w:t>
-            </w:r>
           </w:p>
         </w:tc>
         <w:tc>
@@ -7694,9 +7429,6 @@
             <w:pPr>
               <w:pStyle w:val="Compact"/>
             </w:pPr>
-            <w:r>
-              <w:t xml:space="preserve">Ganghwa</w:t>
-            </w:r>
           </w:p>
         </w:tc>
         <w:tc>
@@ -7773,9 +7505,6 @@
             <w:pPr>
               <w:pStyle w:val="Compact"/>
             </w:pPr>
-            <w:r>
-              <w:t xml:space="preserve">Ganghwa</w:t>
-            </w:r>
           </w:p>
         </w:tc>
         <w:tc>
@@ -7853,8 +7582,66 @@
               <w:pStyle w:val="Compact"/>
             </w:pPr>
             <w:r>
-              <w:t xml:space="preserve">Garorim</w:t>
+              <w:t xml:space="preserve">(lr){2-7}</w:t>
             </w:r>
+          </w:p>
+        </w:tc>
+        <w:tc>
+          <w:tcPr/>
+          <w:p>
+            <w:pPr>
+              <w:pStyle w:val="Compact"/>
+            </w:pPr>
+          </w:p>
+        </w:tc>
+        <w:tc>
+          <w:tcPr/>
+          <w:p>
+            <w:pPr>
+              <w:pStyle w:val="Compact"/>
+            </w:pPr>
+          </w:p>
+        </w:tc>
+        <w:tc>
+          <w:tcPr/>
+          <w:p>
+            <w:pPr>
+              <w:pStyle w:val="Compact"/>
+            </w:pPr>
+          </w:p>
+        </w:tc>
+        <w:tc>
+          <w:tcPr/>
+          <w:p>
+            <w:pPr>
+              <w:pStyle w:val="Compact"/>
+            </w:pPr>
+          </w:p>
+        </w:tc>
+        <w:tc>
+          <w:tcPr/>
+          <w:p>
+            <w:pPr>
+              <w:pStyle w:val="Compact"/>
+            </w:pPr>
+          </w:p>
+        </w:tc>
+        <w:tc>
+          <w:tcPr/>
+          <w:p>
+            <w:pPr>
+              <w:pStyle w:val="Compact"/>
+            </w:pPr>
+          </w:p>
+        </w:tc>
+      </w:tr>
+      <w:tr>
+        <w:tc>
+          <w:tcPr/>
+          <w:p>
+            <w:pPr>
+              <w:pStyle w:val="Compact"/>
+            </w:pPr>
           </w:p>
         </w:tc>
         <w:tc>
@@ -7931,9 +7718,6 @@
             <w:pPr>
               <w:pStyle w:val="Compact"/>
             </w:pPr>
-            <w:r>
-              <w:t xml:space="preserve">Garorim</w:t>
-            </w:r>
           </w:p>
         </w:tc>
         <w:tc>
@@ -8010,9 +7794,6 @@
             <w:pPr>
               <w:pStyle w:val="Compact"/>
             </w:pPr>
-            <w:r>
-              <w:t xml:space="preserve">Garorim</w:t>
-            </w:r>
           </w:p>
         </w:tc>
         <w:tc>
@@ -8090,8 +7871,66 @@
               <w:pStyle w:val="Compact"/>
             </w:pPr>
             <w:r>
-              <w:t xml:space="preserve">Gomso</w:t>
+              <w:t xml:space="preserve">(lr){2-7}</w:t>
             </w:r>
+          </w:p>
+        </w:tc>
+        <w:tc>
+          <w:tcPr/>
+          <w:p>
+            <w:pPr>
+              <w:pStyle w:val="Compact"/>
+            </w:pPr>
+          </w:p>
+        </w:tc>
+        <w:tc>
+          <w:tcPr/>
+          <w:p>
+            <w:pPr>
+              <w:pStyle w:val="Compact"/>
+            </w:pPr>
+          </w:p>
+        </w:tc>
+        <w:tc>
+          <w:tcPr/>
+          <w:p>
+            <w:pPr>
+              <w:pStyle w:val="Compact"/>
+            </w:pPr>
+          </w:p>
+        </w:tc>
+        <w:tc>
+          <w:tcPr/>
+          <w:p>
+            <w:pPr>
+              <w:pStyle w:val="Compact"/>
+            </w:pPr>
+          </w:p>
+        </w:tc>
+        <w:tc>
+          <w:tcPr/>
+          <w:p>
+            <w:pPr>
+              <w:pStyle w:val="Compact"/>
+            </w:pPr>
+          </w:p>
+        </w:tc>
+        <w:tc>
+          <w:tcPr/>
+          <w:p>
+            <w:pPr>
+              <w:pStyle w:val="Compact"/>
+            </w:pPr>
+          </w:p>
+        </w:tc>
+      </w:tr>
+      <w:tr>
+        <w:tc>
+          <w:tcPr/>
+          <w:p>
+            <w:pPr>
+              <w:pStyle w:val="Compact"/>
+            </w:pPr>
           </w:p>
         </w:tc>
         <w:tc>
@@ -8168,9 +8007,6 @@
             <w:pPr>
               <w:pStyle w:val="Compact"/>
             </w:pPr>
-            <w:r>
-              <w:t xml:space="preserve">Gomso</w:t>
-            </w:r>
           </w:p>
         </w:tc>
         <w:tc>
@@ -8247,9 +8083,6 @@
             <w:pPr>
               <w:pStyle w:val="Compact"/>
             </w:pPr>
-            <w:r>
-              <w:t xml:space="preserve">Gomso</w:t>
-            </w:r>
           </w:p>
         </w:tc>
         <w:tc>
@@ -8327,8 +8160,66 @@
               <w:pStyle w:val="Compact"/>
             </w:pPr>
             <w:r>
-              <w:t xml:space="preserve">Hampyeong</w:t>
+              <w:t xml:space="preserve">(lr){2-7}</w:t>
             </w:r>
+          </w:p>
+        </w:tc>
+        <w:tc>
+          <w:tcPr/>
+          <w:p>
+            <w:pPr>
+              <w:pStyle w:val="Compact"/>
+            </w:pPr>
+          </w:p>
+        </w:tc>
+        <w:tc>
+          <w:tcPr/>
+          <w:p>
+            <w:pPr>
+              <w:pStyle w:val="Compact"/>
+            </w:pPr>
+          </w:p>
+        </w:tc>
+        <w:tc>
+          <w:tcPr/>
+          <w:p>
+            <w:pPr>
+              <w:pStyle w:val="Compact"/>
+            </w:pPr>
+          </w:p>
+        </w:tc>
+        <w:tc>
+          <w:tcPr/>
+          <w:p>
+            <w:pPr>
+              <w:pStyle w:val="Compact"/>
+            </w:pPr>
+          </w:p>
+        </w:tc>
+        <w:tc>
+          <w:tcPr/>
+          <w:p>
+            <w:pPr>
+              <w:pStyle w:val="Compact"/>
+            </w:pPr>
+          </w:p>
+        </w:tc>
+        <w:tc>
+          <w:tcPr/>
+          <w:p>
+            <w:pPr>
+              <w:pStyle w:val="Compact"/>
+            </w:pPr>
+          </w:p>
+        </w:tc>
+      </w:tr>
+      <w:tr>
+        <w:tc>
+          <w:tcPr/>
+          <w:p>
+            <w:pPr>
+              <w:pStyle w:val="Compact"/>
+            </w:pPr>
           </w:p>
         </w:tc>
         <w:tc>
@@ -8405,9 +8296,6 @@
             <w:pPr>
               <w:pStyle w:val="Compact"/>
             </w:pPr>
-            <w:r>
-              <w:t xml:space="preserve">Hampyeong</w:t>
-            </w:r>
           </w:p>
         </w:tc>
         <w:tc>
@@ -8484,9 +8372,6 @@
             <w:pPr>
               <w:pStyle w:val="Compact"/>
             </w:pPr>
-            <w:r>
-              <w:t xml:space="preserve">Hampyeong</w:t>
-            </w:r>
           </w:p>
         </w:tc>
         <w:tc>
@@ -8564,12 +8449,66 @@
               <w:pStyle w:val="Compact"/>
             </w:pPr>
             <w:r>
-              <w:rPr>
-                <w:b/>
-                <w:bCs/>
-              </w:rPr>
-              <w:t xml:space="preserve">Suncheon</w:t>
+              <w:t xml:space="preserve">(lr){2-7}</w:t>
             </w:r>
+          </w:p>
+        </w:tc>
+        <w:tc>
+          <w:tcPr/>
+          <w:p>
+            <w:pPr>
+              <w:pStyle w:val="Compact"/>
+            </w:pPr>
+          </w:p>
+        </w:tc>
+        <w:tc>
+          <w:tcPr/>
+          <w:p>
+            <w:pPr>
+              <w:pStyle w:val="Compact"/>
+            </w:pPr>
+          </w:p>
+        </w:tc>
+        <w:tc>
+          <w:tcPr/>
+          <w:p>
+            <w:pPr>
+              <w:pStyle w:val="Compact"/>
+            </w:pPr>
+          </w:p>
+        </w:tc>
+        <w:tc>
+          <w:tcPr/>
+          <w:p>
+            <w:pPr>
+              <w:pStyle w:val="Compact"/>
+            </w:pPr>
+          </w:p>
+        </w:tc>
+        <w:tc>
+          <w:tcPr/>
+          <w:p>
+            <w:pPr>
+              <w:pStyle w:val="Compact"/>
+            </w:pPr>
+          </w:p>
+        </w:tc>
+        <w:tc>
+          <w:tcPr/>
+          <w:p>
+            <w:pPr>
+              <w:pStyle w:val="Compact"/>
+            </w:pPr>
+          </w:p>
+        </w:tc>
+      </w:tr>
+      <w:tr>
+        <w:tc>
+          <w:tcPr/>
+          <w:p>
+            <w:pPr>
+              <w:pStyle w:val="Compact"/>
+            </w:pPr>
           </w:p>
         </w:tc>
         <w:tc>
@@ -8612,10 +8551,6 @@
               <w:pStyle w:val="Compact"/>
             </w:pPr>
             <w:r>
-              <w:rPr>
-                <w:b/>
-                <w:bCs/>
-              </w:rPr>
               <w:t xml:space="preserve">0.00</w:t>
             </w:r>
           </w:p>
@@ -8627,10 +8562,6 @@
               <w:pStyle w:val="Compact"/>
             </w:pPr>
             <w:r>
-              <w:rPr>
-                <w:b/>
-                <w:bCs/>
-              </w:rPr>
               <w:t xml:space="preserve">0.27</w:t>
             </w:r>
           </w:p>
@@ -8654,13 +8585,6 @@
             <w:pPr>
               <w:pStyle w:val="Compact"/>
             </w:pPr>
-            <w:r>
-              <w:rPr>
-                <w:b/>
-                <w:bCs/>
-              </w:rPr>
-              <w:t xml:space="preserve">Suncheon</w:t>
-            </w:r>
           </w:p>
         </w:tc>
         <w:tc>
@@ -8714,10 +8638,6 @@
               <w:pStyle w:val="Compact"/>
             </w:pPr>
             <w:r>
-              <w:rPr>
-                <w:b/>
-                <w:bCs/>
-              </w:rPr>
               <w:t xml:space="preserve">0.36</w:t>
             </w:r>
           </w:p>
@@ -8741,13 +8661,6 @@
             <w:pPr>
               <w:pStyle w:val="Compact"/>
             </w:pPr>
-            <w:r>
-              <w:rPr>
-                <w:b/>
-                <w:bCs/>
-              </w:rPr>
-              <w:t xml:space="preserve">Suncheon</w:t>
-            </w:r>
           </w:p>
         </w:tc>
         <w:tc>
@@ -8801,10 +8714,6 @@
               <w:pStyle w:val="Compact"/>
             </w:pPr>
             <w:r>
-              <w:rPr>
-                <w:b/>
-                <w:bCs/>
-              </w:rPr>
               <w:t xml:space="preserve">0.26</w:t>
             </w:r>
           </w:p>
@@ -8847,17 +8756,17 @@
         <w:t xml:space="preserve"> </w:t>
       </w:r>
       <w:r>
-        <w:t xml:space="preserve">Mean bias is the mean satellite-time tide height minus the 5-year KHOA mean. Suncheon Bay differs in sign and structure from the western sites.</w:t>
-      </w:r>
-    </w:p>
-    <w:bookmarkEnd w:id="36"/>
-    <w:bookmarkStart w:id="40" w:name="X3ee678bc59ea253c8fafb243613123884b7c4f0"/>
+        <w:t xml:space="preserve">Mean bias is the mean satellite-time tide height minus the 5-year KHOA mean. Spread, high-tide offset and low-tide offset are dimensionless fractions of the reference tidal range (Section 3.1); n = cloud-screened scenes. Suncheon Bay differs in sign and structure from the western sites.</w:t>
+      </w:r>
+    </w:p>
+    <w:bookmarkEnd w:id="35"/>
+    <w:bookmarkStart w:id="39" w:name="X5b1504dccfbd75990b7869113c8d293452ee5ab"/>
     <w:p>
       <w:pPr>
         <w:pStyle w:val="Heading3"/>
       </w:pPr>
       <w:r>
-        <w:t xml:space="preserve">4.2 The bipolar bias is set by the satellite-overpass tide phase</w:t>
+        <w:t xml:space="preserve">4.2 The sign-reversing bias is set by the satellite-overpass tide phase</w:t>
       </w:r>
     </w:p>
     <w:p>
@@ -8955,23 +8864,7 @@
         <w:t xml:space="preserve"> </w:t>
       </w:r>
       <w:r>
-        <w:t xml:space="preserve">phase varies</w:t>
-      </w:r>
-      <w:r>
-        <w:t xml:space="preserve"> </w:t>
-      </w:r>
-      <w:r>
-        <w:rPr>
-          <w:i/>
-          <w:iCs/>
-        </w:rPr>
-        <w:t xml:space="preserve">only</w:t>
-      </w:r>
-      <w:r>
-        <w:t xml:space="preserve"> </w:t>
-      </w:r>
-      <w:r>
-        <w:t xml:space="preserve">because the regional amphidromic system shifts the HW-LW timing.</w:t>
+        <w:t xml:space="preserve">phase varies only because the regional amphidromic system shifts the HW-LW timing.</w:t>
       </w:r>
     </w:p>
     <w:p>
@@ -8983,18 +8876,18 @@
           <wp:inline>
             <wp:extent cx="4800600" cy="1194106"/>
             <wp:effectExtent b="0" l="0" r="0" t="0"/>
-            <wp:docPr descr="" title="" id="38" name="Picture"/>
+            <wp:docPr descr="" title="" id="37" name="Picture"/>
             <a:graphic>
               <a:graphicData uri="http://schemas.openxmlformats.org/drawingml/2006/picture">
                 <pic:pic>
                   <pic:nvPicPr>
-                    <pic:cNvPr descr="figures/fig4_phase_polar.png" id="39" name="Picture"/>
+                    <pic:cNvPr descr="figures/fig4_phase_polar.png" id="38" name="Picture"/>
                     <pic:cNvPicPr>
                       <a:picLocks noChangeArrowheads="1" noChangeAspect="1"/>
                     </pic:cNvPicPr>
                   </pic:nvPicPr>
                   <pic:blipFill>
-                    <a:blip r:embed="rId37"/>
+                    <a:blip r:embed="rId36"/>
                     <a:stretch>
                       <a:fillRect/>
                     </a:stretch>
@@ -9036,7 +8929,33 @@
         <w:t xml:space="preserve"> </w:t>
       </w:r>
       <w:r>
-        <w:t xml:space="preserve">Distribution of satellite-overpass tide phase per site (rose diagrams; all sensors combined). The red bar marks the circular mean. The 180-degree shift in mean phase between the western sites (near LW,</w:t>
+        <w:t xml:space="preserve">Distribution of satellite-overpass tide phase per site (rose diagrams; all sensors combined). The red bar marks the circular mean. The</w:t>
+      </w:r>
+      <w:r>
+        <w:t xml:space="preserve"> </w:t>
+      </w:r>
+      <m:oMath>
+        <m:sSup>
+          <m:e>
+            <m:r>
+              <m:t>180</m:t>
+            </m:r>
+          </m:e>
+          <m:sup>
+            <m:r>
+              <m:rPr>
+                <m:sty m:val="p"/>
+              </m:rPr>
+              <m:t>∘</m:t>
+            </m:r>
+          </m:sup>
+        </m:sSup>
+      </m:oMath>
+      <w:r>
+        <w:t xml:space="preserve"> </w:t>
+      </w:r>
+      <w:r>
+        <w:t xml:space="preserve">shift in mean phase between the western sites (near LW,</w:t>
       </w:r>
       <w:r>
         <w:t xml:space="preserve"> </w:t>
@@ -9091,8 +9010,8 @@
         <w:t xml:space="preserve">) is the immediate cause of the sign reversal of the mean bias, and is the input to the analytical model of Eq. (1).</w:t>
       </w:r>
     </w:p>
-    <w:bookmarkEnd w:id="40"/>
-    <w:bookmarkStart w:id="44" w:name="Xcc2f68dab410ac36b6326f93548c150cdb5684f"/>
+    <w:bookmarkEnd w:id="39"/>
+    <w:bookmarkStart w:id="43" w:name="Xcc2f68dab410ac36b6326f93548c150cdb5684f"/>
     <w:p>
       <w:pPr>
         <w:pStyle w:val="Heading3"/>
@@ -9471,35 +9390,11 @@
             <m:rPr>
               <m:sty m:val="p"/>
             </m:rPr>
-            <m:t>=</m:t>
+            <m:t>&lt;</m:t>
           </m:r>
           <m:r>
-            <m:t>2.2</m:t>
+            <m:t>0.001</m:t>
           </m:r>
-          <m:r>
-            <m:rPr>
-              <m:sty m:val="p"/>
-            </m:rPr>
-            <m:t>×</m:t>
-          </m:r>
-          <m:sSup>
-            <m:e>
-              <m:r>
-                <m:t>10</m:t>
-              </m:r>
-            </m:e>
-            <m:sup>
-              <m:r>
-                <m:rPr>
-                  <m:sty m:val="p"/>
-                </m:rPr>
-                <m:t>−</m:t>
-              </m:r>
-              <m:r>
-                <m:t>12</m:t>
-              </m:r>
-            </m:sup>
-          </m:sSup>
           <m:r>
             <m:rPr>
               <m:sty m:val="p"/>
@@ -9671,22 +9566,356 @@
         <w:pStyle w:val="BodyText"/>
       </w:pPr>
       <w:r>
+        <w:t xml:space="preserve">Because the three sensors at each site share the same tide, gauge, and overpass window, the 15 (site, sensor) points are not fully independent; the effective sample size is the five sites. Aggregating to site means gives</w:t>
+      </w:r>
+      <w:r>
+        <w:t xml:space="preserve"> </w:t>
+      </w:r>
+      <m:oMath>
+        <m:r>
+          <m:t>β</m:t>
+        </m:r>
+        <m:r>
+          <m:rPr>
+            <m:sty m:val="p"/>
+          </m:rPr>
+          <m:t>=</m:t>
+        </m:r>
+        <m:r>
+          <m:t>1.83</m:t>
+        </m:r>
+      </m:oMath>
+      <w:r>
+        <w:t xml:space="preserve"> </w:t>
+      </w:r>
+      <w:r>
+        <w:t xml:space="preserve">(</w:t>
+      </w:r>
+      <m:oMath>
+        <m:sSup>
+          <m:e>
+            <m:r>
+              <m:t>R</m:t>
+            </m:r>
+          </m:e>
+          <m:sup>
+            <m:r>
+              <m:t>2</m:t>
+            </m:r>
+          </m:sup>
+        </m:sSup>
+        <m:r>
+          <m:rPr>
+            <m:sty m:val="p"/>
+          </m:rPr>
+          <m:t>=</m:t>
+        </m:r>
+        <m:r>
+          <m:t>0.996</m:t>
+        </m:r>
+      </m:oMath>
+      <w:r>
+        <w:t xml:space="preserve">,</w:t>
+      </w:r>
+      <w:r>
+        <w:t xml:space="preserve"> </w:t>
+      </w:r>
+      <m:oMath>
+        <m:r>
+          <m:t>p</m:t>
+        </m:r>
+        <m:r>
+          <m:rPr>
+            <m:sty m:val="p"/>
+          </m:rPr>
+          <m:t>≈</m:t>
+        </m:r>
+        <m:r>
+          <m:t>1</m:t>
+        </m:r>
+        <m:r>
+          <m:rPr>
+            <m:sty m:val="p"/>
+          </m:rPr>
+          <m:t>×</m:t>
+        </m:r>
+        <m:sSup>
+          <m:e>
+            <m:r>
+              <m:t>10</m:t>
+            </m:r>
+          </m:e>
+          <m:sup>
+            <m:r>
+              <m:rPr>
+                <m:sty m:val="p"/>
+              </m:rPr>
+              <m:t>−</m:t>
+            </m:r>
+            <m:r>
+              <m:t>4</m:t>
+            </m:r>
+          </m:sup>
+        </m:sSup>
+      </m:oMath>
+      <w:r>
+        <w:t xml:space="preserve">,</w:t>
+      </w:r>
+      <w:r>
+        <w:t xml:space="preserve"> </w:t>
+      </w:r>
+      <m:oMath>
+        <m:r>
+          <m:t>n</m:t>
+        </m:r>
+        <m:r>
+          <m:rPr>
+            <m:sty m:val="p"/>
+          </m:rPr>
+          <m:t>=</m:t>
+        </m:r>
+        <m:r>
+          <m:t>5</m:t>
+        </m:r>
+      </m:oMath>
+      <w:r>
+        <w:t xml:space="preserve">), statistically indistinguishable from the pooled estimate, so we take the site-mean fit as the primary inference and read the pooled</w:t>
+      </w:r>
+      <w:r>
+        <w:t xml:space="preserve"> </w:t>
+      </w:r>
+      <m:oMath>
+        <m:r>
+          <m:t>p</m:t>
+        </m:r>
+      </m:oMath>
+      <w:r>
+        <w:t xml:space="preserve">-value as anti-conservative; the leave-one-site-out test of Section 4.4 is the corresponding honest generalisation metric. Part of the high</w:t>
+      </w:r>
+      <w:r>
+        <w:t xml:space="preserve"> </w:t>
+      </w:r>
+      <m:oMath>
+        <m:sSup>
+          <m:e>
+            <m:r>
+              <m:t>R</m:t>
+            </m:r>
+          </m:e>
+          <m:sup>
+            <m:r>
+              <m:t>2</m:t>
+            </m:r>
+          </m:sup>
+        </m:sSup>
+      </m:oMath>
+      <w:r>
+        <w:t xml:space="preserve"> </w:t>
+      </w:r>
+      <w:r>
+        <w:t xml:space="preserve">is structural, because the predictor</w:t>
+      </w:r>
+      <w:r>
+        <w:t xml:space="preserve"> </w:t>
+      </w:r>
+      <m:oMath>
+        <m:r>
+          <m:t>A</m:t>
+        </m:r>
+        <m:r>
+          <m:rPr>
+            <m:sty m:val="p"/>
+          </m:rPr>
+          <m:t>⟨</m:t>
+        </m:r>
+        <m:r>
+          <m:rPr>
+            <m:sty m:val="p"/>
+          </m:rPr>
+          <m:t>cos</m:t>
+        </m:r>
+        <m:r>
+          <m:t>θ</m:t>
+        </m:r>
+        <m:r>
+          <m:rPr>
+            <m:sty m:val="p"/>
+          </m:rPr>
+          <m:t>⟩</m:t>
+        </m:r>
+      </m:oMath>
+      <w:r>
+        <w:t xml:space="preserve"> </w:t>
+      </w:r>
+      <w:r>
+        <w:t xml:space="preserve">is the first-order reconstruction of the same sampled tides that generate the bias; the non-circular evidence is therefore that the sign of</w:t>
+      </w:r>
+      <w:r>
+        <w:t xml:space="preserve"> </w:t>
+      </w:r>
+      <m:oMath>
+        <m:r>
+          <m:rPr>
+            <m:sty m:val="p"/>
+          </m:rPr>
+          <m:t>⟨</m:t>
+        </m:r>
+        <m:r>
+          <m:rPr>
+            <m:sty m:val="p"/>
+          </m:rPr>
+          <m:t>cos</m:t>
+        </m:r>
+        <m:r>
+          <m:t>θ</m:t>
+        </m:r>
+        <m:r>
+          <m:rPr>
+            <m:sty m:val="p"/>
+          </m:rPr>
+          <m:t>⟩</m:t>
+        </m:r>
+      </m:oMath>
+      <w:r>
+        <w:t xml:space="preserve"> </w:t>
+      </w:r>
+      <w:r>
+        <w:t xml:space="preserve">alone separates the negative-bias western sites from positive-bias Suncheon (corr</w:t>
+      </w:r>
+      <m:oMath>
+        <m:r>
+          <m:rPr>
+            <m:sty m:val="p"/>
+          </m:rPr>
+          <m:t>(</m:t>
+        </m:r>
+        <m:r>
+          <m:rPr>
+            <m:sty m:val="p"/>
+          </m:rPr>
+          <m:t>⟨</m:t>
+        </m:r>
+        <m:r>
+          <m:rPr>
+            <m:sty m:val="p"/>
+          </m:rPr>
+          <m:t>cos</m:t>
+        </m:r>
+        <m:r>
+          <m:t>θ</m:t>
+        </m:r>
+        <m:r>
+          <m:rPr>
+            <m:sty m:val="p"/>
+          </m:rPr>
+          <m:t>⟩</m:t>
+        </m:r>
+        <m:r>
+          <m:rPr>
+            <m:sty m:val="p"/>
+          </m:rPr>
+          <m:t>,</m:t>
+        </m:r>
+        <m:r>
+          <m:rPr>
+            <m:nor/>
+            <m:sty m:val="p"/>
+          </m:rPr>
+          <m:t>bias</m:t>
+        </m:r>
+        <m:r>
+          <m:rPr>
+            <m:sty m:val="p"/>
+          </m:rPr>
+          <m:t>)</m:t>
+        </m:r>
+        <m:r>
+          <m:rPr>
+            <m:sty m:val="p"/>
+          </m:rPr>
+          <m:t>=</m:t>
+        </m:r>
+        <m:r>
+          <m:t>0.94</m:t>
+        </m:r>
+      </m:oMath>
+      <w:r>
+        <w:t xml:space="preserve"> </w:t>
+      </w:r>
+      <w:r>
+        <w:t xml:space="preserve">across the 15 points) together with the Suncheon sign reversal, and that the western-coast-only subset still yields</w:t>
+      </w:r>
+      <w:r>
+        <w:t xml:space="preserve"> </w:t>
+      </w:r>
+      <m:oMath>
+        <m:r>
+          <m:t>β</m:t>
+        </m:r>
+        <m:r>
+          <m:rPr>
+            <m:sty m:val="p"/>
+          </m:rPr>
+          <m:t>=</m:t>
+        </m:r>
+        <m:r>
+          <m:t>1.39</m:t>
+        </m:r>
+      </m:oMath>
+      <w:r>
+        <w:t xml:space="preserve"> </w:t>
+      </w:r>
+      <w:r>
+        <w:t xml:space="preserve">(</w:t>
+      </w:r>
+      <m:oMath>
+        <m:sSup>
+          <m:e>
+            <m:r>
+              <m:t>R</m:t>
+            </m:r>
+          </m:e>
+          <m:sup>
+            <m:r>
+              <m:t>2</m:t>
+            </m:r>
+          </m:sup>
+        </m:sSup>
+        <m:r>
+          <m:rPr>
+            <m:sty m:val="p"/>
+          </m:rPr>
+          <m:t>=</m:t>
+        </m:r>
+        <m:r>
+          <m:t>0.91</m:t>
+        </m:r>
+      </m:oMath>
+      <w:r>
+        <w:t xml:space="preserve">).</w:t>
+      </w:r>
+    </w:p>
+    <w:p>
+      <w:pPr>
+        <w:pStyle w:val="BodyText"/>
+      </w:pPr>
+      <w:r>
         <w:drawing>
           <wp:inline>
             <wp:extent cx="4267200" cy="2998985"/>
             <wp:effectExtent b="0" l="0" r="0" t="0"/>
-            <wp:docPr descr="" title="" id="42" name="Picture"/>
+            <wp:docPr descr="" title="" id="41" name="Picture"/>
             <a:graphic>
               <a:graphicData uri="http://schemas.openxmlformats.org/drawingml/2006/picture">
                 <pic:pic>
                   <pic:nvPicPr>
-                    <pic:cNvPr descr="figures/fig5_phase_bias_regression.png" id="43" name="Picture"/>
+                    <pic:cNvPr descr="figures/fig5_phase_bias_regression.png" id="42" name="Picture"/>
                     <pic:cNvPicPr>
                       <a:picLocks noChangeArrowheads="1" noChangeAspect="1"/>
                     </pic:cNvPicPr>
                   </pic:nvPicPr>
                   <pic:blipFill>
-                    <a:blip r:embed="rId41"/>
+                    <a:blip r:embed="rId40"/>
                     <a:stretch>
                       <a:fillRect/>
                     </a:stretch>
@@ -9829,7 +10058,30 @@
         </m:r>
       </m:oMath>
       <w:r>
-        <w:t xml:space="preserve">). Dotted red: theoretical 1:1. A single parameter captures 98 % of the cross-site, cross-sensor variance, supporting the interpretation that the bias is set by satellite-overpass phase alone; the slope</w:t>
+        <w:t xml:space="preserve">). Dotted red: theoretical 1:1. A single parameter captures 98 % of the cross-site, cross-sensor variance, supporting the interpretation that the bias is set by satellite-overpass phase alone (part of this</w:t>
+      </w:r>
+      <w:r>
+        <w:t xml:space="preserve"> </w:t>
+      </w:r>
+      <m:oMath>
+        <m:sSup>
+          <m:e>
+            <m:r>
+              <m:t>R</m:t>
+            </m:r>
+          </m:e>
+          <m:sup>
+            <m:r>
+              <m:t>2</m:t>
+            </m:r>
+          </m:sup>
+        </m:sSup>
+      </m:oMath>
+      <w:r>
+        <w:t xml:space="preserve"> </w:t>
+      </w:r>
+      <w:r>
+        <w:t xml:space="preserve">is structural — the predictor reconstructs the sampled tides; see Section 4.3); the slope</w:t>
       </w:r>
       <w:r>
         <w:t xml:space="preserve"> </w:t>
@@ -9855,8 +10107,8 @@
         <w:t xml:space="preserve">is attributable to spring–neap covariance (Section 5.1).</w:t>
       </w:r>
     </w:p>
-    <w:bookmarkEnd w:id="44"/>
-    <w:bookmarkStart w:id="48" w:name="X8c32df7daa4eaf72051c418d75c7852f50cc6de"/>
+    <w:bookmarkEnd w:id="43"/>
+    <w:bookmarkStart w:id="47" w:name="X8c32df7daa4eaf72051c418d75c7852f50cc6de"/>
     <w:p>
       <w:pPr>
         <w:pStyle w:val="Heading3"/>
@@ -9901,7 +10153,7 @@
         <w:pStyle w:val="Compact"/>
         <w:numPr>
           <w:ilvl w:val="0"/>
-          <w:numId w:val="1009"/>
+          <w:numId w:val="1008"/>
         </w:numPr>
       </w:pPr>
       <w:r>
@@ -9946,7 +10198,7 @@
         <w:pStyle w:val="Compact"/>
         <w:numPr>
           <w:ilvl w:val="0"/>
-          <w:numId w:val="1009"/>
+          <w:numId w:val="1008"/>
         </w:numPr>
       </w:pPr>
       <w:r>
@@ -10025,7 +10277,7 @@
         <w:pStyle w:val="Compact"/>
         <w:numPr>
           <w:ilvl w:val="0"/>
-          <w:numId w:val="1009"/>
+          <w:numId w:val="1008"/>
         </w:numPr>
       </w:pPr>
       <w:r>
@@ -10079,7 +10331,7 @@
         <w:pStyle w:val="Compact"/>
         <w:numPr>
           <w:ilvl w:val="0"/>
-          <w:numId w:val="1009"/>
+          <w:numId w:val="1008"/>
         </w:numPr>
       </w:pPr>
       <w:r>
@@ -10206,23 +10458,7 @@
         <w:t xml:space="preserve"> </w:t>
       </w:r>
       <w:r>
-        <w:t xml:space="preserve">does</w:t>
-      </w:r>
-      <w:r>
-        <w:t xml:space="preserve"> </w:t>
-      </w:r>
-      <w:r>
-        <w:rPr>
-          <w:i/>
-          <w:iCs/>
-        </w:rPr>
-        <w:t xml:space="preserve">not</w:t>
-      </w:r>
-      <w:r>
-        <w:t xml:space="preserve"> </w:t>
-      </w:r>
-      <w:r>
-        <w:t xml:space="preserve">include 1, confirming that the empirical proportionality factor exceeds the leading-order prediction. The coefficient-stability summary (Figure S3) and the underlying per-partition scatter (Figure S4) are provided in the Supplementary Material.</w:t>
+        <w:t xml:space="preserve">does not include 1, confirming that the empirical proportionality factor exceeds the leading-order prediction. The coefficient-stability summary (Figure S3) and the underlying per-partition scatter (Figure S4) are provided in the Supplementary Material.</w:t>
       </w:r>
     </w:p>
     <w:p>
@@ -10230,20 +10466,47 @@
         <w:pStyle w:val="BodyText"/>
       </w:pPr>
       <w:r>
-        <w:t xml:space="preserve">Leave-one-site-out validation (Figure 6) holds out each site in turn, fits the regression on the remaining four (12 points), and predicts the held-out site’s three bias values. Pearson r = 0.969 between measured and predicted mean bias, with RMSE = 0.16 m and MAE = 0.12 m. Crucially,</w:t>
-      </w:r>
-      <w:r>
-        <w:t xml:space="preserve"> </w:t>
-      </w:r>
-      <w:r>
-        <w:rPr>
-          <w:b/>
-          <w:bCs/>
-        </w:rPr>
-        <w:t xml:space="preserve">the sign of the predicted bias is correct in all 15 held-out cases</w:t>
-      </w:r>
-      <w:r>
-        <w:t xml:space="preserve">, including the southern Suncheon Bay despite its absence from the training set.</w:t>
+        <w:t xml:space="preserve">Leave-one-site-out validation (Figure 6) holds out each site in turn, fits the regression on the remaining four (12 points), and predicts the held-out site’s three bias values. Pearson r = 0.969 between measured and predicted mean bias, with RMSE = 0.16 m and a mean absolute error (MAE) of 0.12 m. The sign of the predicted bias is correct in 14 of the 15 held-out cases; the single exception is Suncheon L8 (predicted</w:t>
+      </w:r>
+      <w:r>
+        <w:t xml:space="preserve"> </w:t>
+      </w:r>
+      <m:oMath>
+        <m:r>
+          <m:rPr>
+            <m:sty m:val="p"/>
+          </m:rPr>
+          <m:t>−</m:t>
+        </m:r>
+        <m:r>
+          <m:t>0.02</m:t>
+        </m:r>
+      </m:oMath>
+      <w:r>
+        <w:t xml:space="preserve"> </w:t>
+      </w:r>
+      <w:r>
+        <w:t xml:space="preserve">m versus observed</w:t>
+      </w:r>
+      <w:r>
+        <w:t xml:space="preserve"> </w:t>
+      </w:r>
+      <m:oMath>
+        <m:r>
+          <m:rPr>
+            <m:sty m:val="p"/>
+          </m:rPr>
+          <m:t>+</m:t>
+        </m:r>
+        <m:r>
+          <m:t>0.29</m:t>
+        </m:r>
+      </m:oMath>
+      <w:r>
+        <w:t xml:space="preserve"> </w:t>
+      </w:r>
+      <w:r>
+        <w:t xml:space="preserve">m), the smallest-magnitude reversed point, where the western-trained intercept dominates. The sign is recovered for the other two Suncheon sensors despite the site’s absence from the training set.</w:t>
       </w:r>
     </w:p>
     <w:p>
@@ -10255,18 +10518,18 @@
           <wp:inline>
             <wp:extent cx="4267200" cy="2762779"/>
             <wp:effectExtent b="0" l="0" r="0" t="0"/>
-            <wp:docPr descr="" title="" id="46" name="Picture"/>
+            <wp:docPr descr="" title="" id="45" name="Picture"/>
             <a:graphic>
               <a:graphicData uri="http://schemas.openxmlformats.org/drawingml/2006/picture">
                 <pic:pic>
                   <pic:nvPicPr>
-                    <pic:cNvPr descr="figures/fig7_loo_validation.png" id="47" name="Picture"/>
+                    <pic:cNvPr descr="figures/fig7_loo_validation.png" id="46" name="Picture"/>
                     <pic:cNvPicPr>
                       <a:picLocks noChangeArrowheads="1" noChangeAspect="1"/>
                     </pic:cNvPicPr>
                   </pic:nvPicPr>
                   <pic:blipFill>
-                    <a:blip r:embed="rId45"/>
+                    <a:blip r:embed="rId44"/>
                     <a:stretch>
                       <a:fillRect/>
                     </a:stretch>
@@ -10351,11 +10614,11 @@
         </m:r>
       </m:oMath>
       <w:r>
-        <w:t xml:space="preserve">. The model correctly predicts the sign at all 15 held-out points, including the sign-reversed Suncheon Bay despite its absence from the training set — demonstrating that the formula generalises beyond the training sites.</w:t>
-      </w:r>
-    </w:p>
-    <w:bookmarkEnd w:id="48"/>
-    <w:bookmarkStart w:id="55" w:name="X762854f1876cf1bc528f5e29ed811008e297ca9"/>
+        <w:t xml:space="preserve">. The model correctly predicts the sign at 14 of 15 held-out points (the exception is the smallest-magnitude Suncheon L8 point); the sign-reversed Suncheon Bay is recovered for two of its three sensors despite its absence from the training set, showing the formula generalises beyond the training sites.</w:t>
+      </w:r>
+    </w:p>
+    <w:bookmarkEnd w:id="47"/>
+    <w:bookmarkStart w:id="54" w:name="X762854f1876cf1bc528f5e29ed811008e297ca9"/>
     <w:p>
       <w:pPr>
         <w:pStyle w:val="Heading3"/>
@@ -10569,52 +10832,7 @@
         <w:pStyle w:val="BodyText"/>
       </w:pPr>
       <w:r>
-        <w:t xml:space="preserve">Beyond the per-quantile error, certain portions of the intertidal range are</w:t>
-      </w:r>
-      <w:r>
-        <w:t xml:space="preserve"> </w:t>
-      </w:r>
-      <w:r>
-        <w:rPr>
-          <w:i/>
-          <w:iCs/>
-        </w:rPr>
-        <w:t xml:space="preserve">never</w:t>
-      </w:r>
-      <w:r>
-        <w:t xml:space="preserve"> </w:t>
-      </w:r>
-      <w:r>
-        <w:t xml:space="preserve">sampled by satellites and so form irrecoverable truncation bands (Figure 7a). On the four western sites, truncation is at the</w:t>
-      </w:r>
-      <w:r>
-        <w:t xml:space="preserve"> </w:t>
-      </w:r>
-      <w:r>
-        <w:rPr>
-          <w:i/>
-          <w:iCs/>
-        </w:rPr>
-        <w:t xml:space="preserve">top</w:t>
-      </w:r>
-      <w:r>
-        <w:t xml:space="preserve"> </w:t>
-      </w:r>
-      <w:r>
-        <w:t xml:space="preserve">of the intertidal range, with vertical extent 1.36–2.02 m. At Suncheon Bay it is at the</w:t>
-      </w:r>
-      <w:r>
-        <w:t xml:space="preserve"> </w:t>
-      </w:r>
-      <w:r>
-        <w:rPr>
-          <w:i/>
-          <w:iCs/>
-        </w:rPr>
-        <w:t xml:space="preserve">bottom</w:t>
-      </w:r>
-      <w:r>
-        <w:t xml:space="preserve">, with extent 0.99 m.</w:t>
+        <w:t xml:space="preserve">Beyond the per-quantile error, certain portions of the intertidal range are never sampled by satellites and so form irrecoverable truncation bands (Figure 7a). On the four western sites, truncation is at the top of the intertidal range, with vertical extent 1.36–2.02 m. At Suncheon Bay it is at the bottom, with extent 0.99 m.</w:t>
       </w:r>
     </w:p>
     <w:p>
@@ -10622,36 +10840,7 @@
         <w:pStyle w:val="BodyText"/>
       </w:pPr>
       <w:r>
-        <w:t xml:space="preserve">Converting to horizontal contour displacement on a planar tidal flat with assumed site-specific slopes (Section 3.5), the upper-tide truncation translates into</w:t>
-      </w:r>
-      <w:r>
-        <w:t xml:space="preserve"> </w:t>
-      </w:r>
-      <w:r>
-        <w:rPr>
-          <w:b/>
-          <w:bCs/>
-        </w:rPr>
-        <w:t xml:space="preserve">1.06 km (Garorim) to 2.53 km (Ganghwa)</w:t>
-      </w:r>
-      <w:r>
-        <w:t xml:space="preserve"> </w:t>
-      </w:r>
-      <w:r>
-        <w:t xml:space="preserve">of horizontally missing tidal-flat width on the western coast (Figure 7b; schematic cross-sections in Figure S7). At Suncheon Bay the lower-band truncation corresponds to approximately 495 m of missing width. The vertical DEM RMSE of 0.36–1.09 m translates into horizontal RMSE of</w:t>
-      </w:r>
-      <w:r>
-        <w:t xml:space="preserve"> </w:t>
-      </w:r>
-      <w:r>
-        <w:rPr>
-          <w:b/>
-          <w:bCs/>
-        </w:rPr>
-        <w:t xml:space="preserve">179 m (Suncheon) to 1,359 m (Ganghwa)</w:t>
-      </w:r>
-      <w:r>
-        <w:t xml:space="preserve">.</w:t>
+        <w:t xml:space="preserve">Converting to horizontal contour displacement on a planar tidal flat with assumed site-specific slopes (Section 3.5), the upper-tide truncation translates into roughly 1.1 km (Garorim) to 2.5 km (Ganghwa) of horizontally missing tidal-flat width on the western coast (Figure 7b; schematic cross-sections in Figure S7). At Suncheon Bay the lower-band truncation corresponds to approximately 0.5 km of missing width. The vertical DEM RMSE of 0.36–1.09 m translates into a horizontal RMSE of roughly 0.2 km (Suncheon) to 1.4 km (Ganghwa). These horizontal figures scale inversely with the assumed slope and are quoted to one to two significant figures accordingly.</w:t>
       </w:r>
     </w:p>
     <w:p>
@@ -10663,18 +10852,18 @@
           <wp:inline>
             <wp:extent cx="4533900" cy="2334534"/>
             <wp:effectExtent b="0" l="0" r="0" t="0"/>
-            <wp:docPr descr="" title="" id="50" name="Picture"/>
+            <wp:docPr descr="" title="" id="49" name="Picture"/>
             <a:graphic>
               <a:graphicData uri="http://schemas.openxmlformats.org/drawingml/2006/picture">
                 <pic:pic>
                   <pic:nvPicPr>
-                    <pic:cNvPr descr="figures/fig9_truncation_bands.png" id="51" name="Picture"/>
+                    <pic:cNvPr descr="figures/fig9_truncation_bands.png" id="50" name="Picture"/>
                     <pic:cNvPicPr>
                       <a:picLocks noChangeArrowheads="1" noChangeAspect="1"/>
                     </pic:cNvPicPr>
                   </pic:nvPicPr>
                   <pic:blipFill>
-                    <a:blip r:embed="rId49"/>
+                    <a:blip r:embed="rId48"/>
                     <a:stretch>
                       <a:fillRect/>
                     </a:stretch>
@@ -10710,18 +10899,18 @@
           <wp:inline>
             <wp:extent cx="4533900" cy="1680430"/>
             <wp:effectExtent b="0" l="0" r="0" t="0"/>
-            <wp:docPr descr="" title="" id="53" name="Picture"/>
+            <wp:docPr descr="" title="" id="52" name="Picture"/>
             <a:graphic>
               <a:graphicData uri="http://schemas.openxmlformats.org/drawingml/2006/picture">
                 <pic:pic>
                   <pic:nvPicPr>
-                    <pic:cNvPr descr="figures/fig10_horizontal_error.png" id="54" name="Picture"/>
+                    <pic:cNvPr descr="figures/fig10_horizontal_error.png" id="53" name="Picture"/>
                     <pic:cNvPicPr>
                       <a:picLocks noChangeArrowheads="1" noChangeAspect="1"/>
                     </pic:cNvPicPr>
                   </pic:nvPicPr>
                   <pic:blipFill>
-                    <a:blip r:embed="rId52"/>
+                    <a:blip r:embed="rId51"/>
                     <a:stretch>
                       <a:fillRect/>
                     </a:stretch>
@@ -10783,7 +10972,7 @@
         <w:t xml:space="preserve"> </w:t>
       </w:r>
       <w:r>
-        <w:t xml:space="preserve">Sampled vs missing elevation bands: grey = elevation range covered by the satellite-sampled tides; red = upper-tide truncation (irrecoverable); blue = lower-tide truncation. The truncation bands occupy 1.36–2.02 m of vertical range at the western sites and 0.99 m at Suncheon Bay; these bands cannot be filled by additional optical scenes at the same overpass time.</w:t>
+        <w:t xml:space="preserve">Sampled versus missing elevation bands: grey = elevation range covered by the satellite-sampled tides; red = upper-tide truncation (irrecoverable); blue = lower-tide truncation. The truncation bands occupy 1.36–2.02 m of vertical range at the western sites and 0.99 m at Suncheon Bay; these bands cannot be filled by additional optical scenes at the same overpass time.</w:t>
       </w:r>
       <w:r>
         <w:t xml:space="preserve"> </w:t>
@@ -10826,17 +11015,141 @@
         </m:r>
       </m:oMath>
       <w:r>
-        <w:t xml:space="preserve">, averaged across the three sensors. The horizontal RMSE depends jointly on the vertical RMSE and on the assumed tidal-flat slope; Ganghwa-do, where vertical RMSE peaks and the flat is gentlest, carries the largest horizontal error budget (over 1.3 km).</w:t>
+        <w:t xml:space="preserve">, averaged across the three sensors. The horizontal RMSE depends jointly on the vertical RMSE and on the assumed tidal-flat slope; Ganghwa-do, where vertical RMSE peaks and the flat is gentlest, carries the largest horizontal error budget (roughly 1.4 km).</w:t>
+      </w:r>
+    </w:p>
+    <w:bookmarkEnd w:id="54"/>
+    <w:bookmarkStart w:id="55" w:name="X33a5b86cae240fcf534e92406ea2e8f54b59f85"/>
+    <w:p>
+      <w:pPr>
+        <w:pStyle w:val="Heading3"/>
+      </w:pPr>
+      <w:r>
+        <w:t xml:space="preserve">4.6 Increasing optical revisit frequency does not remove the bias</w:t>
+      </w:r>
+    </w:p>
+    <w:p>
+      <w:pPr>
+        <w:pStyle w:val="FirstParagraph"/>
+      </w:pPr>
+      <w:r>
+        <w:t xml:space="preserve">Sentinel-2 contributes 826 scenes at Ganghwa-do versus 137 for Landsat 8; a 6.0-fold increase in sample density yields only a 7 % reduction in mean bias (</w:t>
+      </w:r>
+      <m:oMath>
+        <m:r>
+          <m:rPr>
+            <m:sty m:val="p"/>
+          </m:rPr>
+          <m:t>−</m:t>
+        </m:r>
+        <m:r>
+          <m:t>1.05</m:t>
+        </m:r>
+      </m:oMath>
+      <w:r>
+        <w:t xml:space="preserve"> </w:t>
+      </w:r>
+      <w:r>
+        <w:t xml:space="preserve">m versus</w:t>
+      </w:r>
+      <w:r>
+        <w:t xml:space="preserve"> </w:t>
+      </w:r>
+      <m:oMath>
+        <m:r>
+          <m:rPr>
+            <m:sty m:val="p"/>
+          </m:rPr>
+          <m:t>−</m:t>
+        </m:r>
+        <m:r>
+          <m:t>1.13</m:t>
+        </m:r>
+      </m:oMath>
+      <w:r>
+        <w:t xml:space="preserve"> </w:t>
+      </w:r>
+      <w:r>
+        <w:t xml:space="preserve">m). At Garorim Bay the comparison is more pronounced (a 12.8-fold increase in S2 scenes over L8), and the bias drops by only one third (</w:t>
+      </w:r>
+      <m:oMath>
+        <m:r>
+          <m:rPr>
+            <m:sty m:val="p"/>
+          </m:rPr>
+          <m:t>−</m:t>
+        </m:r>
+        <m:r>
+          <m:t>0.80</m:t>
+        </m:r>
+      </m:oMath>
+      <w:r>
+        <w:t xml:space="preserve"> </w:t>
+      </w:r>
+      <w:r>
+        <w:t xml:space="preserve">m versus</w:t>
+      </w:r>
+      <w:r>
+        <w:t xml:space="preserve"> </w:t>
+      </w:r>
+      <m:oMath>
+        <m:r>
+          <m:rPr>
+            <m:sty m:val="p"/>
+          </m:rPr>
+          <m:t>−</m:t>
+        </m:r>
+        <m:r>
+          <m:t>1.20</m:t>
+        </m:r>
+      </m:oMath>
+      <w:r>
+        <w:t xml:space="preserve"> </w:t>
+      </w:r>
+      <w:r>
+        <w:t xml:space="preserve">m). The reason is geometric: all three sensors share essentially the same overpass time (Figure S2, every histogram peak at 11:00 KST), so the empirical</w:t>
+      </w:r>
+      <w:r>
+        <w:t xml:space="preserve"> </w:t>
+      </w:r>
+      <m:oMath>
+        <m:r>
+          <m:rPr>
+            <m:sty m:val="p"/>
+          </m:rPr>
+          <m:t>⟨</m:t>
+        </m:r>
+        <m:r>
+          <m:rPr>
+            <m:sty m:val="p"/>
+          </m:rPr>
+          <m:t>cos</m:t>
+        </m:r>
+        <m:r>
+          <m:t>θ</m:t>
+        </m:r>
+        <m:r>
+          <m:rPr>
+            <m:sty m:val="p"/>
+          </m:rPr>
+          <m:t>⟩</m:t>
+        </m:r>
+      </m:oMath>
+      <w:r>
+        <w:t xml:space="preserve"> </w:t>
+      </w:r>
+      <w:r>
+        <w:t xml:space="preserve">converges to the same limit. Refining the histogram shape (lower KS statistic, lower distribution-shape error) is possible with more scenes; correcting the systematic mean shift is not.</w:t>
       </w:r>
     </w:p>
     <w:bookmarkEnd w:id="55"/>
-    <w:bookmarkStart w:id="56" w:name="X33a5b86cae240fcf534e92406ea2e8f54b59f85"/>
+    <w:bookmarkStart w:id="56" w:name="Xd60ea9a7fef294f880c0af49b1fbb3f4a6dcc08"/>
     <w:p>
       <w:pPr>
         <w:pStyle w:val="Heading3"/>
       </w:pPr>
       <w:r>
-        <w:t xml:space="preserve">4.6 Increasing optical revisit frequency does not remove the bias</w:t>
+        <w:t xml:space="preserve">4.7 Robustness to amplitude definition and reference choice</w:t>
       </w:r>
     </w:p>
     <w:p>
@@ -10844,41 +11157,30 @@
         <w:pStyle w:val="FirstParagraph"/>
       </w:pPr>
       <w:r>
-        <w:t xml:space="preserve">Sentinel-2 contributes 826 scenes at Ganghwa-do versus 137 for Landsat 8; a 6.0-fold increase in sample density yields only a 7 % reduction in mean bias (</w:t>
-      </w:r>
-      <m:oMath>
-        <m:r>
-          <m:rPr>
-            <m:sty m:val="p"/>
-          </m:rPr>
-          <m:t>−</m:t>
-        </m:r>
-        <m:r>
-          <m:t>1.05</m:t>
-        </m:r>
-      </m:oMath>
-      <w:r>
-        <w:t xml:space="preserve"> </w:t>
-      </w:r>
-      <w:r>
-        <w:t xml:space="preserve">m vs. </w:t>
-      </w:r>
-      <m:oMath>
-        <m:r>
-          <m:rPr>
-            <m:sty m:val="p"/>
-          </m:rPr>
-          <m:t>−</m:t>
-        </m:r>
-        <m:r>
-          <m:t>1.13</m:t>
-        </m:r>
-      </m:oMath>
-      <w:r>
-        <w:t xml:space="preserve"> </w:t>
-      </w:r>
-      <w:r>
-        <w:t xml:space="preserve">m). At Garorim Bay the comparison is more dramatic (a 12.8-fold increase in S2 scenes over L8), and the bias</w:t>
+        <w:t xml:space="preserve">We test the robustness of the primary</w:t>
+      </w:r>
+      <w:r>
+        <w:t xml:space="preserve"> </w:t>
+      </w:r>
+      <m:oMath>
+        <m:r>
+          <m:t>β</m:t>
+        </m:r>
+        <m:r>
+          <m:rPr>
+            <m:sty m:val="p"/>
+          </m:rPr>
+          <m:t>=</m:t>
+        </m:r>
+        <m:r>
+          <m:t>1.78</m:t>
+        </m:r>
+      </m:oMath>
+      <w:r>
+        <w:t xml:space="preserve"> </w:t>
+      </w:r>
+      <w:r>
+        <w:t xml:space="preserve">fit (Section 4.3) to the choices made for the</w:t>
       </w:r>
       <w:r>
         <w:t xml:space="preserve"> </w:t>
@@ -10888,79 +11190,13 @@
           <w:i/>
           <w:iCs/>
         </w:rPr>
-        <w:t xml:space="preserve">drops by only one third</w:t>
-      </w:r>
-      <w:r>
-        <w:t xml:space="preserve"> </w:t>
-      </w:r>
-      <w:r>
-        <w:t xml:space="preserve">(</w:t>
-      </w:r>
-      <m:oMath>
-        <m:r>
-          <m:rPr>
-            <m:sty m:val="p"/>
-          </m:rPr>
-          <m:t>−</m:t>
-        </m:r>
-        <m:r>
-          <m:t>0.80</m:t>
-        </m:r>
-      </m:oMath>
-      <w:r>
-        <w:t xml:space="preserve"> </w:t>
-      </w:r>
-      <w:r>
-        <w:t xml:space="preserve">m vs. </w:t>
-      </w:r>
-      <m:oMath>
-        <m:r>
-          <m:rPr>
-            <m:sty m:val="p"/>
-          </m:rPr>
-          <m:t>−</m:t>
-        </m:r>
-        <m:r>
-          <m:t>1.20</m:t>
-        </m:r>
-      </m:oMath>
-      <w:r>
-        <w:t xml:space="preserve"> </w:t>
-      </w:r>
-      <w:r>
-        <w:t xml:space="preserve">m). The reason is geometric: all three sensors share essentially the same overpass time (Figure S2, every histogram peak at 11:00 KST), so the empirical</w:t>
-      </w:r>
-      <w:r>
-        <w:t xml:space="preserve"> </w:t>
-      </w:r>
-      <m:oMath>
-        <m:r>
-          <m:rPr>
-            <m:sty m:val="p"/>
-          </m:rPr>
-          <m:t>⟨</m:t>
-        </m:r>
-        <m:r>
-          <m:rPr>
-            <m:sty m:val="p"/>
-          </m:rPr>
-          <m:t>cos</m:t>
-        </m:r>
-        <m:r>
-          <m:t>θ</m:t>
-        </m:r>
-        <m:r>
-          <m:rPr>
-            <m:sty m:val="p"/>
-          </m:rPr>
-          <m:t>⟩</m:t>
-        </m:r>
-      </m:oMath>
-      <w:r>
-        <w:t xml:space="preserve"> </w:t>
-      </w:r>
-      <w:r>
-        <w:t xml:space="preserve">converges to the same limit. Refining the histogram shape (lower KS statistic, lower distribution-shape error) is possible with more scenes;</w:t>
+        <w:t xml:space="preserve">amplitude</w:t>
+      </w:r>
+      <w:r>
+        <w:t xml:space="preserve"> </w:t>
+      </w:r>
+      <w:r>
+        <w:t xml:space="preserve">and the</w:t>
       </w:r>
       <w:r>
         <w:t xml:space="preserve"> </w:t>
@@ -10970,76 +11206,6 @@
           <w:i/>
           <w:iCs/>
         </w:rPr>
-        <w:t xml:space="preserve">correcting the systematic mean shift is not</w:t>
-      </w:r>
-      <w:r>
-        <w:t xml:space="preserve">.</w:t>
-      </w:r>
-    </w:p>
-    <w:bookmarkEnd w:id="56"/>
-    <w:bookmarkStart w:id="57" w:name="Xd60ea9a7fef294f880c0af49b1fbb3f4a6dcc08"/>
-    <w:p>
-      <w:pPr>
-        <w:pStyle w:val="Heading3"/>
-      </w:pPr>
-      <w:r>
-        <w:t xml:space="preserve">4.7 Robustness to amplitude definition and reference choice</w:t>
-      </w:r>
-    </w:p>
-    <w:p>
-      <w:pPr>
-        <w:pStyle w:val="FirstParagraph"/>
-      </w:pPr>
-      <w:r>
-        <w:t xml:space="preserve">We test the robustness of the headline</w:t>
-      </w:r>
-      <w:r>
-        <w:t xml:space="preserve"> </w:t>
-      </w:r>
-      <m:oMath>
-        <m:r>
-          <m:t>β</m:t>
-        </m:r>
-        <m:r>
-          <m:rPr>
-            <m:sty m:val="p"/>
-          </m:rPr>
-          <m:t>=</m:t>
-        </m:r>
-        <m:r>
-          <m:t>1.78</m:t>
-        </m:r>
-      </m:oMath>
-      <w:r>
-        <w:t xml:space="preserve"> </w:t>
-      </w:r>
-      <w:r>
-        <w:t xml:space="preserve">fit (Section 4.3) to the choices made for the</w:t>
-      </w:r>
-      <w:r>
-        <w:t xml:space="preserve"> </w:t>
-      </w:r>
-      <w:r>
-        <w:rPr>
-          <w:i/>
-          <w:iCs/>
-        </w:rPr>
-        <w:t xml:space="preserve">amplitude</w:t>
-      </w:r>
-      <w:r>
-        <w:t xml:space="preserve"> </w:t>
-      </w:r>
-      <w:r>
-        <w:t xml:space="preserve">and the</w:t>
-      </w:r>
-      <w:r>
-        <w:t xml:space="preserve"> </w:t>
-      </w:r>
-      <w:r>
-        <w:rPr>
-          <w:i/>
-          <w:iCs/>
-        </w:rPr>
         <w:t xml:space="preserve">reference series</w:t>
       </w:r>
       <w:r>
@@ -11067,7 +11233,7 @@
       <w:pPr>
         <w:numPr>
           <w:ilvl w:val="0"/>
-          <w:numId w:val="1010"/>
+          <w:numId w:val="1009"/>
         </w:numPr>
       </w:pPr>
       <w:r>
@@ -11179,7 +11345,7 @@
       <w:pPr>
         <w:numPr>
           <w:ilvl w:val="0"/>
-          <w:numId w:val="1010"/>
+          <w:numId w:val="1009"/>
         </w:numPr>
       </w:pPr>
       <m:oMath>
@@ -11260,7 +11426,7 @@
       <w:pPr>
         <w:numPr>
           <w:ilvl w:val="0"/>
-          <w:numId w:val="1010"/>
+          <w:numId w:val="1009"/>
         </w:numPr>
       </w:pPr>
       <m:oMath>
@@ -11352,7 +11518,7 @@
       <w:pPr>
         <w:numPr>
           <w:ilvl w:val="0"/>
-          <w:numId w:val="1010"/>
+          <w:numId w:val="1009"/>
         </w:numPr>
       </w:pPr>
       <w:r>
@@ -11396,7 +11562,7 @@
         <w:t xml:space="preserve"> </w:t>
       </w:r>
       <w:r>
-        <w:t xml:space="preserve">local tide-gauge data and tests the model under a fully independent, globally available reference.</w:t>
+        <w:t xml:space="preserve">local tide-gauge data; because FES2022b supplies both sides of the regression, it is an internal self-consistency check on a globally available model rather than a test against independent ground truth.</w:t>
       </w:r>
     </w:p>
     <w:p>
@@ -11751,7 +11917,7 @@
         <w:t xml:space="preserve"> </w:t>
       </w:r>
       <w:r>
-        <w:t xml:space="preserve">across all four. Leave-one-site-out RMSEs are 0.16 m (a–c) and 0.11 m (d), and the bias sign is predicted correctly at all 15 held-out points under every variant. The intercept is negative in variants (a–c) (</w:t>
+        <w:t xml:space="preserve">across all four. Leave-one-site-out RMSEs are 0.16–0.17 m (a–c) and 0.11 m (d), and the bias sign is predicted correctly at 14 of 15 held-out points under the gauge-referenced variants (a–c) and at all 15 under the FES2022b variant (d), whose near-zero intercept recovers the small Suncheon L8 reversal. The intercept is negative in variants (a–c) (</w:t>
       </w:r>
       <m:oMath>
         <m:r>
@@ -12247,7 +12413,7 @@
         </m:r>
       </m:oMath>
       <w:r>
-        <w:t xml:space="preserve">) — and at Suncheon Bay the FES variant predicts a slightly larger positive bias (+0.32 to +0.52 m vs KHOA’s +0.29 to +0.39 m), consistent with the global grid’s lack of the south-coast intra-bay phase lag. The consequences for gauge-free</w:t>
+        <w:t xml:space="preserve">) — and at Suncheon Bay the FES variant predicts a slightly larger positive bias (+0.32 to +0.52 m versus KHOA’s +0.29 to +0.39 m), consistent with the global grid’s lack of the south-coast intra-bay phase lag. The consequences for gauge-free</w:t>
       </w:r>
       <w:r>
         <w:t xml:space="preserve"> </w:t>
@@ -12266,8 +12432,8 @@
         <w:t xml:space="preserve">application are developed in Section 5.3(a).</w:t>
       </w:r>
     </w:p>
-    <w:bookmarkEnd w:id="57"/>
-    <w:bookmarkStart w:id="58" w:name="X644ac44b6a32494d150ad7d4caaf10fa1aa8412"/>
+    <w:bookmarkEnd w:id="56"/>
+    <w:bookmarkStart w:id="57" w:name="X644ac44b6a32494d150ad7d4caaf10fa1aa8412"/>
     <w:p>
       <w:pPr>
         <w:pStyle w:val="Heading3"/>
@@ -12974,7 +13140,7 @@
         <w:pStyle w:val="BodyText"/>
       </w:pPr>
       <w:r>
-        <w:t xml:space="preserve">The model transfers and, importantly, discriminates between high- and low-bias regimes. At King Sound it predicts a</w:t>
+        <w:t xml:space="preserve">The model transfers and discriminates between high- and low-bias regimes. At King Sound it predicts a</w:t>
       </w:r>
       <w:r>
         <w:t xml:space="preserve"> </w:t>
@@ -13063,7 +13229,7 @@
         <w:t xml:space="preserve"> </w:t>
       </w:r>
       <w:r>
-        <w:t xml:space="preserve">m). The Bay of Fundy is the most instructive case: despite the world’s largest tidal amplitude (FES</w:t>
+        <w:t xml:space="preserve">m). The Bay of Fundy is an instructive case: despite the world’s largest tidal amplitude (FES</w:t>
       </w:r>
       <w:r>
         <w:t xml:space="preserve"> </w:t>
@@ -13192,7 +13358,7 @@
         </m:r>
       </m:oMath>
       <w:r>
-        <w:t xml:space="preserve">, not by tidal amplitude alone, so the largest-tide coast on Earth can carry a smaller waterline-DEM bias than a moderate-amplitude coast sampled at an unfavourable phase.</w:t>
+        <w:t xml:space="preserve">, not by tidal amplitude alone, so the highest-amplitude coast can carry a smaller waterline-DEM bias than a moderate-amplitude coast sampled at an unfavourable phase.</w:t>
       </w:r>
     </w:p>
     <w:p>
@@ -13311,23 +13477,7 @@
         <w:t xml:space="preserve"> </w:t>
       </w:r>
       <w:r>
-        <w:t xml:space="preserve">m and negligible beside the metre-scale biases at unfavourably phased sites. Subject to these caveats, the foreign-coast results show that the model is not a Korean artefact and, more usefully, that it can be run anywhere from open global data to flag</w:t>
-      </w:r>
-      <w:r>
-        <w:t xml:space="preserve"> </w:t>
-      </w:r>
-      <w:r>
-        <w:rPr>
-          <w:i/>
-          <w:iCs/>
-        </w:rPr>
-        <w:t xml:space="preserve">which</w:t>
-      </w:r>
-      <w:r>
-        <w:t xml:space="preserve"> </w:t>
-      </w:r>
-      <w:r>
-        <w:t xml:space="preserve">macrotidal coasts and waterline-DEM products are most exposed to the sampling bias.</w:t>
+        <w:t xml:space="preserve">m and negligible beside the metre-scale biases at unfavourably phased sites. Subject to these caveats, the foreign-coast results show that the model is not a Korean artefact and, more usefully, that it can be run anywhere from open global data to flag which macrotidal coasts and waterline-DEM products are most exposed to the sampling bias.</w:t>
       </w:r>
     </w:p>
     <w:p>
@@ -13337,9 +13487,9 @@
         </w:pict>
       </w:r>
     </w:p>
+    <w:bookmarkEnd w:id="57"/>
     <w:bookmarkEnd w:id="58"/>
-    <w:bookmarkEnd w:id="59"/>
-    <w:bookmarkStart w:id="65" w:name="discussion"/>
+    <w:bookmarkStart w:id="64" w:name="discussion"/>
     <w:p>
       <w:pPr>
         <w:pStyle w:val="Heading2"/>
@@ -13348,7 +13498,7 @@
         <w:t xml:space="preserve">5. Discussion</w:t>
       </w:r>
     </w:p>
-    <w:bookmarkStart w:id="60" w:name="physical-interpretation-of-beta-1"/>
+    <w:bookmarkStart w:id="59" w:name="physical-interpretation-of-beta-1"/>
     <w:p>
       <w:pPr>
         <w:pStyle w:val="Heading3"/>
@@ -13544,23 +13694,7 @@
         <w:t xml:space="preserve"> </w:t>
       </w:r>
       <w:r>
-        <w:t xml:space="preserve">is</w:t>
-      </w:r>
-      <w:r>
-        <w:t xml:space="preserve"> </w:t>
-      </w:r>
-      <w:r>
-        <w:rPr>
-          <w:i/>
-          <w:iCs/>
-        </w:rPr>
-        <w:t xml:space="preserve">more negative</w:t>
-      </w:r>
-      <w:r>
-        <w:t xml:space="preserve"> </w:t>
-      </w:r>
-      <w:r>
-        <w:t xml:space="preserve">than</w:t>
+        <w:t xml:space="preserve">is more negative than</w:t>
       </w:r>
       <w:r>
         <w:t xml:space="preserve"> </w:t>
@@ -13683,7 +13817,7 @@
         <w:t xml:space="preserve"> </w:t>
       </w:r>
       <w:r>
-        <w:t xml:space="preserve">from the data (not shown here; see supplementary) yields covariance contributions of 0.15–0.30 m, consistent with the observed slope.</w:t>
+        <w:t xml:space="preserve">from the data (see the Supplementary Material) yields covariance contributions of 0.15–0.30 m, consistent with the observed slope.</w:t>
       </w:r>
     </w:p>
     <w:p>
@@ -13750,7 +13884,35 @@
         <w:t xml:space="preserve"> </w:t>
       </w:r>
       <w:r>
-        <w:t xml:space="preserve">The Korean western coast has a mixed tidal regime in which two unequal high waters occur each day (diurnal inequality). Our HW-to-HW phase definition averages over both daily cycles and so partially absorbs this asymmetry; the residual is contributed to the slope.</w:t>
+        <w:t xml:space="preserve">The Korean western coast has a semidiurnal regime with moderate diurnal inequality (form factor</w:t>
+      </w:r>
+      <w:r>
+        <w:t xml:space="preserve"> </w:t>
+      </w:r>
+      <m:oMath>
+        <m:r>
+          <m:t>F</m:t>
+        </m:r>
+        <m:r>
+          <m:rPr>
+            <m:sty m:val="p"/>
+          </m:rPr>
+          <m:t>≈</m:t>
+        </m:r>
+        <m:r>
+          <m:t>0.17</m:t>
+        </m:r>
+      </m:oMath>
+      <w:r>
+        <w:t xml:space="preserve">–</w:t>
+      </w:r>
+      <m:oMath>
+        <m:r>
+          <m:t>0.22</m:t>
+        </m:r>
+      </m:oMath>
+      <w:r>
+        <w:t xml:space="preserve">), in which the two daily high waters are slightly unequal. Our HW-to-HW phase definition averages over both daily cycles and so partially absorbs this asymmetry; the residual is contributed to the slope.</w:t>
       </w:r>
     </w:p>
     <w:p>
@@ -13945,14 +14107,14 @@
         <w:t xml:space="preserve">amplitude only slightly, leaving residual slope contributions to mechanisms (i)–(ii).</w:t>
       </w:r>
     </w:p>
-    <w:bookmarkEnd w:id="60"/>
-    <w:bookmarkStart w:id="61" w:name="Xec88b37862774c60052025a13adec28305d013b"/>
+    <w:bookmarkEnd w:id="59"/>
+    <w:bookmarkStart w:id="60" w:name="X4367d5c74f443468a398c94e1c4e06b60442d43"/>
     <w:p>
       <w:pPr>
         <w:pStyle w:val="Heading3"/>
       </w:pPr>
       <w:r>
-        <w:t xml:space="preserve">5.2 The bipolar bias: a regional amphidromic phenomenon</w:t>
+        <w:t xml:space="preserve">5.2 The sign-reversing bias: a regional amphidromic phenomenon</w:t>
       </w:r>
     </w:p>
     <w:p>
@@ -13960,7 +14122,7 @@
         <w:pStyle w:val="FirstParagraph"/>
       </w:pPr>
       <w:r>
-        <w:t xml:space="preserve">The most novel finding is that the</w:t>
+        <w:t xml:space="preserve">A central finding is that the</w:t>
       </w:r>
       <w:r>
         <w:t xml:space="preserve"> </w:t>
@@ -14050,7 +14212,7 @@
         <w:pStyle w:val="Compact"/>
         <w:numPr>
           <w:ilvl w:val="0"/>
-          <w:numId w:val="1011"/>
+          <w:numId w:val="1010"/>
         </w:numPr>
       </w:pPr>
       <w:r>
@@ -14061,7 +14223,7 @@
         <w:t xml:space="preserve">Western sites (Incheon-phased)</w:t>
       </w:r>
       <w:r>
-        <w:t xml:space="preserve">: the overpass falls</w:t>
+        <w:t xml:space="preserve">: the overpass falls near low water (phase</w:t>
       </w:r>
       <w:r>
         <w:t xml:space="preserve"> </w:t>
@@ -14074,60 +14236,6 @@
           <m:t>≈</m:t>
         </m:r>
         <m:r>
-          <m:t>3</m:t>
-        </m:r>
-      </m:oMath>
-      <w:r>
-        <w:t xml:space="preserve"> </w:t>
-      </w:r>
-      <w:r>
-        <w:t xml:space="preserve">h before HW</w:t>
-      </w:r>
-      <w:r>
-        <w:t xml:space="preserve"> </w:t>
-      </w:r>
-      <m:oMath>
-        <m:r>
-          <m:rPr>
-            <m:sty m:val="p"/>
-          </m:rPr>
-          <m:t>≈</m:t>
-        </m:r>
-      </m:oMath>
-      <w:r>
-        <w:t xml:space="preserve"> </w:t>
-      </w:r>
-      <w:r>
-        <w:t xml:space="preserve">middle of ebb</w:t>
-      </w:r>
-      <w:r>
-        <w:t xml:space="preserve"> </w:t>
-      </w:r>
-      <m:oMath>
-        <m:r>
-          <m:rPr>
-            <m:sty m:val="p"/>
-          </m:rPr>
-          <m:t>≈</m:t>
-        </m:r>
-      </m:oMath>
-      <w:r>
-        <w:t xml:space="preserve"> </w:t>
-      </w:r>
-      <w:r>
-        <w:t xml:space="preserve">phase</w:t>
-      </w:r>
-      <w:r>
-        <w:t xml:space="preserve"> </w:t>
-      </w:r>
-      <m:oMath>
-        <m:r>
-          <m:rPr>
-            <m:sty m:val="p"/>
-          </m:rPr>
-          <m:t>≈</m:t>
-        </m:r>
-        <m:r>
           <m:t>235</m:t>
         </m:r>
         <m:r>
@@ -14141,7 +14249,7 @@
         <w:t xml:space="preserve"> </w:t>
       </w:r>
       <w:r>
-        <w:t xml:space="preserve">(within our HW-to-HW convention)</w:t>
+        <w:t xml:space="preserve">in our HW-to-HW convention, i.e. just past LW on the early flood)</w:t>
       </w:r>
       <w:r>
         <w:t xml:space="preserve"> </w:t>
@@ -14190,7 +14298,7 @@
         <w:pStyle w:val="Compact"/>
         <w:numPr>
           <w:ilvl w:val="0"/>
-          <w:numId w:val="1011"/>
+          <w:numId w:val="1010"/>
         </w:numPr>
       </w:pPr>
       <w:r>
@@ -14347,7 +14455,7 @@
         <w:t xml:space="preserve"> </w:t>
       </w:r>
       <w:r>
-        <w:t xml:space="preserve">evolution of the sampling phase within a single coastal footprint over 1993–2019. To our knowledge the present analysis is the first quantitative demonstration in the</w:t>
+        <w:t xml:space="preserve">evolution of the sampling phase within a single coastal footprint over 1993–2019. The present analysis provides an explicit quantitative demonstration in the</w:t>
       </w:r>
       <w:r>
         <w:t xml:space="preserve"> </w:t>
@@ -14363,24 +14471,11 @@
         <w:t xml:space="preserve"> </w:t>
       </w:r>
       <w:r>
-        <w:t xml:space="preserve">domain — i.e. that</w:t>
-      </w:r>
-      <w:r>
-        <w:t xml:space="preserve"> </w:t>
-      </w:r>
-      <w:r>
-        <w:rPr>
-          <w:b/>
-          <w:bCs/>
-        </w:rPr>
-        <w:t xml:space="preserve">for an instantaneously-sampling optical waterline workflow the sign of the bias reverses across the regional amphidromic structure</w:t>
-      </w:r>
-      <w:r>
-        <w:t xml:space="preserve">, independently of the satellite or the local tidal range alone. We return to candidate analogous regions in Section 5.5.</w:t>
-      </w:r>
-    </w:p>
-    <w:bookmarkEnd w:id="61"/>
-    <w:bookmarkStart w:id="62" w:name="Xd632fd15f88e8dd631807cd8eccd112decf7571"/>
+        <w:t xml:space="preserve">domain — i.e. that for an instantaneously-sampling optical waterline workflow the sign of the bias reverses across the regional amphidromic structure, independently of the satellite or the local tidal range alone. We return to candidate analogous regions in Section 5.5.</w:t>
+      </w:r>
+    </w:p>
+    <w:bookmarkEnd w:id="60"/>
+    <w:bookmarkStart w:id="61" w:name="Xd632fd15f88e8dd631807cd8eccd112decf7571"/>
     <w:p>
       <w:pPr>
         <w:pStyle w:val="Heading3"/>
@@ -14444,7 +14539,7 @@
         <w:t xml:space="preserve">[30,31]</w:t>
       </w:r>
       <w:r>
-        <w:t xml:space="preserve">, as validated in Section 4.7(d), or TPXO</w:t>
+        <w:t xml:space="preserve">, as cross-checked in Section 4.7(d), or TPXO</w:t>
       </w:r>
       <w:r>
         <w:t xml:space="preserve"> </w:t>
@@ -14761,7 +14856,7 @@
         <w:pStyle w:val="BodyText"/>
       </w:pPr>
       <w:r>
-        <w:t xml:space="preserve">This phase-orthogonality argument supplies the missing first-principles explanation for an empirical observation reported independently by Lee, J. et al.</w:t>
+        <w:t xml:space="preserve">This phase-orthogonality argument supplies a first-principles explanation consistent with an empirical observation reported independently by Lee, J. et al.</w:t>
       </w:r>
       <w:r>
         <w:t xml:space="preserve"> </w:t>
@@ -14773,7 +14868,7 @@
         <w:t xml:space="preserve"> </w:t>
       </w:r>
       <w:r>
-        <w:t xml:space="preserve">on the Taean Peninsula. Using Landsat-8/9, Sentinel-2A/B, and Sentinel-1A imagery over a single calendar year (2022) and validating against UAV-LiDAR, they identify a 5-month minimum data-collection window past which the fusion DEM mean absolute error (MAE) no longer drops below approximately 25 cm. We tested this quantitatively at Garorim Bay — the closest of our five sites to their Taean Peninsula study area, approximately 30 km north of Geunso Bay — using the full 5-year cumulative-sample trajectory of</w:t>
+        <w:t xml:space="preserve">on the Taean Peninsula. Using Landsat-8/9, Sentinel-2A/B, and Sentinel-1A imagery over a single calendar year (2022) and validating against UAV-LiDAR, they identify a 5-month minimum data-collection window past which the fusion DEM mean absolute error no longer drops below approximately 25 cm. We tested this quantitatively at Garorim Bay — the closest of our five sites to their Taean Peninsula study area, approximately 30 km north of Geunso Bay — using the full 5-year cumulative-sample trajectory of</w:t>
       </w:r>
       <w:r>
         <w:t xml:space="preserve"> </w:t>
@@ -14829,23 +14924,7 @@
         </m:r>
       </m:oMath>
       <w:r>
-        <w:t xml:space="preserve">. The trajectory</w:t>
-      </w:r>
-      <w:r>
-        <w:t xml:space="preserve"> </w:t>
-      </w:r>
-      <w:r>
-        <w:rPr>
-          <w:b/>
-          <w:bCs/>
-        </w:rPr>
-        <w:t xml:space="preserve">does not</w:t>
-      </w:r>
-      <w:r>
-        <w:t xml:space="preserve"> </w:t>
-      </w:r>
-      <w:r>
-        <w:t xml:space="preserve">drop below 0.10 at any time within the 5-year record: its 5-year geometric asymptote is</w:t>
+        <w:t xml:space="preserve">. The trajectory does not drop below 0.10 at any time within the 5-year record: its 5-year geometric asymptote is</w:t>
       </w:r>
       <w:r>
         <w:t xml:space="preserve"> </w:t>
@@ -14900,14 +14979,14 @@
           <m:rPr>
             <m:sty m:val="p"/>
           </m:rPr>
-          <m:t>=</m:t>
-        </m:r>
-        <m:r>
-          <m:t>0.208</m:t>
-        </m:r>
-      </m:oMath>
-      <w:r>
-        <w:t xml:space="preserve">, and its 5-month value is</w:t>
+          <m:t>≈</m:t>
+        </m:r>
+        <m:r>
+          <m:t>0.21</m:t>
+        </m:r>
+      </m:oMath>
+      <w:r>
+        <w:t xml:space="preserve">, the trajectory does not settle to within 10 % of that asymptote until roughly 760 days, and its value at the Lee et al. optimum is</w:t>
       </w:r>
       <w:r>
         <w:t xml:space="preserve"> </w:t>
@@ -14969,17 +15048,17 @@
           <m:rPr>
             <m:sty m:val="p"/>
           </m:rPr>
-          <m:t>=</m:t>
-        </m:r>
-        <m:r>
-          <m:t>0.329</m:t>
-        </m:r>
-      </m:oMath>
-      <w:r>
-        <w:t xml:space="preserve"> </w:t>
-      </w:r>
-      <w:r>
-        <w:t xml:space="preserve">— i.e., the sampled-phase vector is still approximately 58 % above its sun-synchronous floor at the Lee et al. optimum.</w:t>
+          <m:t>≈</m:t>
+        </m:r>
+        <m:r>
+          <m:t>0.33</m:t>
+        </m:r>
+      </m:oMath>
+      <w:r>
+        <w:t xml:space="preserve"> </w:t>
+      </w:r>
+      <w:r>
+        <w:t xml:space="preserve">— i.e., at five months the sampled-phase vector still sits well above its sun-synchronous floor rather than at it. Because this is a single cumulative trajectory, the point value at 152 days carries substantial sampling noise, so we treat it as a plausibility argument for the existence of an intermediate-timescale plateau, not as a precise prediction of its level.</w:t>
       </w:r>
     </w:p>
     <w:p>
@@ -14987,23 +15066,7 @@
         <w:pStyle w:val="BodyText"/>
       </w:pPr>
       <w:r>
-        <w:t xml:space="preserve">The 5-month optimum is therefore</w:t>
-      </w:r>
-      <w:r>
-        <w:t xml:space="preserve"> </w:t>
-      </w:r>
-      <w:r>
-        <w:rPr>
-          <w:i/>
-          <w:iCs/>
-        </w:rPr>
-        <w:t xml:space="preserve">not</w:t>
-      </w:r>
-      <w:r>
-        <w:t xml:space="preserve"> </w:t>
-      </w:r>
-      <w:r>
-        <w:t xml:space="preserve">a</w:t>
+        <w:t xml:space="preserve">The 5-month optimum is therefore not a</w:t>
       </w:r>
       <w:r>
         <w:t xml:space="preserve"> </w:t>
@@ -15315,7 +15378,66 @@
         <w:pStyle w:val="BodyText"/>
       </w:pPr>
       <w:r>
-        <w:t xml:space="preserve">Two further predictions follow from this argument. First, extending the SAR record beyond 5 months until</w:t>
+        <w:t xml:space="preserve">Two further predictions follow from this argument. First, extending the SAR record beyond 5 months until its</w:t>
+      </w:r>
+      <w:r>
+        <w:t xml:space="preserve"> </w:t>
+      </w:r>
+      <m:oMath>
+        <m:r>
+          <m:rPr>
+            <m:sty m:val="p"/>
+          </m:rPr>
+          <m:t>|</m:t>
+        </m:r>
+        <m:r>
+          <m:rPr>
+            <m:sty m:val="p"/>
+          </m:rPr>
+          <m:t>⟨</m:t>
+        </m:r>
+        <m:r>
+          <m:rPr>
+            <m:sty m:val="p"/>
+          </m:rPr>
+          <m:t>cos</m:t>
+        </m:r>
+        <m:r>
+          <m:t>θ</m:t>
+        </m:r>
+        <m:r>
+          <m:rPr>
+            <m:sty m:val="p"/>
+          </m:rPr>
+          <m:t>⟩</m:t>
+        </m:r>
+        <m:r>
+          <m:rPr>
+            <m:sty m:val="p"/>
+          </m:rPr>
+          <m:t>|</m:t>
+        </m:r>
+        <m:r>
+          <m:rPr>
+            <m:sty m:val="p"/>
+          </m:rPr>
+          <m:t>(</m:t>
+        </m:r>
+        <m:r>
+          <m:t>t</m:t>
+        </m:r>
+        <m:r>
+          <m:rPr>
+            <m:sty m:val="p"/>
+          </m:rPr>
+          <m:t>)</m:t>
+        </m:r>
+      </m:oMath>
+      <w:r>
+        <w:t xml:space="preserve"> </w:t>
+      </w:r>
+      <w:r>
+        <w:t xml:space="preserve">also saturates should drive the fusion bias toward the orthogonal limit (approximately 50 % reduction). Second, the optimal collection window is</w:t>
       </w:r>
       <w:r>
         <w:t xml:space="preserve"> </w:t>
@@ -15325,18 +15447,29 @@
           <w:i/>
           <w:iCs/>
         </w:rPr>
-        <w:t xml:space="preserve">its</w:t>
-      </w:r>
-      <w:r>
-        <w:t xml:space="preserve"> </w:t>
-      </w:r>
-      <m:oMath>
-        <m:r>
-          <m:rPr>
-            <m:sty m:val="p"/>
-          </m:rPr>
-          <m:t>|</m:t>
-        </m:r>
+        <w:t xml:space="preserve">coast-dependent</w:t>
+      </w:r>
+      <w:r>
+        <w:t xml:space="preserve">: on the south-coast amphidromic regime where mean overpass phase is near HW (Suncheon Bay), the local</w:t>
+      </w:r>
+      <w:r>
+        <w:t xml:space="preserve"> </w:t>
+      </w:r>
+      <m:oMath>
+        <m:r>
+          <m:t>A</m:t>
+        </m:r>
+      </m:oMath>
+      <w:r>
+        <w:t xml:space="preserve"> </w:t>
+      </w:r>
+      <w:r>
+        <w:t xml:space="preserve">and</w:t>
+      </w:r>
+      <w:r>
+        <w:t xml:space="preserve"> </w:t>
+      </w:r>
+      <m:oMath>
         <m:r>
           <m:rPr>
             <m:sty m:val="p"/>
@@ -15358,33 +15491,139 @@
           </m:rPr>
           <m:t>⟩</m:t>
         </m:r>
-        <m:r>
-          <m:rPr>
-            <m:sty m:val="p"/>
-          </m:rPr>
-          <m:t>|</m:t>
-        </m:r>
-        <m:r>
-          <m:rPr>
-            <m:sty m:val="p"/>
-          </m:rPr>
-          <m:t>(</m:t>
-        </m:r>
-        <m:r>
-          <m:t>t</m:t>
-        </m:r>
-        <m:r>
-          <m:rPr>
-            <m:sty m:val="p"/>
-          </m:rPr>
-          <m:t>)</m:t>
-        </m:r>
-      </m:oMath>
-      <w:r>
-        <w:t xml:space="preserve"> </w:t>
-      </w:r>
-      <w:r>
-        <w:t xml:space="preserve">also saturates should drive the fusion bias toward the orthogonal limit (approximately 50 % reduction). Second, the optimal collection window is</w:t>
+      </m:oMath>
+      <w:r>
+        <w:t xml:space="preserve"> </w:t>
+      </w:r>
+      <w:r>
+        <w:t xml:space="preserve">that govern Eq. (1) produce a substantially shorter collection-window optimum than at the Taean Peninsula. A dedicated test of these predictions is the natural next step.</w:t>
+      </w:r>
+    </w:p>
+    <w:bookmarkEnd w:id="61"/>
+    <w:bookmarkStart w:id="62" w:name="limitations"/>
+    <w:p>
+      <w:pPr>
+        <w:pStyle w:val="Heading3"/>
+      </w:pPr>
+      <w:r>
+        <w:t xml:space="preserve">5.4 Limitations</w:t>
+      </w:r>
+    </w:p>
+    <w:p>
+      <w:pPr>
+        <w:pStyle w:val="FirstParagraph"/>
+      </w:pPr>
+      <w:r>
+        <w:rPr>
+          <w:b/>
+          <w:bCs/>
+        </w:rPr>
+        <w:t xml:space="preserve">(i) Planar-slope assumption.</w:t>
+      </w:r>
+      <w:r>
+        <w:t xml:space="preserve"> </w:t>
+      </w:r>
+      <w:r>
+        <w:t xml:space="preserve">The horizontal-domain numbers (roughly 1.1–2.5 km truncation widths) assume a uniform planar slope per site and scale inversely with that slope, which is why they are reported to one to two significant figures. Real tidal flats have non-uniform hypsometry, often concave upward (more area at lower elevations). Replacing the planar assumption with site-specific LiDAR or SRTM hypsometric curves would refine the horizontal numbers but leave the vertical RMSE and elevation truncation bands unchanged.</w:t>
+      </w:r>
+    </w:p>
+    <w:p>
+      <w:pPr>
+        <w:pStyle w:val="BodyText"/>
+      </w:pPr>
+      <w:r>
+        <w:rPr>
+          <w:b/>
+          <w:bCs/>
+        </w:rPr>
+        <w:t xml:space="preserve">(ii) KHOA-as-reference includes weather.</w:t>
+      </w:r>
+      <w:r>
+        <w:t xml:space="preserve"> </w:t>
+      </w:r>
+      <w:r>
+        <w:t xml:space="preserve">Hourly KHOA observations contain non-astronomical components (storm surge, atmospheric-pressure effects, seasonal mean-sea-level changes). At the 5-year aggregation scale these contributions partially average out, but they contribute to the residual scatter in the regression. The FES2022b sensitivity test of Section 4.7(d) isolates the orbital component by replacing both the reference and the satellite-time tides with the astronomical-only series; the resulting modest reduction of</w:t>
+      </w:r>
+      <w:r>
+        <w:t xml:space="preserve"> </w:t>
+      </w:r>
+      <m:oMath>
+        <m:r>
+          <m:t>β</m:t>
+        </m:r>
+      </m:oMath>
+      <w:r>
+        <w:t xml:space="preserve"> </w:t>
+      </w:r>
+      <w:r>
+        <w:t xml:space="preserve">from 1.78 to 1.70 quantifies the weather contribution as</w:t>
+      </w:r>
+      <w:r>
+        <w:t xml:space="preserve"> </w:t>
+      </w:r>
+      <m:oMath>
+        <m:r>
+          <m:rPr>
+            <m:sty m:val="p"/>
+          </m:rPr>
+          <m:t>Δ</m:t>
+        </m:r>
+        <m:r>
+          <m:t>β</m:t>
+        </m:r>
+        <m:r>
+          <m:rPr>
+            <m:sty m:val="p"/>
+          </m:rPr>
+          <m:t>≲</m:t>
+        </m:r>
+        <m:r>
+          <m:t>0.1</m:t>
+        </m:r>
+      </m:oMath>
+      <w:r>
+        <w:t xml:space="preserve">, leaving the spring–neap covariance of Section 5.1(i) as the dominant source of the slope excess.</w:t>
+      </w:r>
+    </w:p>
+    <w:p>
+      <w:pPr>
+        <w:pStyle w:val="BodyText"/>
+      </w:pPr>
+      <w:r>
+        <w:rPr>
+          <w:b/>
+          <w:bCs/>
+        </w:rPr>
+        <w:t xml:space="preserve">(iii) FES2022b grid does not resolve within-bay tidal amplification.</w:t>
+      </w:r>
+      <w:r>
+        <w:t xml:space="preserve"> </w:t>
+      </w:r>
+      <w:r>
+        <w:t xml:space="preserve">The 1/30° (≈ 3.3 km) horizontal resolution of FES2022b is coarse relative to the funnel-shape resonance of the Han River estuary at Ganghwa-do and of the within-bay channels at Garorim, Gomso, Hampyeong, and Suncheon. The site-specific</w:t>
+      </w:r>
+      <w:r>
+        <w:t xml:space="preserve"> </w:t>
+      </w:r>
+      <m:oMath>
+        <m:sSub>
+          <m:e>
+            <m:r>
+              <m:t>M</m:t>
+            </m:r>
+          </m:e>
+          <m:sub>
+            <m:r>
+              <m:t>2</m:t>
+            </m:r>
+          </m:sub>
+        </m:sSub>
+      </m:oMath>
+      <w:r>
+        <w:t xml:space="preserve"> </w:t>
+      </w:r>
+      <w:r>
+        <w:t xml:space="preserve">amplitudes interpolated from FES2022b at the KHOA gauge coordinates underestimate the locally observed amplitudes by 30–60 % (e.g., Ganghwa: FES 1.02 m versus KHOA-derived 2.83 m). The FES2022b sensitivity test of Section 4.7(d) therefore confirms the</w:t>
       </w:r>
       <w:r>
         <w:t xml:space="preserve"> </w:t>
@@ -15394,84 +15633,83 @@
           <w:i/>
           <w:iCs/>
         </w:rPr>
-        <w:t xml:space="preserve">coast-dependent</w:t>
-      </w:r>
-      <w:r>
-        <w:t xml:space="preserve">: on the south-coast amphidromic regime where mean overpass phase is near HW (Suncheon Bay), the local</w:t>
-      </w:r>
-      <w:r>
-        <w:t xml:space="preserve"> </w:t>
-      </w:r>
-      <m:oMath>
-        <m:r>
-          <m:t>A</m:t>
-        </m:r>
-      </m:oMath>
-      <w:r>
-        <w:t xml:space="preserve"> </w:t>
-      </w:r>
-      <w:r>
-        <w:t xml:space="preserve">and</w:t>
-      </w:r>
-      <w:r>
-        <w:t xml:space="preserve"> </w:t>
-      </w:r>
-      <m:oMath>
-        <m:r>
-          <m:rPr>
-            <m:sty m:val="p"/>
-          </m:rPr>
-          <m:t>⟨</m:t>
-        </m:r>
-        <m:r>
-          <m:rPr>
-            <m:sty m:val="p"/>
-          </m:rPr>
-          <m:t>cos</m:t>
-        </m:r>
-        <m:r>
-          <m:t>θ</m:t>
-        </m:r>
-        <m:r>
-          <m:rPr>
-            <m:sty m:val="p"/>
-          </m:rPr>
-          <m:t>⟩</m:t>
-        </m:r>
-      </m:oMath>
-      <w:r>
-        <w:t xml:space="preserve"> </w:t>
-      </w:r>
-      <w:r>
-        <w:t xml:space="preserve">that govern Eq. (1) produce a substantially shorter collection-window optimum than at the Taean Peninsula. A dedicated test of these predictions is the natural next step.</w:t>
-      </w:r>
-    </w:p>
-    <w:bookmarkEnd w:id="62"/>
-    <w:bookmarkStart w:id="63" w:name="limitations"/>
-    <w:p>
-      <w:pPr>
-        <w:pStyle w:val="Heading3"/>
-      </w:pPr>
-      <w:r>
-        <w:t xml:space="preserve">5.4 Limitations</w:t>
-      </w:r>
-    </w:p>
-    <w:p>
-      <w:pPr>
-        <w:pStyle w:val="FirstParagraph"/>
+        <w:t xml:space="preserve">structure</w:t>
+      </w:r>
+      <w:r>
+        <w:t xml:space="preserve"> </w:t>
+      </w:r>
+      <w:r>
+        <w:t xml:space="preserve">of the bias model and the</w:t>
+      </w:r>
+      <w:r>
+        <w:t xml:space="preserve"> </w:t>
+      </w:r>
+      <w:r>
+        <w:rPr>
+          <w:i/>
+          <w:iCs/>
+        </w:rPr>
+        <w:t xml:space="preserve">sign</w:t>
+      </w:r>
+      <w:r>
+        <w:t xml:space="preserve"> </w:t>
+      </w:r>
+      <w:r>
+        <w:t xml:space="preserve">of the predicted bias at every site, but the absolute magnitudes of the predicted bias under the FES variant are lower than the KHOA-derived values where the global grid most strongly under-resolves the local geometry. Practitioners operating outside Korea with no local gauge data should expect the global-model variant to provide</w:t>
+      </w:r>
+      <w:r>
+        <w:t xml:space="preserve"> </w:t>
+      </w:r>
+      <w:r>
+        <w:rPr>
+          <w:i/>
+          <w:iCs/>
+        </w:rPr>
+        <w:t xml:space="preserve">lower-bound</w:t>
+      </w:r>
+      <w:r>
+        <w:t xml:space="preserve"> </w:t>
+      </w:r>
+      <w:r>
+        <w:t xml:space="preserve">magnitudes of the systematic bias on similarly resonant macrotidal coasts; the magnitudes will rise toward the KHOA-style values whenever the global model adequately resolves the relevant bathymetry.</w:t>
+      </w:r>
+    </w:p>
+    <w:p>
+      <w:pPr>
+        <w:pStyle w:val="BodyText"/>
       </w:pPr>
       <w:r>
         <w:rPr>
           <w:b/>
           <w:bCs/>
         </w:rPr>
-        <w:t xml:space="preserve">(i) Planar-slope assumption.</w:t>
-      </w:r>
-      <w:r>
-        <w:t xml:space="preserve"> </w:t>
-      </w:r>
-      <w:r>
-        <w:t xml:space="preserve">The horizontal-domain numbers (1.06–2.53 km truncation widths) assume a uniform planar slope per site. Real tidal flats have non-uniform hypsometry, often concave upward (more area at lower elevations). Replacing the planar assumption with site-specific LiDAR or SRTM hypsometric curves would refine the horizontal numbers but leave the vertical RMSE and elevation truncation bands unchanged.</w:t>
+        <w:t xml:space="preserve">(iv) Single-gauge representation.</w:t>
+      </w:r>
+      <w:r>
+        <w:t xml:space="preserve"> </w:t>
+      </w:r>
+      <w:r>
+        <w:t xml:space="preserve">Each site is referenced to a single KHOA gauge that may not perfectly represent the bay’s mean tide. Multi-gauge averaging would smooth local advection effects; we expect a</w:t>
+      </w:r>
+      <w:r>
+        <w:t xml:space="preserve"> </w:t>
+      </w:r>
+      <m:oMath>
+        <m:r>
+          <m:rPr>
+            <m:sty m:val="p"/>
+          </m:rPr>
+          <m:t>&lt;</m:t>
+        </m:r>
+        <m:r>
+          <m:t>10</m:t>
+        </m:r>
+      </m:oMath>
+      <w:r>
+        <w:t xml:space="preserve"> </w:t>
+      </w:r>
+      <w:r>
+        <w:t xml:space="preserve">% change in the regression coefficients.</w:t>
       </w:r>
     </w:p>
     <w:p>
@@ -15483,191 +15721,6 @@
           <w:b/>
           <w:bCs/>
         </w:rPr>
-        <w:t xml:space="preserve">(ii) KHOA-as-reference includes weather.</w:t>
-      </w:r>
-      <w:r>
-        <w:t xml:space="preserve"> </w:t>
-      </w:r>
-      <w:r>
-        <w:t xml:space="preserve">Hourly KHOA observations contain non-astronomical components (storm surge, atmospheric-pressure effects, seasonal mean-sea-level changes). At the 5-year aggregation scale these contributions partially average out, but they contribute to the residual scatter in the regression. The FES2022b sensitivity test of Section 4.7(d) isolates the orbital component by replacing both the reference and the satellite-time tides with the astronomical-only series; the resulting modest reduction of</w:t>
-      </w:r>
-      <w:r>
-        <w:t xml:space="preserve"> </w:t>
-      </w:r>
-      <m:oMath>
-        <m:r>
-          <m:t>β</m:t>
-        </m:r>
-      </m:oMath>
-      <w:r>
-        <w:t xml:space="preserve"> </w:t>
-      </w:r>
-      <w:r>
-        <w:t xml:space="preserve">from 1.78 to 1.70 quantifies the weather contribution as</w:t>
-      </w:r>
-      <w:r>
-        <w:t xml:space="preserve"> </w:t>
-      </w:r>
-      <m:oMath>
-        <m:r>
-          <m:rPr>
-            <m:sty m:val="p"/>
-          </m:rPr>
-          <m:t>Δ</m:t>
-        </m:r>
-        <m:r>
-          <m:t>β</m:t>
-        </m:r>
-        <m:r>
-          <m:rPr>
-            <m:sty m:val="p"/>
-          </m:rPr>
-          <m:t>≲</m:t>
-        </m:r>
-        <m:r>
-          <m:t>0.1</m:t>
-        </m:r>
-      </m:oMath>
-      <w:r>
-        <w:t xml:space="preserve">, leaving the spring–neap covariance of Section 5.1(i) as the dominant source of the slope excess.</w:t>
-      </w:r>
-    </w:p>
-    <w:p>
-      <w:pPr>
-        <w:pStyle w:val="BodyText"/>
-      </w:pPr>
-      <w:r>
-        <w:rPr>
-          <w:b/>
-          <w:bCs/>
-        </w:rPr>
-        <w:t xml:space="preserve">(iii) FES2022b grid does not resolve within-bay tidal amplification.</w:t>
-      </w:r>
-      <w:r>
-        <w:t xml:space="preserve"> </w:t>
-      </w:r>
-      <w:r>
-        <w:t xml:space="preserve">The 1/30° (≈ 3.3 km) horizontal resolution of FES2022b is coarse relative to the funnel-shape resonance of the Han River estuary at Ganghwa-do and of the within-bay channels at Garorim, Gomso, Hampyeong, and Suncheon. The site-specific</w:t>
-      </w:r>
-      <w:r>
-        <w:t xml:space="preserve"> </w:t>
-      </w:r>
-      <m:oMath>
-        <m:sSub>
-          <m:e>
-            <m:r>
-              <m:t>M</m:t>
-            </m:r>
-          </m:e>
-          <m:sub>
-            <m:r>
-              <m:t>2</m:t>
-            </m:r>
-          </m:sub>
-        </m:sSub>
-      </m:oMath>
-      <w:r>
-        <w:t xml:space="preserve"> </w:t>
-      </w:r>
-      <w:r>
-        <w:t xml:space="preserve">amplitudes interpolated from FES2022b at the KHOA gauge coordinates underestimate the locally observed amplitudes by 30–60 % (e.g., Ganghwa: FES 1.02 m vs KHOA-derived 2.83 m). The FES2022b sensitivity test of Section 4.7(d) therefore validates the</w:t>
-      </w:r>
-      <w:r>
-        <w:t xml:space="preserve"> </w:t>
-      </w:r>
-      <w:r>
-        <w:rPr>
-          <w:i/>
-          <w:iCs/>
-        </w:rPr>
-        <w:t xml:space="preserve">structure</w:t>
-      </w:r>
-      <w:r>
-        <w:t xml:space="preserve"> </w:t>
-      </w:r>
-      <w:r>
-        <w:t xml:space="preserve">of the bias model and the</w:t>
-      </w:r>
-      <w:r>
-        <w:t xml:space="preserve"> </w:t>
-      </w:r>
-      <w:r>
-        <w:rPr>
-          <w:i/>
-          <w:iCs/>
-        </w:rPr>
-        <w:t xml:space="preserve">sign</w:t>
-      </w:r>
-      <w:r>
-        <w:t xml:space="preserve"> </w:t>
-      </w:r>
-      <w:r>
-        <w:t xml:space="preserve">of the predicted bias at every site, but the absolute magnitudes of the predicted bias under the FES variant are lower than the KHOA-derived values where the global grid most strongly under-resolves the local geometry. Practitioners operating outside Korea with no local gauge data should expect the global-model variant to provide</w:t>
-      </w:r>
-      <w:r>
-        <w:t xml:space="preserve"> </w:t>
-      </w:r>
-      <w:r>
-        <w:rPr>
-          <w:i/>
-          <w:iCs/>
-        </w:rPr>
-        <w:t xml:space="preserve">lower-bound</w:t>
-      </w:r>
-      <w:r>
-        <w:t xml:space="preserve"> </w:t>
-      </w:r>
-      <w:r>
-        <w:t xml:space="preserve">magnitudes of the systematic bias on similarly resonant macrotidal coasts; the magnitudes will rise toward the KHOA-style values whenever the global model adequately resolves the relevant bathymetry.</w:t>
-      </w:r>
-    </w:p>
-    <w:p>
-      <w:pPr>
-        <w:pStyle w:val="BodyText"/>
-      </w:pPr>
-      <w:r>
-        <w:rPr>
-          <w:b/>
-          <w:bCs/>
-        </w:rPr>
-        <w:t xml:space="preserve">(iv) Single-gauge representation.</w:t>
-      </w:r>
-      <w:r>
-        <w:t xml:space="preserve"> </w:t>
-      </w:r>
-      <w:r>
-        <w:t xml:space="preserve">Each site is referenced to a single KHOA gauge that may not perfectly represent the bay’s mean tide. Multi-gauge averaging would smooth local advection effects; we expect a</w:t>
-      </w:r>
-      <w:r>
-        <w:t xml:space="preserve"> </w:t>
-      </w:r>
-      <m:oMath>
-        <m:r>
-          <m:rPr>
-            <m:sty m:val="p"/>
-          </m:rPr>
-          <m:t>&lt;</m:t>
-        </m:r>
-        <m:r>
-          <m:t>10</m:t>
-        </m:r>
-      </m:oMath>
-      <w:r>
-        <w:t xml:space="preserve"> </w:t>
-      </w:r>
-      <w:r>
-        <w:t xml:space="preserve">% change in the regression coefficients.</w:t>
-      </w:r>
-    </w:p>
-    <w:p>
-      <w:pPr>
-        <w:pStyle w:val="BodyText"/>
-      </w:pPr>
-      <w:r>
-        <w:rPr>
-          <w:b/>
-          <w:bCs/>
-        </w:rPr>
         <w:t xml:space="preserve">(v) Cloud-cover screening.</w:t>
       </w:r>
       <w:r>
@@ -15697,8 +15750,8 @@
         <w:t xml:space="preserve">% of all stats).</w:t>
       </w:r>
     </w:p>
-    <w:bookmarkEnd w:id="63"/>
-    <w:bookmarkStart w:id="64" w:name="generality"/>
+    <w:bookmarkEnd w:id="62"/>
+    <w:bookmarkStart w:id="63" w:name="generality"/>
     <w:p>
       <w:pPr>
         <w:pStyle w:val="Heading3"/>
@@ -15712,23 +15765,7 @@
         <w:pStyle w:val="FirstParagraph"/>
       </w:pPr>
       <w:r>
-        <w:t xml:space="preserve">The analytical model (Eq. (1)) is</w:t>
-      </w:r>
-      <w:r>
-        <w:t xml:space="preserve"> </w:t>
-      </w:r>
-      <w:r>
-        <w:rPr>
-          <w:i/>
-          <w:iCs/>
-        </w:rPr>
-        <w:t xml:space="preserve">not</w:t>
-      </w:r>
-      <w:r>
-        <w:t xml:space="preserve"> </w:t>
-      </w:r>
-      <w:r>
-        <w:t xml:space="preserve">specific to Korea: it depends only on the local tidal amplitude and on the satellite overpass phase. Wherever both quantities can be evaluated (global tide model + satellite ephemeris), the same first-order bias correction applies. The bipolar polarity is, however, specific to regions crossed by an amphidromic phase gradient comparable to 1/4 of an</w:t>
+        <w:t xml:space="preserve">The analytical model (Eq. (1)) is not specific to Korea: it depends only on the local tidal amplitude and on the satellite overpass phase. Wherever both quantities can be evaluated (global tide model + satellite ephemeris), the same first-order bias correction applies. The sign-reversing polarity is, however, specific to regions crossed by an amphidromic phase gradient comparable to 1/4 of an</w:t>
       </w:r>
       <w:r>
         <w:t xml:space="preserve"> </w:t>
@@ -16011,9 +16048,9 @@
         </w:pict>
       </w:r>
     </w:p>
+    <w:bookmarkEnd w:id="63"/>
     <w:bookmarkEnd w:id="64"/>
-    <w:bookmarkEnd w:id="65"/>
-    <w:bookmarkStart w:id="66" w:name="conclusions"/>
+    <w:bookmarkStart w:id="65" w:name="conclusions"/>
     <w:p>
       <w:pPr>
         <w:pStyle w:val="Heading2"/>
@@ -16044,60 +16081,316 @@
     </w:p>
     <w:p>
       <w:pPr>
+        <w:numPr>
+          <w:ilvl w:val="0"/>
+          <w:numId w:val="1011"/>
+        </w:numPr>
+      </w:pPr>
+      <w:r>
+        <w:t xml:space="preserve">Over the macrotidal Korean coast (2020–2024, 5,082 cloud-screened Landsat-8/9 + Sentinel-2 scenes from five tidal flats), sun-synchronous optical satellites sample only 60–80 % of the local astronomical tidal envelope.</w:t>
+      </w:r>
+    </w:p>
+    <w:p>
+      <w:pPr>
+        <w:numPr>
+          <w:ilvl w:val="0"/>
+          <w:numId w:val="1011"/>
+        </w:numPr>
+      </w:pPr>
+      <w:r>
+        <w:t xml:space="preserve">A one-parameter analytical model,</w:t>
+      </w:r>
+      <w:r>
+        <w:t xml:space="preserve"> </w:t>
+      </w:r>
+      <m:oMath>
+        <m:r>
+          <m:rPr>
+            <m:nor/>
+            <m:sty m:val="p"/>
+          </m:rPr>
+          <m:t>mean bias</m:t>
+        </m:r>
+        <m:r>
+          <m:rPr>
+            <m:sty m:val="p"/>
+          </m:rPr>
+          <m:t>=</m:t>
+        </m:r>
+        <m:r>
+          <m:t>β</m:t>
+        </m:r>
+        <m:r>
+          <m:rPr>
+            <m:sty m:val="p"/>
+          </m:rPr>
+          <m:t>⋅</m:t>
+        </m:r>
+        <m:r>
+          <m:t>A</m:t>
+        </m:r>
+        <m:r>
+          <m:rPr>
+            <m:sty m:val="p"/>
+          </m:rPr>
+          <m:t>⋅</m:t>
+        </m:r>
+        <m:r>
+          <m:rPr>
+            <m:sty m:val="p"/>
+          </m:rPr>
+          <m:t>⟨</m:t>
+        </m:r>
+        <m:r>
+          <m:rPr>
+            <m:sty m:val="p"/>
+          </m:rPr>
+          <m:t>cos</m:t>
+        </m:r>
+        <m:r>
+          <m:t>θ</m:t>
+        </m:r>
+        <m:r>
+          <m:rPr>
+            <m:sty m:val="p"/>
+          </m:rPr>
+          <m:t>⟩</m:t>
+        </m:r>
+      </m:oMath>
+      <w:r>
+        <w:t xml:space="preserve">, where</w:t>
+      </w:r>
+      <w:r>
+        <w:t xml:space="preserve"> </w:t>
+      </w:r>
+      <m:oMath>
+        <m:r>
+          <m:t>A</m:t>
+        </m:r>
+      </m:oMath>
+      <w:r>
+        <w:t xml:space="preserve"> </w:t>
+      </w:r>
+      <w:r>
+        <w:t xml:space="preserve">is the local tidal amplitude and</w:t>
+      </w:r>
+      <w:r>
+        <w:t xml:space="preserve"> </w:t>
+      </w:r>
+      <m:oMath>
+        <m:r>
+          <m:rPr>
+            <m:sty m:val="p"/>
+          </m:rPr>
+          <m:t>⟨</m:t>
+        </m:r>
+        <m:r>
+          <m:rPr>
+            <m:sty m:val="p"/>
+          </m:rPr>
+          <m:t>cos</m:t>
+        </m:r>
+        <m:r>
+          <m:t>θ</m:t>
+        </m:r>
+        <m:r>
+          <m:rPr>
+            <m:sty m:val="p"/>
+          </m:rPr>
+          <m:t>⟩</m:t>
+        </m:r>
+      </m:oMath>
+      <w:r>
+        <w:t xml:space="preserve"> </w:t>
+      </w:r>
+      <w:r>
+        <w:t xml:space="preserve">the mean cosine of the satellite-overpass tide phase, explains 98 % of the cross-site, cross-sensor variance with slope</w:t>
+      </w:r>
+      <w:r>
+        <w:t xml:space="preserve"> </w:t>
+      </w:r>
+      <m:oMath>
+        <m:r>
+          <m:t>β</m:t>
+        </m:r>
+        <m:r>
+          <m:rPr>
+            <m:sty m:val="p"/>
+          </m:rPr>
+          <m:t>=</m:t>
+        </m:r>
+        <m:r>
+          <m:t>1.78</m:t>
+        </m:r>
+      </m:oMath>
+      <w:r>
+        <w:t xml:space="preserve"> </w:t>
+      </w:r>
+      <w:r>
+        <w:t xml:space="preserve">(95 % CI 1.44–1.91,</w:t>
+      </w:r>
+      <w:r>
+        <w:t xml:space="preserve"> </w:t>
+      </w:r>
+      <m:oMath>
+        <m:r>
+          <m:t>p</m:t>
+        </m:r>
+        <m:r>
+          <m:rPr>
+            <m:sty m:val="p"/>
+          </m:rPr>
+          <m:t>&lt;</m:t>
+        </m:r>
+        <m:r>
+          <m:t>0.001</m:t>
+        </m:r>
+      </m:oMath>
+      <w:r>
+        <w:t xml:space="preserve">). The model is stable across calendar years (</w:t>
+      </w:r>
+      <m:oMath>
+        <m:sSup>
+          <m:e>
+            <m:r>
+              <m:t>R</m:t>
+            </m:r>
+          </m:e>
+          <m:sup>
+            <m:r>
+              <m:t>2</m:t>
+            </m:r>
+          </m:sup>
+        </m:sSup>
+      </m:oMath>
+      <w:r>
+        <w:t xml:space="preserve"> </w:t>
+      </w:r>
+      <w:r>
+        <w:t xml:space="preserve">0.85–0.95), seasons (0.85–0.98), and sensors (</w:t>
+      </w:r>
+      <m:oMath>
+        <m:r>
+          <m:rPr>
+            <m:sty m:val="p"/>
+          </m:rPr>
+          <m:t>≥</m:t>
+        </m:r>
+        <m:r>
+          <m:t>0.99</m:t>
+        </m:r>
+      </m:oMath>
+      <w:r>
+        <w:t xml:space="preserve">). Leave-one-site-out validation yields RMSE = 0.16 m and correct sign in 14 of 15 held-out cases (the sole miss is the smallest-magnitude Suncheon L8 point).</w:t>
+      </w:r>
+    </w:p>
+    <w:p>
+      <w:pPr>
+        <w:pStyle w:val="FirstParagraph"/>
+      </w:pPr>
+      <w:r>
+        <w:rPr>
+          <w:i/>
+          <w:iCs/>
+        </w:rPr>
+        <w:t xml:space="preserve">In answer to question 2 (how does the bias vary along regional amphidromic gradients?):</w:t>
+      </w:r>
+    </w:p>
+    <w:p>
+      <w:pPr>
+        <w:pStyle w:val="Compact"/>
         <w:numPr>
           <w:ilvl w:val="0"/>
           <w:numId w:val="1012"/>
         </w:numPr>
       </w:pPr>
       <w:r>
-        <w:t xml:space="preserve">Over the macrotidal Korean coast (2020–2024, 5,082 cloud-screened Landsat-8/9 + Sentinel-2 scenes from five tidal flats), sun-synchronous optical satellites sample only 70–80 % of the local astronomical tidal envelope.</w:t>
-      </w:r>
-    </w:p>
-    <w:p>
-      <w:pPr>
-        <w:numPr>
-          <w:ilvl w:val="0"/>
-          <w:numId w:val="1012"/>
-        </w:numPr>
-      </w:pPr>
-      <w:r>
-        <w:t xml:space="preserve">A one-parameter analytical model,</w:t>
-      </w:r>
-      <w:r>
-        <w:t xml:space="preserve"> </w:t>
-      </w:r>
-      <m:oMath>
-        <m:r>
-          <m:rPr>
-            <m:nor/>
-            <m:sty m:val="p"/>
-          </m:rPr>
-          <m:t>mean bias</m:t>
-        </m:r>
-        <m:r>
-          <m:rPr>
-            <m:sty m:val="p"/>
-          </m:rPr>
-          <m:t>=</m:t>
-        </m:r>
-        <m:r>
-          <m:t>β</m:t>
-        </m:r>
-        <m:r>
-          <m:rPr>
-            <m:sty m:val="p"/>
-          </m:rPr>
-          <m:t>⋅</m:t>
-        </m:r>
-        <m:r>
-          <m:t>A</m:t>
-        </m:r>
-        <m:r>
-          <m:rPr>
-            <m:sty m:val="p"/>
-          </m:rPr>
-          <m:t>⋅</m:t>
-        </m:r>
+        <w:t xml:space="preserve">The mean tide-height bias is sign-reversing:</w:t>
+      </w:r>
+      <w:r>
+        <w:t xml:space="preserve"> </w:t>
+      </w:r>
+      <m:oMath>
+        <m:r>
+          <m:rPr>
+            <m:sty m:val="p"/>
+          </m:rPr>
+          <m:t>−</m:t>
+        </m:r>
+        <m:r>
+          <m:t>0.5</m:t>
+        </m:r>
+      </m:oMath>
+      <w:r>
+        <w:t xml:space="preserve"> </w:t>
+      </w:r>
+      <w:r>
+        <w:t xml:space="preserve">to</w:t>
+      </w:r>
+      <w:r>
+        <w:t xml:space="preserve"> </w:t>
+      </w:r>
+      <m:oMath>
+        <m:r>
+          <m:rPr>
+            <m:sty m:val="p"/>
+          </m:rPr>
+          <m:t>−</m:t>
+        </m:r>
+        <m:r>
+          <m:t>1.2</m:t>
+        </m:r>
+      </m:oMath>
+      <w:r>
+        <w:t xml:space="preserve"> </w:t>
+      </w:r>
+      <w:r>
+        <w:t xml:space="preserve">m on the four western sites and</w:t>
+      </w:r>
+      <w:r>
+        <w:t xml:space="preserve"> </w:t>
+      </w:r>
+      <m:oMath>
+        <m:r>
+          <m:rPr>
+            <m:sty m:val="p"/>
+          </m:rPr>
+          <m:t>+</m:t>
+        </m:r>
+        <m:r>
+          <m:t>0.3</m:t>
+        </m:r>
+      </m:oMath>
+      <w:r>
+        <w:t xml:space="preserve"> </w:t>
+      </w:r>
+      <w:r>
+        <w:t xml:space="preserve">to</w:t>
+      </w:r>
+      <w:r>
+        <w:t xml:space="preserve"> </w:t>
+      </w:r>
+      <m:oMath>
+        <m:r>
+          <m:rPr>
+            <m:sty m:val="p"/>
+          </m:rPr>
+          <m:t>+</m:t>
+        </m:r>
+        <m:r>
+          <m:t>0.4</m:t>
+        </m:r>
+      </m:oMath>
+      <w:r>
+        <w:t xml:space="preserve"> </w:t>
+      </w:r>
+      <w:r>
+        <w:t xml:space="preserve">m at Suncheon Bay on the southern coast. The polarity reverses across the regional amphidromic gradient and is independent of tidal amplitude per se; it is fully captured by the sign of</w:t>
+      </w:r>
+      <w:r>
+        <w:t xml:space="preserve"> </w:t>
+      </w:r>
+      <m:oMath>
         <m:r>
           <m:rPr>
             <m:sty m:val="p"/>
@@ -16121,145 +16414,10 @@
         </m:r>
       </m:oMath>
       <w:r>
-        <w:t xml:space="preserve">, where</w:t>
-      </w:r>
-      <w:r>
-        <w:t xml:space="preserve"> </w:t>
-      </w:r>
-      <m:oMath>
-        <m:r>
-          <m:t>A</m:t>
-        </m:r>
-      </m:oMath>
-      <w:r>
-        <w:t xml:space="preserve"> </w:t>
-      </w:r>
-      <w:r>
-        <w:t xml:space="preserve">is the local tidal amplitude and</w:t>
-      </w:r>
-      <w:r>
-        <w:t xml:space="preserve"> </w:t>
-      </w:r>
-      <m:oMath>
-        <m:r>
-          <m:rPr>
-            <m:sty m:val="p"/>
-          </m:rPr>
-          <m:t>⟨</m:t>
-        </m:r>
-        <m:r>
-          <m:rPr>
-            <m:sty m:val="p"/>
-          </m:rPr>
-          <m:t>cos</m:t>
-        </m:r>
-        <m:r>
-          <m:t>θ</m:t>
-        </m:r>
-        <m:r>
-          <m:rPr>
-            <m:sty m:val="p"/>
-          </m:rPr>
-          <m:t>⟩</m:t>
-        </m:r>
-      </m:oMath>
-      <w:r>
-        <w:t xml:space="preserve"> </w:t>
-      </w:r>
-      <w:r>
-        <w:t xml:space="preserve">the mean cosine of the satellite-overpass tide phase, explains 98 % of the cross-site, cross-sensor variance with slope</w:t>
-      </w:r>
-      <w:r>
-        <w:t xml:space="preserve"> </w:t>
-      </w:r>
-      <m:oMath>
-        <m:r>
-          <m:t>β</m:t>
-        </m:r>
-        <m:r>
-          <m:rPr>
-            <m:sty m:val="p"/>
-          </m:rPr>
-          <m:t>=</m:t>
-        </m:r>
-        <m:r>
-          <m:t>1.78</m:t>
-        </m:r>
-      </m:oMath>
-      <w:r>
-        <w:t xml:space="preserve"> </w:t>
-      </w:r>
-      <w:r>
-        <w:t xml:space="preserve">(95 % CI 1.44–1.91,</w:t>
-      </w:r>
-      <w:r>
-        <w:t xml:space="preserve"> </w:t>
-      </w:r>
-      <m:oMath>
-        <m:r>
-          <m:t>p</m:t>
-        </m:r>
-        <m:r>
-          <m:rPr>
-            <m:sty m:val="p"/>
-          </m:rPr>
-          <m:t>&lt;</m:t>
-        </m:r>
-        <m:sSup>
-          <m:e>
-            <m:r>
-              <m:t>10</m:t>
-            </m:r>
-          </m:e>
-          <m:sup>
-            <m:r>
-              <m:rPr>
-                <m:sty m:val="p"/>
-              </m:rPr>
-              <m:t>−</m:t>
-            </m:r>
-            <m:r>
-              <m:t>11</m:t>
-            </m:r>
-          </m:sup>
-        </m:sSup>
-      </m:oMath>
-      <w:r>
-        <w:t xml:space="preserve">). The model is stable across calendar years (</w:t>
-      </w:r>
-      <m:oMath>
-        <m:sSup>
-          <m:e>
-            <m:r>
-              <m:t>R</m:t>
-            </m:r>
-          </m:e>
-          <m:sup>
-            <m:r>
-              <m:t>2</m:t>
-            </m:r>
-          </m:sup>
-        </m:sSup>
-      </m:oMath>
-      <w:r>
-        <w:t xml:space="preserve"> </w:t>
-      </w:r>
-      <w:r>
-        <w:t xml:space="preserve">0.85–0.95), seasons (0.85–0.98), and sensors (</w:t>
-      </w:r>
-      <m:oMath>
-        <m:r>
-          <m:rPr>
-            <m:sty m:val="p"/>
-          </m:rPr>
-          <m:t>≥</m:t>
-        </m:r>
-        <m:r>
-          <m:t>0.99</m:t>
-        </m:r>
-      </m:oMath>
-      <w:r>
-        <w:t xml:space="preserve">). Leave-one-site-out validation yields RMSE = 0.16 m and correct sign in 15/15 held-out cases.</w:t>
+        <w:t xml:space="preserve"> </w:t>
+      </w:r>
+      <w:r>
+        <w:t xml:space="preserve">in the analytical model.</w:t>
       </w:r>
     </w:p>
     <w:p>
@@ -16271,117 +16429,63 @@
           <w:i/>
           <w:iCs/>
         </w:rPr>
-        <w:t xml:space="preserve">In answer to question 2 (how does the bias vary along regional amphidromic gradients?):</w:t>
-      </w:r>
-    </w:p>
-    <w:p>
-      <w:pPr>
-        <w:pStyle w:val="Compact"/>
+        <w:t xml:space="preserve">In answer to question 3 (what is the practical translation into DEM elevation errors?):</w:t>
+      </w:r>
+    </w:p>
+    <w:p>
+      <w:pPr>
         <w:numPr>
           <w:ilvl w:val="0"/>
           <w:numId w:val="1013"/>
         </w:numPr>
       </w:pPr>
       <w:r>
-        <w:t xml:space="preserve">The mean tide-height bias is</w:t>
-      </w:r>
-      <w:r>
-        <w:t xml:space="preserve"> </w:t>
-      </w:r>
-      <w:r>
-        <w:rPr>
-          <w:b/>
-          <w:bCs/>
-        </w:rPr>
-        <w:t xml:space="preserve">bipolar in sign</w:t>
-      </w:r>
-      <w:r>
-        <w:t xml:space="preserve">:</w:t>
-      </w:r>
-      <w:r>
-        <w:t xml:space="preserve"> </w:t>
-      </w:r>
-      <m:oMath>
-        <m:r>
-          <m:rPr>
-            <m:sty m:val="p"/>
-          </m:rPr>
-          <m:t>−</m:t>
-        </m:r>
-        <m:r>
-          <m:t>0.5</m:t>
-        </m:r>
-      </m:oMath>
-      <w:r>
-        <w:t xml:space="preserve"> </w:t>
-      </w:r>
-      <w:r>
-        <w:t xml:space="preserve">to</w:t>
-      </w:r>
-      <w:r>
-        <w:t xml:space="preserve"> </w:t>
-      </w:r>
-      <m:oMath>
-        <m:r>
-          <m:rPr>
-            <m:sty m:val="p"/>
-          </m:rPr>
-          <m:t>−</m:t>
-        </m:r>
-        <m:r>
-          <m:t>1.2</m:t>
-        </m:r>
-      </m:oMath>
-      <w:r>
-        <w:t xml:space="preserve"> </w:t>
-      </w:r>
-      <w:r>
-        <w:t xml:space="preserve">m on the four western sites and</w:t>
-      </w:r>
-      <w:r>
-        <w:t xml:space="preserve"> </w:t>
-      </w:r>
-      <m:oMath>
-        <m:r>
-          <m:rPr>
-            <m:sty m:val="p"/>
-          </m:rPr>
-          <m:t>+</m:t>
-        </m:r>
-        <m:r>
-          <m:t>0.3</m:t>
-        </m:r>
-      </m:oMath>
-      <w:r>
-        <w:t xml:space="preserve"> </w:t>
-      </w:r>
-      <w:r>
-        <w:t xml:space="preserve">to</w:t>
-      </w:r>
-      <w:r>
-        <w:t xml:space="preserve"> </w:t>
-      </w:r>
-      <m:oMath>
-        <m:r>
-          <m:rPr>
-            <m:sty m:val="p"/>
-          </m:rPr>
-          <m:t>+</m:t>
-        </m:r>
-        <m:r>
-          <m:t>0.4</m:t>
-        </m:r>
-      </m:oMath>
-      <w:r>
-        <w:t xml:space="preserve"> </w:t>
-      </w:r>
-      <w:r>
-        <w:t xml:space="preserve">m at Suncheon Bay on the southern coast. The polarity reverses across the regional amphidromic gradient and is independent of tidal amplitude per se; it is fully captured by the sign of</w:t>
-      </w:r>
-      <w:r>
-        <w:t xml:space="preserve"> </w:t>
-      </w:r>
-      <m:oMath>
+        <w:t xml:space="preserve">Translated into elevation-domain DEM errors via quantile mapping, the bias amounts to an elevation-domain RMSE of 0.36–1.09 m (an upper-bound estimate of the systematic vertical-error contribution to a waterline DEM built from the same scenes; not a per-pixel DEM validation against ground truth), equivalent to roughly 0.2–1.4 km of horizontal contour displacement on planar tidal flats (slope-dependent, hence one to two significant figures). Permanently irrecoverable truncation bands occupy 0.99–2.02 m of vertical range, or up to 2.5 km of intertidal width at Ganghwa-do.</w:t>
+      </w:r>
+    </w:p>
+    <w:p>
+      <w:pPr>
+        <w:numPr>
+          <w:ilvl w:val="0"/>
+          <w:numId w:val="1013"/>
+        </w:numPr>
+      </w:pPr>
+      <w:r>
+        <w:t xml:space="preserve">Increasing optical revisit frequency cannot remove the bias: more scenes at the same overpass time only refine the histogram shape, not the systematic mean shift. Removing the bias requires sampling at substantially different overpass phases — most practically by integrating Sentinel-1 SAR observations at the 06:00 / 18:00 local-solar-time orbit.</w:t>
+      </w:r>
+    </w:p>
+    <w:p>
+      <w:pPr>
+        <w:numPr>
+          <w:ilvl w:val="0"/>
+          <w:numId w:val="1013"/>
+        </w:numPr>
+      </w:pPr>
+      <w:r>
+        <w:t xml:space="preserve">The</w:t>
+      </w:r>
+      <w:r>
+        <w:t xml:space="preserve"> </w:t>
+      </w:r>
+      <m:oMath>
+        <m:r>
+          <m:t>β</m:t>
+        </m:r>
+        <m:r>
+          <m:rPr>
+            <m:sty m:val="p"/>
+          </m:rPr>
+          <m:t>⋅</m:t>
+        </m:r>
+        <m:r>
+          <m:t>A</m:t>
+        </m:r>
+        <m:r>
+          <m:rPr>
+            <m:sty m:val="p"/>
+          </m:rPr>
+          <m:t>⋅</m:t>
+        </m:r>
         <m:r>
           <m:rPr>
             <m:sty m:val="p"/>
@@ -16408,7 +16512,60 @@
         <w:t xml:space="preserve"> </w:t>
       </w:r>
       <w:r>
-        <w:t xml:space="preserve">in the analytical model.</w:t>
+        <w:t xml:space="preserve">model accounts for the saturation of empirically observed multi-sensor data-collection-window optima on the Korean coast</w:t>
+      </w:r>
+      <w:r>
+        <w:t xml:space="preserve"> </w:t>
+      </w:r>
+      <w:r>
+        <w:t xml:space="preserve">[19]</w:t>
+      </w:r>
+      <w:r>
+        <w:t xml:space="preserve">. The optimum is the time at which the residual</w:t>
+      </w:r>
+      <w:r>
+        <w:t xml:space="preserve"> </w:t>
+      </w:r>
+      <m:oMath>
+        <m:r>
+          <m:rPr>
+            <m:sty m:val="p"/>
+          </m:rPr>
+          <m:t>|</m:t>
+        </m:r>
+        <m:r>
+          <m:rPr>
+            <m:sty m:val="p"/>
+          </m:rPr>
+          <m:t>⟨</m:t>
+        </m:r>
+        <m:r>
+          <m:rPr>
+            <m:sty m:val="p"/>
+          </m:rPr>
+          <m:t>cos</m:t>
+        </m:r>
+        <m:r>
+          <m:t>θ</m:t>
+        </m:r>
+        <m:r>
+          <m:rPr>
+            <m:sty m:val="p"/>
+          </m:rPr>
+          <m:t>⟩</m:t>
+        </m:r>
+        <m:r>
+          <m:rPr>
+            <m:sty m:val="p"/>
+          </m:rPr>
+          <m:t>|</m:t>
+        </m:r>
+      </m:oMath>
+      <w:r>
+        <w:t xml:space="preserve"> </w:t>
+      </w:r>
+      <w:r>
+        <w:t xml:space="preserve">of a combined sun-synchronous optical sample population falls below other waterline-extraction error contributions. Beyond that timescale, only a phase-orthogonal SAR sensor can further reduce the bias.</w:t>
       </w:r>
     </w:p>
     <w:p>
@@ -16420,260 +16577,64 @@
           <w:i/>
           <w:iCs/>
         </w:rPr>
-        <w:t xml:space="preserve">In answer to question 3 (what is the practical translation into DEM elevation errors?):</w:t>
-      </w:r>
-    </w:p>
-    <w:p>
-      <w:pPr>
+        <w:t xml:space="preserve">Beyond the three open questions:</w:t>
+      </w:r>
+    </w:p>
+    <w:p>
+      <w:pPr>
+        <w:pStyle w:val="Compact"/>
         <w:numPr>
           <w:ilvl w:val="0"/>
           <w:numId w:val="1014"/>
         </w:numPr>
       </w:pPr>
       <w:r>
-        <w:t xml:space="preserve">Translated into elevation-domain DEM errors via quantile mapping, the bias amounts to an</w:t>
-      </w:r>
-      <w:r>
-        <w:t xml:space="preserve"> </w:t>
-      </w:r>
-      <w:r>
-        <w:rPr>
-          <w:b/>
-          <w:bCs/>
-        </w:rPr>
-        <w:t xml:space="preserve">elevation-domain RMSE of 0.36–1.09 m</w:t>
-      </w:r>
-      <w:r>
-        <w:t xml:space="preserve"> </w:t>
-      </w:r>
-      <w:r>
-        <w:t xml:space="preserve">(an upper-bound estimate of the systematic vertical-error contribution to a waterline DEM built from the same scenes; not a per-pixel DEM validation against ground truth), equivalent to</w:t>
-      </w:r>
-      <w:r>
-        <w:t xml:space="preserve"> </w:t>
-      </w:r>
-      <w:r>
-        <w:rPr>
-          <w:b/>
-          <w:bCs/>
-        </w:rPr>
-        <w:t xml:space="preserve">179–1,359 m of horizontal contour displacement</w:t>
-      </w:r>
-      <w:r>
-        <w:t xml:space="preserve"> </w:t>
-      </w:r>
-      <w:r>
-        <w:t xml:space="preserve">on planar tidal flats. Permanently irrecoverable truncation bands occupy 0.99–2.02 m of vertical range, or</w:t>
-      </w:r>
-      <w:r>
-        <w:t xml:space="preserve"> </w:t>
-      </w:r>
-      <w:r>
-        <w:rPr>
-          <w:b/>
-          <w:bCs/>
-        </w:rPr>
-        <w:t xml:space="preserve">up to 2.5 km of intertidal width</w:t>
-      </w:r>
-      <w:r>
-        <w:t xml:space="preserve"> </w:t>
-      </w:r>
-      <w:r>
-        <w:t xml:space="preserve">at Ganghwa-do.</w:t>
-      </w:r>
-    </w:p>
-    <w:p>
-      <w:pPr>
-        <w:numPr>
-          <w:ilvl w:val="0"/>
-          <w:numId w:val="1014"/>
-        </w:numPr>
-      </w:pPr>
-      <w:r>
-        <w:t xml:space="preserve">Increasing optical revisit frequency cannot remove the bias: more scenes at the same overpass time only refine the histogram shape, not the systematic mean shift. Removing the bias requires sampling at substantially different overpass phases — most practically by integrating Sentinel-1 SAR observations at the 06:00 / 18:00 local-solar-time orbit.</w:t>
-      </w:r>
-    </w:p>
-    <w:p>
-      <w:pPr>
-        <w:numPr>
-          <w:ilvl w:val="0"/>
-          <w:numId w:val="1014"/>
-        </w:numPr>
-      </w:pPr>
-      <w:r>
-        <w:t xml:space="preserve">The</w:t>
-      </w:r>
-      <w:r>
-        <w:t xml:space="preserve"> </w:t>
-      </w:r>
-      <m:oMath>
-        <m:r>
-          <m:t>β</m:t>
-        </m:r>
-        <m:r>
-          <m:rPr>
-            <m:sty m:val="p"/>
-          </m:rPr>
-          <m:t>⋅</m:t>
-        </m:r>
-        <m:r>
-          <m:t>A</m:t>
-        </m:r>
-        <m:r>
-          <m:rPr>
-            <m:sty m:val="p"/>
-          </m:rPr>
-          <m:t>⋅</m:t>
-        </m:r>
-        <m:r>
-          <m:rPr>
-            <m:sty m:val="p"/>
-          </m:rPr>
-          <m:t>⟨</m:t>
-        </m:r>
-        <m:r>
-          <m:rPr>
-            <m:sty m:val="p"/>
-          </m:rPr>
-          <m:t>cos</m:t>
-        </m:r>
-        <m:r>
-          <m:t>θ</m:t>
-        </m:r>
-        <m:r>
-          <m:rPr>
-            <m:sty m:val="p"/>
-          </m:rPr>
-          <m:t>⟩</m:t>
-        </m:r>
-      </m:oMath>
-      <w:r>
-        <w:t xml:space="preserve"> </w:t>
-      </w:r>
-      <w:r>
-        <w:t xml:space="preserve">model accounts for the saturation of empirically observed multi-sensor data-collection-window optima on the Korean coast</w:t>
-      </w:r>
-      <w:r>
-        <w:t xml:space="preserve"> </w:t>
-      </w:r>
-      <w:r>
-        <w:t xml:space="preserve">[19]</w:t>
-      </w:r>
-      <w:r>
-        <w:t xml:space="preserve">. The optimum is the time at which the residual</w:t>
-      </w:r>
-      <w:r>
-        <w:t xml:space="preserve"> </w:t>
-      </w:r>
-      <m:oMath>
-        <m:r>
-          <m:rPr>
-            <m:sty m:val="p"/>
-          </m:rPr>
-          <m:t>|</m:t>
-        </m:r>
-        <m:r>
-          <m:rPr>
-            <m:sty m:val="p"/>
-          </m:rPr>
-          <m:t>⟨</m:t>
-        </m:r>
-        <m:r>
-          <m:rPr>
-            <m:sty m:val="p"/>
-          </m:rPr>
-          <m:t>cos</m:t>
-        </m:r>
-        <m:r>
-          <m:t>θ</m:t>
-        </m:r>
-        <m:r>
-          <m:rPr>
-            <m:sty m:val="p"/>
-          </m:rPr>
-          <m:t>⟩</m:t>
-        </m:r>
-        <m:r>
-          <m:rPr>
-            <m:sty m:val="p"/>
-          </m:rPr>
-          <m:t>|</m:t>
-        </m:r>
-      </m:oMath>
-      <w:r>
-        <w:t xml:space="preserve"> </w:t>
-      </w:r>
-      <w:r>
-        <w:t xml:space="preserve">of a combined sun-synchronous optical sample population falls below other waterline-extraction error contributions. Beyond that timescale, only a phase-orthogonal SAR sensor can further reduce the bias.</w:t>
-      </w:r>
-    </w:p>
-    <w:p>
-      <w:pPr>
-        <w:pStyle w:val="FirstParagraph"/>
-      </w:pPr>
+        <w:t xml:space="preserve">The bias model and its predictive sign are reproducible from a global ocean tide model alone (a FES2022b self-consistency check — the same model supplying both the overpass-time tides and the reference — yields</w:t>
+      </w:r>
+      <w:r>
+        <w:t xml:space="preserve"> </w:t>
+      </w:r>
+      <m:oMath>
+        <m:sSup>
+          <m:e>
+            <m:r>
+              <m:t>R</m:t>
+            </m:r>
+          </m:e>
+          <m:sup>
+            <m:r>
+              <m:t>2</m:t>
+            </m:r>
+          </m:sup>
+        </m:sSup>
+        <m:r>
+          <m:rPr>
+            <m:sty m:val="p"/>
+          </m:rPr>
+          <m:t>=</m:t>
+        </m:r>
+        <m:r>
+          <m:t>0.983</m:t>
+        </m:r>
+      </m:oMath>
+      <w:r>
+        <w:t xml:space="preserve">, leave-one-site-out RMSE = 0.11 m, and recovers the bias sign at all 15 sites). The only test against independent ground truth, FES-predicted versus KHOA-observed bias, matches in sign but under-estimates the magnitude by roughly 2–3× on these resonant macrotidal coasts, so the global-model correction is best read as a conservative, sign-correct lower bound. The</w:t>
+      </w:r>
+      <w:r>
+        <w:t xml:space="preserve"> </w:t>
+      </w:r>
       <w:r>
         <w:rPr>
           <w:i/>
           <w:iCs/>
         </w:rPr>
-        <w:t xml:space="preserve">Beyond the three open questions:</w:t>
-      </w:r>
-    </w:p>
-    <w:p>
-      <w:pPr>
-        <w:pStyle w:val="Compact"/>
-        <w:numPr>
-          <w:ilvl w:val="0"/>
-          <w:numId w:val="1015"/>
-        </w:numPr>
-      </w:pPr>
-      <w:r>
-        <w:t xml:space="preserve">The bias model and its predictive sign are reproducible from a global ocean tide model alone (FES2022b reference yields</w:t>
-      </w:r>
-      <w:r>
-        <w:t xml:space="preserve"> </w:t>
-      </w:r>
-      <m:oMath>
-        <m:sSup>
-          <m:e>
-            <m:r>
-              <m:t>R</m:t>
-            </m:r>
-          </m:e>
-          <m:sup>
-            <m:r>
-              <m:t>2</m:t>
-            </m:r>
-          </m:sup>
-        </m:sSup>
-        <m:r>
-          <m:rPr>
-            <m:sty m:val="p"/>
-          </m:rPr>
-          <m:t>=</m:t>
-        </m:r>
-        <m:r>
-          <m:t>0.983</m:t>
-        </m:r>
-      </m:oMath>
-      <w:r>
-        <w:t xml:space="preserve">, leave-one-site-out RMSE = 0.11 m, correct sign at 15/15 held-out points). The</w:t>
-      </w:r>
-      <w:r>
-        <w:t xml:space="preserve"> </w:t>
-      </w:r>
-      <w:r>
-        <w:rPr>
-          <w:i/>
-          <w:iCs/>
-        </w:rPr>
         <w:t xml:space="preserve">a priori</w:t>
       </w:r>
       <w:r>
         <w:t xml:space="preserve"> </w:t>
       </w:r>
       <w:r>
-        <w:t xml:space="preserve">correction is therefore applicable worldwide without requiring local tide-gauge data — a prerequisite for global-scale operationalisation of waterline-DEM bias removal. Applying this global-data-only workflow to three macrotidal coasts outside Korea (Section 4.8) predicts a metre-scale low-tide bias on the northwest-Australian coast — within the operational domain of an existing continental-scale waterline-DEM product — and shows that the bias magnitude is set by the satellite-overpass phase rather than by tidal amplitude alone.</w:t>
+        <w:t xml:space="preserve">correction can therefore be computed without local tide-gauge data — a prerequisite for large-scale operationalisation of waterline-DEM bias removal. Applying this global-data-only workflow to three macrotidal coasts outside Korea (Section 4.8) predicts a metre-scale low-tide bias on the northwest-Australian coast — within the operational domain of an existing continental-scale waterline-DEM product — and shows that the bias magnitude is set by the satellite-overpass phase rather than by tidal amplitude alone.</w:t>
       </w:r>
     </w:p>
     <w:p>
@@ -16787,14 +16748,56 @@
         </w:pict>
       </w:r>
     </w:p>
+    <w:bookmarkEnd w:id="65"/>
+    <w:bookmarkStart w:id="66" w:name="supplementary-materials"/>
+    <w:p>
+      <w:pPr>
+        <w:pStyle w:val="Heading2"/>
+      </w:pPr>
+      <w:r>
+        <w:t xml:space="preserve">Supplementary Materials</w:t>
+      </w:r>
+    </w:p>
+    <w:p>
+      <w:pPr>
+        <w:pStyle w:val="FirstParagraph"/>
+      </w:pPr>
+      <w:r>
+        <w:t xml:space="preserve">The following supporting information can be downloaded at the journal website:</w:t>
+      </w:r>
+      <w:r>
+        <w:t xml:space="preserve"> </w:t>
+      </w:r>
+      <w:r>
+        <w:t xml:space="preserve">Figures S1–S7 (sampling-distribution CDFs, overpass-hour histograms,</w:t>
+      </w:r>
+      <w:r>
+        <w:t xml:space="preserve"> </w:t>
+      </w:r>
+      <w:r>
+        <w:t xml:space="preserve">coefficient-stability summaries, per-elevation error curves, and cross-section</w:t>
+      </w:r>
+      <w:r>
+        <w:t xml:space="preserve"> </w:t>
+      </w:r>
+      <w:r>
+        <w:t xml:space="preserve">schematics) and Tables S1–S2 (per-partition regression coefficients and the</w:t>
+      </w:r>
+      <w:r>
+        <w:t xml:space="preserve"> </w:t>
+      </w:r>
+      <w:r>
+        <w:t xml:space="preserve">amplitude/reference sensitivity tables).</w:t>
+      </w:r>
+    </w:p>
     <w:bookmarkEnd w:id="66"/>
-    <w:bookmarkStart w:id="67" w:name="supplementary-materials"/>
+    <w:bookmarkStart w:id="67" w:name="author-contributions"/>
     <w:p>
       <w:pPr>
         <w:pStyle w:val="Heading2"/>
       </w:pPr>
       <w:r>
-        <w:t xml:space="preserve">Supplementary Materials</w:t>
+        <w:t xml:space="preserve">Author Contributions</w:t>
       </w:r>
     </w:p>
     <w:p>
@@ -16802,83 +16805,41 @@
         <w:pStyle w:val="FirstParagraph"/>
       </w:pPr>
       <w:r>
-        <w:t xml:space="preserve">The following supporting information can be downloaded at the journal website:</w:t>
-      </w:r>
-      <w:r>
-        <w:t xml:space="preserve"> </w:t>
-      </w:r>
-      <w:r>
-        <w:t xml:space="preserve">Figures S1–S7 (sampling-distribution CDFs, overpass-hour histograms,</w:t>
-      </w:r>
-      <w:r>
-        <w:t xml:space="preserve"> </w:t>
-      </w:r>
-      <w:r>
-        <w:t xml:space="preserve">coefficient-stability summaries, per-elevation error curves, and cross-section</w:t>
-      </w:r>
-      <w:r>
-        <w:t xml:space="preserve"> </w:t>
-      </w:r>
-      <w:r>
-        <w:t xml:space="preserve">schematics) and Tables S1–S2 (per-partition regression coefficients and the</w:t>
-      </w:r>
-      <w:r>
-        <w:t xml:space="preserve"> </w:t>
-      </w:r>
-      <w:r>
-        <w:t xml:space="preserve">amplitude/reference sensitivity tables).</w:t>
+        <w:t xml:space="preserve">Conceptualization, T.S.; methodology, T.S.; software, T.S.; validation, T.S. and</w:t>
+      </w:r>
+      <w:r>
+        <w:t xml:space="preserve"> </w:t>
+      </w:r>
+      <w:r>
+        <w:t xml:space="preserve">M.K.; formal analysis, T.S.; investigation, T.S.; data curation, T.S. and M.K.;</w:t>
+      </w:r>
+      <w:r>
+        <w:t xml:space="preserve"> </w:t>
+      </w:r>
+      <w:r>
+        <w:t xml:space="preserve">writing—original draft preparation, T.S.; writing—review and editing, T.S. and</w:t>
+      </w:r>
+      <w:r>
+        <w:t xml:space="preserve"> </w:t>
+      </w:r>
+      <w:r>
+        <w:t xml:space="preserve">M.K.; visualization, T.S.; supervision, T.S.; project administration, T.S.;</w:t>
+      </w:r>
+      <w:r>
+        <w:t xml:space="preserve"> </w:t>
+      </w:r>
+      <w:r>
+        <w:t xml:space="preserve">funding acquisition, M.K. All authors have read and agreed to the published</w:t>
+      </w:r>
+      <w:r>
+        <w:t xml:space="preserve"> </w:t>
+      </w:r>
+      <w:r>
+        <w:t xml:space="preserve">version of the manuscript.</w:t>
       </w:r>
     </w:p>
     <w:bookmarkEnd w:id="67"/>
-    <w:bookmarkStart w:id="68" w:name="author-contributions"/>
-    <w:p>
-      <w:pPr>
-        <w:pStyle w:val="Heading2"/>
-      </w:pPr>
-      <w:r>
-        <w:t xml:space="preserve">Author Contributions</w:t>
-      </w:r>
-    </w:p>
-    <w:p>
-      <w:pPr>
-        <w:pStyle w:val="FirstParagraph"/>
-      </w:pPr>
-      <w:r>
-        <w:t xml:space="preserve">Conceptualization, T.S.; methodology, T.S.; software, T.S.; validation, T.S. and</w:t>
-      </w:r>
-      <w:r>
-        <w:t xml:space="preserve"> </w:t>
-      </w:r>
-      <w:r>
-        <w:t xml:space="preserve">M.K.; formal analysis, T.S.; investigation, T.S.; data curation, T.S. and M.K.;</w:t>
-      </w:r>
-      <w:r>
-        <w:t xml:space="preserve"> </w:t>
-      </w:r>
-      <w:r>
-        <w:t xml:space="preserve">writing—original draft preparation, T.S.; writing—review and editing, T.S. and</w:t>
-      </w:r>
-      <w:r>
-        <w:t xml:space="preserve"> </w:t>
-      </w:r>
-      <w:r>
-        <w:t xml:space="preserve">M.K.; visualization, T.S.; supervision, T.S.; project administration, T.S.;</w:t>
-      </w:r>
-      <w:r>
-        <w:t xml:space="preserve"> </w:t>
-      </w:r>
-      <w:r>
-        <w:t xml:space="preserve">funding acquisition, M.K. All authors have read and agreed to the published</w:t>
-      </w:r>
-      <w:r>
-        <w:t xml:space="preserve"> </w:t>
-      </w:r>
-      <w:r>
-        <w:t xml:space="preserve">version of the manuscript.</w:t>
-      </w:r>
-    </w:p>
-    <w:bookmarkEnd w:id="68"/>
-    <w:bookmarkStart w:id="69" w:name="funding"/>
+    <w:bookmarkStart w:id="68" w:name="funding"/>
     <w:p>
       <w:pPr>
         <w:pStyle w:val="Heading2"/>
@@ -16917,14 +16878,32 @@
         <w:t xml:space="preserve">(KOEM) (No. R26TA01845857-00).</w:t>
       </w:r>
     </w:p>
+    <w:bookmarkEnd w:id="68"/>
+    <w:bookmarkStart w:id="69" w:name="institutional-review-board-statement"/>
+    <w:p>
+      <w:pPr>
+        <w:pStyle w:val="Heading2"/>
+      </w:pPr>
+      <w:r>
+        <w:t xml:space="preserve">Institutional Review Board Statement</w:t>
+      </w:r>
+    </w:p>
+    <w:p>
+      <w:pPr>
+        <w:pStyle w:val="FirstParagraph"/>
+      </w:pPr>
+      <w:r>
+        <w:t xml:space="preserve">Not applicable.</w:t>
+      </w:r>
+    </w:p>
     <w:bookmarkEnd w:id="69"/>
-    <w:bookmarkStart w:id="70" w:name="institutional-review-board-statement"/>
+    <w:bookmarkStart w:id="70" w:name="informed-consent-statement"/>
     <w:p>
       <w:pPr>
         <w:pStyle w:val="Heading2"/>
       </w:pPr>
       <w:r>
-        <w:t xml:space="preserve">Institutional Review Board Statement</w:t>
+        <w:t xml:space="preserve">Informed Consent Statement</w:t>
       </w:r>
     </w:p>
     <w:p>
@@ -16936,13 +16915,13 @@
       </w:r>
     </w:p>
     <w:bookmarkEnd w:id="70"/>
-    <w:bookmarkStart w:id="71" w:name="informed-consent-statement"/>
+    <w:bookmarkStart w:id="71" w:name="data-availability-statement"/>
     <w:p>
       <w:pPr>
         <w:pStyle w:val="Heading2"/>
       </w:pPr>
       <w:r>
-        <w:t xml:space="preserve">Informed Consent Statement</w:t>
+        <w:t xml:space="preserve">Data Availability Statement</w:t>
       </w:r>
     </w:p>
     <w:p>
@@ -16950,17 +16929,92 @@
         <w:pStyle w:val="FirstParagraph"/>
       </w:pPr>
       <w:r>
-        <w:t xml:space="preserve">Not applicable.</w:t>
+        <w:t xml:space="preserve">All raw KHOA tide-gauge data are publicly available through the Korea Open Data</w:t>
+      </w:r>
+      <w:r>
+        <w:t xml:space="preserve"> </w:t>
+      </w:r>
+      <w:r>
+        <w:t xml:space="preserve">Portal (</w:t>
+      </w:r>
+      <w:r>
+        <w:rPr>
+          <w:rStyle w:val="VerbatimChar"/>
+        </w:rPr>
+        <w:t xml:space="preserve">apis.data.go.kr/1192136</w:t>
+      </w:r>
+      <w:r>
+        <w:t xml:space="preserve">). Google Earth Engine scene metadata is</w:t>
+      </w:r>
+      <w:r>
+        <w:t xml:space="preserve"> </w:t>
+      </w:r>
+      <w:r>
+        <w:t xml:space="preserve">reproducible from the public collections LANDSAT/LC08/C02/T1_L2,</w:t>
+      </w:r>
+      <w:r>
+        <w:t xml:space="preserve"> </w:t>
+      </w:r>
+      <w:r>
+        <w:t xml:space="preserve">LANDSAT/LC09/C02/T1_L2, and COPERNICUS/S2_HARMONIZED. The full analytical</w:t>
+      </w:r>
+      <w:r>
+        <w:t xml:space="preserve"> </w:t>
+      </w:r>
+      <w:r>
+        <w:t xml:space="preserve">pipeline, derived parquet/CSV tables, and figure-generation scripts will be</w:t>
+      </w:r>
+      <w:r>
+        <w:t xml:space="preserve"> </w:t>
+      </w:r>
+      <w:r>
+        <w:t xml:space="preserve">released on a Zenodo-archived GitHub repository upon acceptance (DOI to be</w:t>
+      </w:r>
+      <w:r>
+        <w:t xml:space="preserve"> </w:t>
+      </w:r>
+      <w:r>
+        <w:t xml:space="preserve">assigned). The intermediate</w:t>
+      </w:r>
+      <w:r>
+        <w:t xml:space="preserve"> </w:t>
+      </w:r>
+      <w:r>
+        <w:rPr>
+          <w:rStyle w:val="VerbatimChar"/>
+        </w:rPr>
+        <w:t xml:space="preserve">multisite_5y_*.parquet</w:t>
+      </w:r>
+      <w:r>
+        <w:t xml:space="preserve"> </w:t>
+      </w:r>
+      <w:r>
+        <w:t xml:space="preserve">and</w:t>
+      </w:r>
+      <w:r>
+        <w:t xml:space="preserve"> </w:t>
+      </w:r>
+      <w:r>
+        <w:rPr>
+          <w:rStyle w:val="VerbatimChar"/>
+        </w:rPr>
+        <w:t xml:space="preserve">dem_error_*.csv</w:t>
+      </w:r>
+      <w:r>
+        <w:t xml:space="preserve"> </w:t>
+      </w:r>
+      <w:r>
+        <w:t xml:space="preserve">derived products are &lt; 50 MB total.</w:t>
       </w:r>
     </w:p>
     <w:bookmarkEnd w:id="71"/>
-    <w:bookmarkStart w:id="72" w:name="data-availability-statement"/>
+    <w:bookmarkStart w:id="72" w:name="use-of-artificial-intelligence"/>
     <w:p>
       <w:pPr>
         <w:pStyle w:val="Heading2"/>
       </w:pPr>
       <w:r>
-        <w:t xml:space="preserve">Data Availability Statement</w:t>
+        <w:t xml:space="preserve">Use of Artificial Intelligence</w:t>
       </w:r>
     </w:p>
     <w:p>
@@ -16968,92 +17022,41 @@
         <w:pStyle w:val="FirstParagraph"/>
       </w:pPr>
       <w:r>
-        <w:t xml:space="preserve">All raw KHOA tide-gauge data are publicly available through the Korea Open Data</w:t>
-      </w:r>
-      <w:r>
-        <w:t xml:space="preserve"> </w:t>
-      </w:r>
-      <w:r>
-        <w:t xml:space="preserve">Portal (</w:t>
-      </w:r>
-      <w:r>
-        <w:rPr>
-          <w:rStyle w:val="VerbatimChar"/>
-        </w:rPr>
-        <w:t xml:space="preserve">apis.data.go.kr/1192136</w:t>
-      </w:r>
-      <w:r>
-        <w:t xml:space="preserve">). Google Earth Engine scene metadata is</w:t>
-      </w:r>
-      <w:r>
-        <w:t xml:space="preserve"> </w:t>
-      </w:r>
-      <w:r>
-        <w:t xml:space="preserve">reproducible from the public collections LANDSAT/LC08/C02/T1_L2,</w:t>
-      </w:r>
-      <w:r>
-        <w:t xml:space="preserve"> </w:t>
-      </w:r>
-      <w:r>
-        <w:t xml:space="preserve">LANDSAT/LC09/C02/T1_L2, and COPERNICUS/S2_HARMONIZED. The full analytical</w:t>
-      </w:r>
-      <w:r>
-        <w:t xml:space="preserve"> </w:t>
-      </w:r>
-      <w:r>
-        <w:t xml:space="preserve">pipeline, derived parquet/CSV tables, and figure-generation scripts will be</w:t>
-      </w:r>
-      <w:r>
-        <w:t xml:space="preserve"> </w:t>
-      </w:r>
-      <w:r>
-        <w:t xml:space="preserve">released on a Zenodo-archived GitHub repository upon acceptance (DOI to be</w:t>
-      </w:r>
-      <w:r>
-        <w:t xml:space="preserve"> </w:t>
-      </w:r>
-      <w:r>
-        <w:t xml:space="preserve">assigned). The intermediate</w:t>
-      </w:r>
-      <w:r>
-        <w:t xml:space="preserve"> </w:t>
-      </w:r>
-      <w:r>
-        <w:rPr>
-          <w:rStyle w:val="VerbatimChar"/>
-        </w:rPr>
-        <w:t xml:space="preserve">multisite_5y_*.parquet</w:t>
-      </w:r>
-      <w:r>
-        <w:t xml:space="preserve"> </w:t>
-      </w:r>
-      <w:r>
-        <w:t xml:space="preserve">and</w:t>
-      </w:r>
-      <w:r>
-        <w:t xml:space="preserve"> </w:t>
-      </w:r>
-      <w:r>
-        <w:rPr>
-          <w:rStyle w:val="VerbatimChar"/>
-        </w:rPr>
-        <w:t xml:space="preserve">dem_error_*.csv</w:t>
-      </w:r>
-      <w:r>
-        <w:t xml:space="preserve"> </w:t>
-      </w:r>
-      <w:r>
-        <w:t xml:space="preserve">derived products are &lt; 50 MB total.</w:t>
+        <w:t xml:space="preserve">During the preparation of this manuscript, the authors used Claude (Anthropic) to</w:t>
+      </w:r>
+      <w:r>
+        <w:t xml:space="preserve"> </w:t>
+      </w:r>
+      <w:r>
+        <w:t xml:space="preserve">assist with formatting the manuscript to the journal template, condensing the</w:t>
+      </w:r>
+      <w:r>
+        <w:t xml:space="preserve"> </w:t>
+      </w:r>
+      <w:r>
+        <w:t xml:space="preserve">abstract, and language editing. After using this tool, the authors reviewed and</w:t>
+      </w:r>
+      <w:r>
+        <w:t xml:space="preserve"> </w:t>
+      </w:r>
+      <w:r>
+        <w:t xml:space="preserve">edited the content as needed and take full responsibility for the content of the</w:t>
+      </w:r>
+      <w:r>
+        <w:t xml:space="preserve"> </w:t>
+      </w:r>
+      <w:r>
+        <w:t xml:space="preserve">publication.</w:t>
       </w:r>
     </w:p>
     <w:bookmarkEnd w:id="72"/>
-    <w:bookmarkStart w:id="73" w:name="use-of-artificial-intelligence"/>
+    <w:bookmarkStart w:id="73" w:name="acknowledgments"/>
     <w:p>
       <w:pPr>
         <w:pStyle w:val="Heading2"/>
       </w:pPr>
       <w:r>
-        <w:t xml:space="preserve">Use of Artificial Intelligence</w:t>
+        <w:t xml:space="preserve">Acknowledgments</w:t>
       </w:r>
     </w:p>
     <w:p>
@@ -17061,41 +17064,29 @@
         <w:pStyle w:val="FirstParagraph"/>
       </w:pPr>
       <w:r>
-        <w:t xml:space="preserve">During the preparation of this manuscript, the authors used Claude (Anthropic) to</w:t>
-      </w:r>
-      <w:r>
-        <w:t xml:space="preserve"> </w:t>
-      </w:r>
-      <w:r>
-        <w:t xml:space="preserve">assist with formatting the manuscript to the journal template, condensing the</w:t>
-      </w:r>
-      <w:r>
-        <w:t xml:space="preserve"> </w:t>
-      </w:r>
-      <w:r>
-        <w:t xml:space="preserve">abstract, and language editing. After using this tool, the authors reviewed and</w:t>
-      </w:r>
-      <w:r>
-        <w:t xml:space="preserve"> </w:t>
-      </w:r>
-      <w:r>
-        <w:t xml:space="preserve">edited the content as needed and take full responsibility for the content of the</w:t>
-      </w:r>
-      <w:r>
-        <w:t xml:space="preserve"> </w:t>
-      </w:r>
-      <w:r>
-        <w:t xml:space="preserve">publication.</w:t>
+        <w:t xml:space="preserve">The KHOA tide-gauge data are provided under the Korean Open Government License.</w:t>
+      </w:r>
+      <w:r>
+        <w:t xml:space="preserve"> </w:t>
+      </w:r>
+      <w:r>
+        <w:t xml:space="preserve">Earth Engine access was provided by Google for academic use. We thank the</w:t>
+      </w:r>
+      <w:r>
+        <w:t xml:space="preserve"> </w:t>
+      </w:r>
+      <w:r>
+        <w:t xml:space="preserve">developers of pyfes, Cartopy, UTide, and eo-tides for open-source tooling.</w:t>
       </w:r>
     </w:p>
     <w:bookmarkEnd w:id="73"/>
-    <w:bookmarkStart w:id="74" w:name="acknowledgments"/>
+    <w:bookmarkStart w:id="74" w:name="conflicts-of-interest"/>
     <w:p>
       <w:pPr>
         <w:pStyle w:val="Heading2"/>
       </w:pPr>
       <w:r>
-        <w:t xml:space="preserve">Acknowledgments</w:t>
+        <w:t xml:space="preserve">Conflicts of Interest</w:t>
       </w:r>
     </w:p>
     <w:p>
@@ -17103,87 +17094,57 @@
         <w:pStyle w:val="FirstParagraph"/>
       </w:pPr>
       <w:r>
-        <w:t xml:space="preserve">The KHOA tide-gauge data are provided under the Korean Open Government License.</w:t>
-      </w:r>
-      <w:r>
-        <w:t xml:space="preserve"> </w:t>
-      </w:r>
-      <w:r>
-        <w:t xml:space="preserve">Earth Engine access was provided by Google for academic use. We thank the</w:t>
-      </w:r>
-      <w:r>
-        <w:t xml:space="preserve"> </w:t>
-      </w:r>
-      <w:r>
-        <w:t xml:space="preserve">developers of pyTMD, Cartopy, UTide, and eo-tides for open-source tooling.</w:t>
+        <w:t xml:space="preserve">Both authors are employees of Haebom Data Inc., which carries out the 2026</w:t>
+      </w:r>
+      <w:r>
+        <w:t xml:space="preserve"> </w:t>
+      </w:r>
+      <w:r>
+        <w:t xml:space="preserve">National Blue Carbon Monitoring service commissioned by the Korea Marine</w:t>
+      </w:r>
+      <w:r>
+        <w:t xml:space="preserve"> </w:t>
+      </w:r>
+      <w:r>
+        <w:t xml:space="preserve">Environment Management Corporation (KOEM); the present study was undertaken</w:t>
+      </w:r>
+      <w:r>
+        <w:t xml:space="preserve"> </w:t>
+      </w:r>
+      <w:r>
+        <w:t xml:space="preserve">within that programme. The funder had no role in the design of the study; in the</w:t>
+      </w:r>
+      <w:r>
+        <w:t xml:space="preserve"> </w:t>
+      </w:r>
+      <w:r>
+        <w:t xml:space="preserve">collection, analyses, or interpretation of data; in the writing of the</w:t>
+      </w:r>
+      <w:r>
+        <w:t xml:space="preserve"> </w:t>
+      </w:r>
+      <w:r>
+        <w:t xml:space="preserve">manuscript; or in the decision to publish the results. The authors declare no</w:t>
+      </w:r>
+      <w:r>
+        <w:t xml:space="preserve"> </w:t>
+      </w:r>
+      <w:r>
+        <w:t xml:space="preserve">other conflict of interest.</w:t>
       </w:r>
     </w:p>
     <w:bookmarkEnd w:id="74"/>
-    <w:bookmarkStart w:id="75" w:name="conflicts-of-interest"/>
+    <w:bookmarkStart w:id="140" w:name="references"/>
     <w:p>
       <w:pPr>
         <w:pStyle w:val="Heading2"/>
       </w:pPr>
       <w:r>
-        <w:t xml:space="preserve">Conflicts of Interest</w:t>
-      </w:r>
-    </w:p>
-    <w:p>
-      <w:pPr>
-        <w:pStyle w:val="FirstParagraph"/>
-      </w:pPr>
-      <w:r>
-        <w:t xml:space="preserve">Both authors are employees of Haebom Data Inc., which carries out the 2026</w:t>
-      </w:r>
-      <w:r>
-        <w:t xml:space="preserve"> </w:t>
-      </w:r>
-      <w:r>
-        <w:t xml:space="preserve">National Blue Carbon Monitoring service commissioned by the Korea Marine</w:t>
-      </w:r>
-      <w:r>
-        <w:t xml:space="preserve"> </w:t>
-      </w:r>
-      <w:r>
-        <w:t xml:space="preserve">Environment Management Corporation (KOEM); the present study was undertaken</w:t>
-      </w:r>
-      <w:r>
-        <w:t xml:space="preserve"> </w:t>
-      </w:r>
-      <w:r>
-        <w:t xml:space="preserve">within that programme. The funder had no role in the design of the study; in the</w:t>
-      </w:r>
-      <w:r>
-        <w:t xml:space="preserve"> </w:t>
-      </w:r>
-      <w:r>
-        <w:t xml:space="preserve">collection, analyses, or interpretation of data; in the writing of the</w:t>
-      </w:r>
-      <w:r>
-        <w:t xml:space="preserve"> </w:t>
-      </w:r>
-      <w:r>
-        <w:t xml:space="preserve">manuscript; or in the decision to publish the results. The authors declare no</w:t>
-      </w:r>
-      <w:r>
-        <w:t xml:space="preserve"> </w:t>
-      </w:r>
-      <w:r>
-        <w:t xml:space="preserve">other conflict of interest.</w:t>
-      </w:r>
-    </w:p>
-    <w:bookmarkEnd w:id="75"/>
-    <w:bookmarkStart w:id="141" w:name="references"/>
-    <w:p>
-      <w:pPr>
-        <w:pStyle w:val="Heading2"/>
-      </w:pPr>
-      <w:r>
         <w:t xml:space="preserve">References</w:t>
       </w:r>
     </w:p>
-    <w:bookmarkStart w:id="140" w:name="refs"/>
-    <w:bookmarkStart w:id="77" w:name="ref-murray_2019_global"/>
+    <w:bookmarkStart w:id="139" w:name="refs"/>
+    <w:bookmarkStart w:id="76" w:name="ref-murray_2019_global"/>
     <w:p>
       <w:pPr>
         <w:pStyle w:val="Bibliography"/>
@@ -17236,7 +17197,7 @@
       <w:r>
         <w:t xml:space="preserve">, 222–225, doi:</w:t>
       </w:r>
-      <w:hyperlink r:id="rId76">
+      <w:hyperlink r:id="rId75">
         <w:r>
           <w:rPr>
             <w:rStyle w:val="Hyperlink"/>
@@ -17248,8 +17209,8 @@
         <w:t xml:space="preserve">.</w:t>
       </w:r>
     </w:p>
-    <w:bookmarkEnd w:id="77"/>
-    <w:bookmarkStart w:id="79" w:name="ref-worm_2006"/>
+    <w:bookmarkEnd w:id="76"/>
+    <w:bookmarkStart w:id="78" w:name="ref-worm_2006"/>
     <w:p>
       <w:pPr>
         <w:pStyle w:val="Bibliography"/>
@@ -17302,7 +17263,7 @@
       <w:r>
         <w:t xml:space="preserve">, 787–790, doi:</w:t>
       </w:r>
-      <w:hyperlink r:id="rId78">
+      <w:hyperlink r:id="rId77">
         <w:r>
           <w:rPr>
             <w:rStyle w:val="Hyperlink"/>
@@ -17314,8 +17275,8 @@
         <w:t xml:space="preserve">.</w:t>
       </w:r>
     </w:p>
-    <w:bookmarkEnd w:id="79"/>
-    <w:bookmarkStart w:id="81" w:name="ref-xu_2022_icesat2_tidalflat"/>
+    <w:bookmarkEnd w:id="78"/>
+    <w:bookmarkStart w:id="80" w:name="ref-xu_2022_icesat2_tidalflat"/>
     <w:p>
       <w:pPr>
         <w:pStyle w:val="Bibliography"/>
@@ -17389,7 +17350,7 @@
       <w:r>
         <w:t xml:space="preserve">, e2021GL096813, doi:</w:t>
       </w:r>
-      <w:hyperlink r:id="rId80">
+      <w:hyperlink r:id="rId79">
         <w:r>
           <w:rPr>
             <w:rStyle w:val="Hyperlink"/>
@@ -17401,8 +17362,8 @@
         <w:t xml:space="preserve">.</w:t>
       </w:r>
     </w:p>
-    <w:bookmarkEnd w:id="81"/>
-    <w:bookmarkStart w:id="83" w:name="ref-mason_1995"/>
+    <w:bookmarkEnd w:id="80"/>
+    <w:bookmarkStart w:id="82" w:name="ref-mason_1995"/>
     <w:p>
       <w:pPr>
         <w:pStyle w:val="Bibliography"/>
@@ -17479,7 +17440,7 @@
       <w:r>
         <w:t xml:space="preserve">, 3187–3190, doi:</w:t>
       </w:r>
-      <w:hyperlink r:id="rId82">
+      <w:hyperlink r:id="rId81">
         <w:r>
           <w:rPr>
             <w:rStyle w:val="Hyperlink"/>
@@ -17491,8 +17452,8 @@
         <w:t xml:space="preserve">.</w:t>
       </w:r>
     </w:p>
-    <w:bookmarkEnd w:id="83"/>
-    <w:bookmarkStart w:id="85" w:name="ref-heygster_2010"/>
+    <w:bookmarkEnd w:id="82"/>
+    <w:bookmarkStart w:id="84" w:name="ref-heygster_2010"/>
     <w:p>
       <w:pPr>
         <w:pStyle w:val="Bibliography"/>
@@ -17566,7 +17527,7 @@
       <w:r>
         <w:t xml:space="preserve">, 1019–1030, doi:</w:t>
       </w:r>
-      <w:hyperlink r:id="rId84">
+      <w:hyperlink r:id="rId83">
         <w:r>
           <w:rPr>
             <w:rStyle w:val="Hyperlink"/>
@@ -17578,8 +17539,8 @@
         <w:t xml:space="preserve">.</w:t>
       </w:r>
     </w:p>
-    <w:bookmarkEnd w:id="85"/>
-    <w:bookmarkStart w:id="87" w:name="ref-murray_2012"/>
+    <w:bookmarkEnd w:id="84"/>
+    <w:bookmarkStart w:id="86" w:name="ref-murray_2012"/>
     <w:p>
       <w:pPr>
         <w:pStyle w:val="Bibliography"/>
@@ -17659,7 +17620,7 @@
       <w:r>
         <w:t xml:space="preserve">, 3417–3426, doi:</w:t>
       </w:r>
-      <w:hyperlink r:id="rId86">
+      <w:hyperlink r:id="rId85">
         <w:r>
           <w:rPr>
             <w:rStyle w:val="Hyperlink"/>
@@ -17671,8 +17632,8 @@
         <w:t xml:space="preserve">.</w:t>
       </w:r>
     </w:p>
-    <w:bookmarkEnd w:id="87"/>
-    <w:bookmarkStart w:id="89" w:name="ref-sagar_2017_australia"/>
+    <w:bookmarkEnd w:id="86"/>
+    <w:bookmarkStart w:id="88" w:name="ref-sagar_2017_australia"/>
     <w:p>
       <w:pPr>
         <w:pStyle w:val="Bibliography"/>
@@ -17743,7 +17704,7 @@
       <w:r>
         <w:t xml:space="preserve">, 153–169, doi:</w:t>
       </w:r>
-      <w:hyperlink r:id="rId88">
+      <w:hyperlink r:id="rId87">
         <w:r>
           <w:rPr>
             <w:rStyle w:val="Hyperlink"/>
@@ -17755,8 +17716,8 @@
         <w:t xml:space="preserve">.</w:t>
       </w:r>
     </w:p>
-    <w:bookmarkEnd w:id="89"/>
-    <w:bookmarkStart w:id="91" w:name="ref-bishop_taylor_2019a"/>
+    <w:bookmarkEnd w:id="88"/>
+    <w:bookmarkStart w:id="90" w:name="ref-bishop_taylor_2019a"/>
     <w:p>
       <w:pPr>
         <w:pStyle w:val="Bibliography"/>
@@ -17827,7 +17788,7 @@
       <w:r>
         <w:t xml:space="preserve">, 115–128, doi:</w:t>
       </w:r>
-      <w:hyperlink r:id="rId90">
+      <w:hyperlink r:id="rId89">
         <w:r>
           <w:rPr>
             <w:rStyle w:val="Hyperlink"/>
@@ -17839,8 +17800,8 @@
         <w:t xml:space="preserve">.</w:t>
       </w:r>
     </w:p>
-    <w:bookmarkEnd w:id="91"/>
-    <w:bookmarkStart w:id="93" w:name="ref-bishop_taylor_2019b"/>
+    <w:bookmarkEnd w:id="90"/>
+    <w:bookmarkStart w:id="92" w:name="ref-bishop_taylor_2019b"/>
     <w:p>
       <w:pPr>
         <w:pStyle w:val="Bibliography"/>
@@ -17902,7 +17863,7 @@
       <w:r>
         <w:t xml:space="preserve">, 2984, doi:</w:t>
       </w:r>
-      <w:hyperlink r:id="rId92">
+      <w:hyperlink r:id="rId91">
         <w:r>
           <w:rPr>
             <w:rStyle w:val="Hyperlink"/>
@@ -17914,8 +17875,8 @@
         <w:t xml:space="preserve">.</w:t>
       </w:r>
     </w:p>
-    <w:bookmarkEnd w:id="93"/>
-    <w:bookmarkStart w:id="95" w:name="ref-tseng_2017"/>
+    <w:bookmarkEnd w:id="92"/>
+    <w:bookmarkStart w:id="94" w:name="ref-tseng_2017"/>
     <w:p>
       <w:pPr>
         <w:pStyle w:val="Bibliography"/>
@@ -17968,7 +17929,7 @@
       <w:r>
         <w:t xml:space="preserve">, 92–103, doi:</w:t>
       </w:r>
-      <w:hyperlink r:id="rId94">
+      <w:hyperlink r:id="rId93">
         <w:r>
           <w:rPr>
             <w:rStyle w:val="Hyperlink"/>
@@ -17980,8 +17941,8 @@
         <w:t xml:space="preserve">.</w:t>
       </w:r>
     </w:p>
-    <w:bookmarkEnd w:id="95"/>
-    <w:bookmarkStart w:id="97" w:name="ref-khan_2019"/>
+    <w:bookmarkEnd w:id="94"/>
+    <w:bookmarkStart w:id="96" w:name="ref-khan_2019"/>
     <w:p>
       <w:pPr>
         <w:pStyle w:val="Bibliography"/>
@@ -18052,7 +18013,7 @@
       <w:r>
         <w:t xml:space="preserve">, 2888, doi:</w:t>
       </w:r>
-      <w:hyperlink r:id="rId96">
+      <w:hyperlink r:id="rId95">
         <w:r>
           <w:rPr>
             <w:rStyle w:val="Hyperlink"/>
@@ -18064,8 +18025,8 @@
         <w:t xml:space="preserve">.</w:t>
       </w:r>
     </w:p>
-    <w:bookmarkEnd w:id="97"/>
-    <w:bookmarkStart w:id="99" w:name="ref-salameh_2019_review"/>
+    <w:bookmarkEnd w:id="96"/>
+    <w:bookmarkStart w:id="98" w:name="ref-salameh_2019_review"/>
     <w:p>
       <w:pPr>
         <w:pStyle w:val="Bibliography"/>
@@ -18130,7 +18091,7 @@
       <w:r>
         <w:t xml:space="preserve">, 2212, doi:</w:t>
       </w:r>
-      <w:hyperlink r:id="rId98">
+      <w:hyperlink r:id="rId97">
         <w:r>
           <w:rPr>
             <w:rStyle w:val="Hyperlink"/>
@@ -18142,8 +18103,8 @@
         <w:t xml:space="preserve">.</w:t>
       </w:r>
     </w:p>
-    <w:bookmarkEnd w:id="99"/>
-    <w:bookmarkStart w:id="101" w:name="ref-wang_2020_ningbo"/>
+    <w:bookmarkEnd w:id="98"/>
+    <w:bookmarkStart w:id="100" w:name="ref-wang_2020_ningbo"/>
     <w:p>
       <w:pPr>
         <w:pStyle w:val="Bibliography"/>
@@ -18214,7 +18175,7 @@
       <w:r>
         <w:t xml:space="preserve">, 68, doi:</w:t>
       </w:r>
-      <w:hyperlink r:id="rId100">
+      <w:hyperlink r:id="rId99">
         <w:r>
           <w:rPr>
             <w:rStyle w:val="Hyperlink"/>
@@ -18226,8 +18187,8 @@
         <w:t xml:space="preserve">.</w:t>
       </w:r>
     </w:p>
-    <w:bookmarkEnd w:id="101"/>
-    <w:bookmarkStart w:id="103" w:name="ref-zhang_2022_sar_waterline"/>
+    <w:bookmarkEnd w:id="100"/>
+    <w:bookmarkStart w:id="102" w:name="ref-zhang_2022_sar_waterline"/>
     <w:p>
       <w:pPr>
         <w:pStyle w:val="Bibliography"/>
@@ -18292,7 +18253,7 @@
       <w:r>
         <w:t xml:space="preserve">, e2021GL096007, doi:</w:t>
       </w:r>
-      <w:hyperlink r:id="rId102">
+      <w:hyperlink r:id="rId101">
         <w:r>
           <w:rPr>
             <w:rStyle w:val="Hyperlink"/>
@@ -18304,8 +18265,8 @@
         <w:t xml:space="preserve">.</w:t>
       </w:r>
     </w:p>
-    <w:bookmarkEnd w:id="103"/>
-    <w:bookmarkStart w:id="105" w:name="ref-xin_2025_icesat2_combine"/>
+    <w:bookmarkEnd w:id="102"/>
+    <w:bookmarkStart w:id="104" w:name="ref-xin_2025_icesat2_combine"/>
     <w:p>
       <w:pPr>
         <w:pStyle w:val="Bibliography"/>
@@ -18370,7 +18331,7 @@
       <w:r>
         <w:t xml:space="preserve">, 2554313, doi:</w:t>
       </w:r>
-      <w:hyperlink r:id="rId104">
+      <w:hyperlink r:id="rId103">
         <w:r>
           <w:rPr>
             <w:rStyle w:val="Hyperlink"/>
@@ -18382,8 +18343,8 @@
         <w:t xml:space="preserve">.</w:t>
       </w:r>
     </w:p>
-    <w:bookmarkEnd w:id="105"/>
-    <w:bookmarkStart w:id="107" w:name="ref-bishop_taylor_2025_eotides"/>
+    <w:bookmarkEnd w:id="104"/>
+    <w:bookmarkStart w:id="106" w:name="ref-bishop_taylor_2025_eotides"/>
     <w:p>
       <w:pPr>
         <w:pStyle w:val="Bibliography"/>
@@ -18454,7 +18415,7 @@
       <w:r>
         <w:t xml:space="preserve">, 7786, doi:</w:t>
       </w:r>
-      <w:hyperlink r:id="rId106">
+      <w:hyperlink r:id="rId105">
         <w:r>
           <w:rPr>
             <w:rStyle w:val="Hyperlink"/>
@@ -18466,8 +18427,8 @@
         <w:t xml:space="preserve">.</w:t>
       </w:r>
     </w:p>
-    <w:bookmarkEnd w:id="107"/>
-    <w:bookmarkStart w:id="109" w:name="ref-sent_2025_tagus_aliasing"/>
+    <w:bookmarkEnd w:id="106"/>
+    <w:bookmarkStart w:id="108" w:name="ref-sent_2025_tagus_aliasing"/>
     <w:p>
       <w:pPr>
         <w:pStyle w:val="Bibliography"/>
@@ -18529,7 +18490,7 @@
       <w:r>
         <w:t xml:space="preserve">, 101425, doi:</w:t>
       </w:r>
-      <w:hyperlink r:id="rId108">
+      <w:hyperlink r:id="rId107">
         <w:r>
           <w:rPr>
             <w:rStyle w:val="Hyperlink"/>
@@ -18541,8 +18502,8 @@
         <w:t xml:space="preserve">.</w:t>
       </w:r>
     </w:p>
-    <w:bookmarkEnd w:id="109"/>
-    <w:bookmarkStart w:id="111" w:name="ref-lee_2022_korean_altimetry"/>
+    <w:bookmarkEnd w:id="108"/>
+    <w:bookmarkStart w:id="110" w:name="ref-lee_2022_korean_altimetry"/>
     <w:p>
       <w:pPr>
         <w:pStyle w:val="Bibliography"/>
@@ -18613,7 +18574,7 @@
       <w:r>
         <w:t xml:space="preserve">, 810549, doi:</w:t>
       </w:r>
-      <w:hyperlink r:id="rId110">
+      <w:hyperlink r:id="rId109">
         <w:r>
           <w:rPr>
             <w:rStyle w:val="Hyperlink"/>
@@ -18625,8 +18586,8 @@
         <w:t xml:space="preserve">.</w:t>
       </w:r>
     </w:p>
-    <w:bookmarkEnd w:id="111"/>
-    <w:bookmarkStart w:id="113" w:name="ref-lee_2025_multisensor"/>
+    <w:bookmarkEnd w:id="110"/>
+    <w:bookmarkStart w:id="112" w:name="ref-lee_2025_multisensor"/>
     <w:p>
       <w:pPr>
         <w:pStyle w:val="Bibliography"/>
@@ -18679,7 +18640,7 @@
       <w:r>
         <w:t xml:space="preserve">, 109235, doi:</w:t>
       </w:r>
-      <w:hyperlink r:id="rId112">
+      <w:hyperlink r:id="rId111">
         <w:r>
           <w:rPr>
             <w:rStyle w:val="Hyperlink"/>
@@ -18691,8 +18652,8 @@
         <w:t xml:space="preserve">.</w:t>
       </w:r>
     </w:p>
-    <w:bookmarkEnd w:id="113"/>
-    <w:bookmarkStart w:id="115" w:name="ref-koh_khim_2014_korean_tidal_flat"/>
+    <w:bookmarkEnd w:id="112"/>
+    <w:bookmarkStart w:id="114" w:name="ref-koh_khim_2014_korean_tidal_flat"/>
     <w:p>
       <w:pPr>
         <w:pStyle w:val="Bibliography"/>
@@ -18772,7 +18733,7 @@
       <w:r>
         <w:t xml:space="preserve">, 398–414, doi:</w:t>
       </w:r>
-      <w:hyperlink r:id="rId114">
+      <w:hyperlink r:id="rId113">
         <w:r>
           <w:rPr>
             <w:rStyle w:val="Hyperlink"/>
@@ -18784,8 +18745,8 @@
         <w:t xml:space="preserve">.</w:t>
       </w:r>
     </w:p>
-    <w:bookmarkEnd w:id="115"/>
-    <w:bookmarkStart w:id="117" w:name="ref-murray_2014_loss"/>
+    <w:bookmarkEnd w:id="114"/>
+    <w:bookmarkStart w:id="116" w:name="ref-murray_2014_loss"/>
     <w:p>
       <w:pPr>
         <w:pStyle w:val="Bibliography"/>
@@ -18856,7 +18817,7 @@
       <w:r>
         <w:t xml:space="preserve">, 267–272, doi:</w:t>
       </w:r>
-      <w:hyperlink r:id="rId116">
+      <w:hyperlink r:id="rId115">
         <w:r>
           <w:rPr>
             <w:rStyle w:val="Hyperlink"/>
@@ -18868,8 +18829,8 @@
         <w:t xml:space="preserve">.</w:t>
       </w:r>
     </w:p>
-    <w:bookmarkEnd w:id="117"/>
-    <w:bookmarkStart w:id="119" w:name="ref-choi_2014_yellowsea"/>
+    <w:bookmarkEnd w:id="116"/>
+    <w:bookmarkStart w:id="118" w:name="ref-choi_2014_yellowsea"/>
     <w:p>
       <w:pPr>
         <w:pStyle w:val="Bibliography"/>
@@ -18940,7 +18901,7 @@
       <w:r>
         <w:t xml:space="preserve">, 6725–6742, doi:</w:t>
       </w:r>
-      <w:hyperlink r:id="rId118">
+      <w:hyperlink r:id="rId117">
         <w:r>
           <w:rPr>
             <w:rStyle w:val="Hyperlink"/>
@@ -18952,8 +18913,8 @@
         <w:t xml:space="preserve">.</w:t>
       </w:r>
     </w:p>
-    <w:bookmarkEnd w:id="119"/>
-    <w:bookmarkStart w:id="121" w:name="ref-ryu_2002_gomso"/>
+    <w:bookmarkEnd w:id="118"/>
+    <w:bookmarkStart w:id="120" w:name="ref-ryu_2002_gomso"/>
     <w:p>
       <w:pPr>
         <w:pStyle w:val="Bibliography"/>
@@ -19066,7 +19027,7 @@
       <w:r>
         <w:t xml:space="preserve">, 442–456, doi:</w:t>
       </w:r>
-      <w:hyperlink r:id="rId120">
+      <w:hyperlink r:id="rId119">
         <w:r>
           <w:rPr>
             <w:rStyle w:val="Hyperlink"/>
@@ -19078,8 +19039,8 @@
         <w:t xml:space="preserve">.</w:t>
       </w:r>
     </w:p>
-    <w:bookmarkEnd w:id="121"/>
-    <w:bookmarkStart w:id="123" w:name="ref-ryu_2008_intertidal"/>
+    <w:bookmarkEnd w:id="120"/>
+    <w:bookmarkStart w:id="122" w:name="ref-ryu_2008_intertidal"/>
     <w:p>
       <w:pPr>
         <w:pStyle w:val="Bibliography"/>
@@ -19132,7 +19093,7 @@
       <w:r>
         <w:t xml:space="preserve">, 623–632, doi:</w:t>
       </w:r>
-      <w:hyperlink r:id="rId122">
+      <w:hyperlink r:id="rId121">
         <w:r>
           <w:rPr>
             <w:rStyle w:val="Hyperlink"/>
@@ -19144,8 +19105,8 @@
         <w:t xml:space="preserve">.</w:t>
       </w:r>
     </w:p>
-    <w:bookmarkEnd w:id="123"/>
-    <w:bookmarkStart w:id="125" w:name="ref-lee_2017_tandemx"/>
+    <w:bookmarkEnd w:id="122"/>
+    <w:bookmarkStart w:id="124" w:name="ref-lee_2017_tandemx"/>
     <w:p>
       <w:pPr>
         <w:pStyle w:val="Bibliography"/>
@@ -19222,7 +19183,7 @@
       <w:r>
         <w:t xml:space="preserve">, 2713–2724, doi:</w:t>
       </w:r>
-      <w:hyperlink r:id="rId124">
+      <w:hyperlink r:id="rId123">
         <w:r>
           <w:rPr>
             <w:rStyle w:val="Hyperlink"/>
@@ -19234,8 +19195,8 @@
         <w:t xml:space="preserve">.</w:t>
       </w:r>
     </w:p>
-    <w:bookmarkEnd w:id="125"/>
-    <w:bookmarkStart w:id="127" w:name="ref-yun_2022_ganghwa_tandemx"/>
+    <w:bookmarkEnd w:id="124"/>
+    <w:bookmarkStart w:id="126" w:name="ref-yun_2022_ganghwa_tandemx"/>
     <w:p>
       <w:pPr>
         <w:pStyle w:val="Bibliography"/>
@@ -19306,7 +19267,7 @@
       <w:r>
         <w:t xml:space="preserve">, 37–42, doi:</w:t>
       </w:r>
-      <w:hyperlink r:id="rId126">
+      <w:hyperlink r:id="rId125">
         <w:r>
           <w:rPr>
             <w:rStyle w:val="Hyperlink"/>
@@ -19318,8 +19279,8 @@
         <w:t xml:space="preserve">.</w:t>
       </w:r>
     </w:p>
-    <w:bookmarkEnd w:id="127"/>
-    <w:bookmarkStart w:id="129" w:name="ref-gorelick_2017_gee"/>
+    <w:bookmarkEnd w:id="126"/>
+    <w:bookmarkStart w:id="128" w:name="ref-gorelick_2017_gee"/>
     <w:p>
       <w:pPr>
         <w:pStyle w:val="Bibliography"/>
@@ -19399,7 +19360,7 @@
       <w:r>
         <w:t xml:space="preserve">, 18–27, doi:</w:t>
       </w:r>
-      <w:hyperlink r:id="rId128">
+      <w:hyperlink r:id="rId127">
         <w:r>
           <w:rPr>
             <w:rStyle w:val="Hyperlink"/>
@@ -19411,8 +19372,8 @@
         <w:t xml:space="preserve">.</w:t>
       </w:r>
     </w:p>
-    <w:bookmarkEnd w:id="129"/>
-    <w:bookmarkStart w:id="131" w:name="ref-drusch_2012_s2"/>
+    <w:bookmarkEnd w:id="128"/>
+    <w:bookmarkStart w:id="130" w:name="ref-drusch_2012_s2"/>
     <w:p>
       <w:pPr>
         <w:pStyle w:val="Bibliography"/>
@@ -19489,7 +19450,7 @@
       <w:r>
         <w:t xml:space="preserve">, 25–36, doi:</w:t>
       </w:r>
-      <w:hyperlink r:id="rId130">
+      <w:hyperlink r:id="rId129">
         <w:r>
           <w:rPr>
             <w:rStyle w:val="Hyperlink"/>
@@ -19501,8 +19462,8 @@
         <w:t xml:space="preserve">.</w:t>
       </w:r>
     </w:p>
-    <w:bookmarkEnd w:id="131"/>
-    <w:bookmarkStart w:id="133" w:name="ref-codiga_2011_utide"/>
+    <w:bookmarkEnd w:id="130"/>
+    <w:bookmarkStart w:id="132" w:name="ref-codiga_2011_utide"/>
     <w:p>
       <w:pPr>
         <w:pStyle w:val="Bibliography"/>
@@ -19522,7 +19483,7 @@
       <w:r>
         <w:t xml:space="preserve"> </w:t>
       </w:r>
-      <w:hyperlink r:id="rId132">
+      <w:hyperlink r:id="rId131">
         <w:r>
           <w:rPr>
             <w:rStyle w:val="Hyperlink"/>
@@ -19584,8 +19545,8 @@
         <w:t xml:space="preserve">; Graduate School of Oceanography, University of Rhode Island: Narragansett, Rhode Island, 2011; p. 59;</w:t>
       </w:r>
     </w:p>
-    <w:bookmarkEnd w:id="133"/>
-    <w:bookmarkStart w:id="135" w:name="ref-lyard_2021_fes2014"/>
+    <w:bookmarkEnd w:id="132"/>
+    <w:bookmarkStart w:id="134" w:name="ref-lyard_2021_fes2014"/>
     <w:p>
       <w:pPr>
         <w:pStyle w:val="Bibliography"/>
@@ -19650,7 +19611,7 @@
       <w:r>
         <w:t xml:space="preserve">, 615–649, doi:</w:t>
       </w:r>
-      <w:hyperlink r:id="rId134">
+      <w:hyperlink r:id="rId133">
         <w:r>
           <w:rPr>
             <w:rStyle w:val="Hyperlink"/>
@@ -19662,8 +19623,8 @@
         <w:t xml:space="preserve">.</w:t>
       </w:r>
     </w:p>
-    <w:bookmarkEnd w:id="135"/>
-    <w:bookmarkStart w:id="137" w:name="ref-carrere_2022_fes2022"/>
+    <w:bookmarkEnd w:id="134"/>
+    <w:bookmarkStart w:id="136" w:name="ref-carrere_2022_fes2022"/>
     <w:p>
       <w:pPr>
         <w:pStyle w:val="Bibliography"/>
@@ -19683,7 +19644,7 @@
       <w:r>
         <w:t xml:space="preserve"> </w:t>
       </w:r>
-      <w:hyperlink r:id="rId136">
+      <w:hyperlink r:id="rId135">
         <w:r>
           <w:rPr>
             <w:rStyle w:val="Hyperlink"/>
@@ -19710,8 +19671,8 @@
         <w:t xml:space="preserve">2022.</w:t>
       </w:r>
     </w:p>
-    <w:bookmarkEnd w:id="137"/>
-    <w:bookmarkStart w:id="139" w:name="ref-egbert_erofeeva_2002"/>
+    <w:bookmarkEnd w:id="136"/>
+    <w:bookmarkStart w:id="138" w:name="ref-egbert_erofeeva_2002"/>
     <w:p>
       <w:pPr>
         <w:pStyle w:val="Bibliography"/>
@@ -19764,7 +19725,7 @@
       <w:r>
         <w:t xml:space="preserve">, 183–204, doi:</w:t>
       </w:r>
-      <w:hyperlink r:id="rId138">
+      <w:hyperlink r:id="rId137">
         <w:r>
           <w:rPr>
             <w:rStyle w:val="Hyperlink"/>
@@ -19776,9 +19737,9 @@
         <w:t xml:space="preserve">.</w:t>
       </w:r>
     </w:p>
+    <w:bookmarkEnd w:id="138"/>
     <w:bookmarkEnd w:id="139"/>
     <w:bookmarkEnd w:id="140"/>
-    <w:bookmarkEnd w:id="141"/>
     <w:sectPr>
       <w:footnotePr>
         <w:numRestart w:val="eachSect"/>
@@ -19890,109 +19851,6 @@
       </w:pPr>
     </w:lvl>
   </w:abstractNum>
-  <w:abstractNum w:abstractNumId="991">
-    <w:nsid w:val="0000A991"/>
-    <w:multiLevelType w:val="multilevel"/>
-    <w:lvl w:ilvl="0">
-      <w:numFmt w:val="bullet"/>
-      <w:lvlText w:val=""/>
-      <w:lvlJc w:val="left"/>
-      <w:pPr>
-        <w:ind w:left="720" w:hanging="360"/>
-      </w:pPr>
-      <w:rPr>
-        <w:rFonts w:ascii="Symbol" w:hAnsi="Symbol" w:cs="Symbol" w:hint="default"/>
-      </w:rPr>
-    </w:lvl>
-    <w:lvl w:ilvl="1">
-      <w:numFmt w:val="bullet"/>
-      <w:lvlText w:val="o"/>
-      <w:lvlJc w:val="left"/>
-      <w:pPr>
-        <w:ind w:left="1440" w:hanging="360"/>
-      </w:pPr>
-      <w:rPr>
-        <w:rFonts w:ascii="Courier New" w:hAnsi="Courier New" w:cs="Courier New" w:hint="default"/>
-      </w:rPr>
-    </w:lvl>
-    <w:lvl w:ilvl="2">
-      <w:numFmt w:val="bullet"/>
-      <w:lvlText w:val=""/>
-      <w:lvlJc w:val="left"/>
-      <w:pPr>
-        <w:ind w:left="2160" w:hanging="360"/>
-      </w:pPr>
-      <w:rPr>
-        <w:rFonts w:ascii="Wingdings" w:hAnsi="Wingdings" w:cs="Wingdings" w:hint="default"/>
-      </w:rPr>
-    </w:lvl>
-    <w:lvl w:ilvl="3">
-      <w:numFmt w:val="bullet"/>
-      <w:lvlText w:val=""/>
-      <w:lvlJc w:val="left"/>
-      <w:pPr>
-        <w:ind w:left="2880" w:hanging="360"/>
-      </w:pPr>
-      <w:rPr>
-        <w:rFonts w:ascii="Symbol" w:hAnsi="Symbol" w:cs="Symbol" w:hint="default"/>
-      </w:rPr>
-    </w:lvl>
-    <w:lvl w:ilvl="4">
-      <w:numFmt w:val="bullet"/>
-      <w:lvlText w:val="o"/>
-      <w:lvlJc w:val="left"/>
-      <w:pPr>
-        <w:ind w:left="3600" w:hanging="360"/>
-      </w:pPr>
-      <w:rPr>
-        <w:rFonts w:ascii="Courier New" w:hAnsi="Courier New" w:cs="Courier New" w:hint="default"/>
-      </w:rPr>
-    </w:lvl>
-    <w:lvl w:ilvl="5">
-      <w:numFmt w:val="bullet"/>
-      <w:lvlText w:val=""/>
-      <w:lvlJc w:val="left"/>
-      <w:pPr>
-        <w:ind w:left="4320" w:hanging="360"/>
-      </w:pPr>
-      <w:rPr>
-        <w:rFonts w:ascii="Wingdings" w:hAnsi="Wingdings" w:cs="Wingdings" w:hint="default"/>
-      </w:rPr>
-    </w:lvl>
-    <w:lvl w:ilvl="6">
-      <w:numFmt w:val="bullet"/>
-      <w:lvlText w:val=""/>
-      <w:lvlJc w:val="left"/>
-      <w:pPr>
-        <w:ind w:left="5040" w:hanging="360"/>
-      </w:pPr>
-      <w:rPr>
-        <w:rFonts w:ascii="Symbol" w:hAnsi="Symbol" w:cs="Symbol" w:hint="default"/>
-      </w:rPr>
-    </w:lvl>
-    <w:lvl w:ilvl="7">
-      <w:numFmt w:val="bullet"/>
-      <w:lvlText w:val="o"/>
-      <w:lvlJc w:val="left"/>
-      <w:pPr>
-        <w:ind w:left="5760" w:hanging="360"/>
-      </w:pPr>
-      <w:rPr>
-        <w:rFonts w:ascii="Courier New" w:hAnsi="Courier New" w:cs="Courier New" w:hint="default"/>
-      </w:rPr>
-    </w:lvl>
-    <w:lvl w:ilvl="8">
-      <w:numFmt w:val="bullet"/>
-      <w:lvlText w:val=""/>
-      <w:lvlJc w:val="left"/>
-      <w:pPr>
-        <w:ind w:left="6480" w:hanging="360"/>
-      </w:pPr>
-      <w:rPr>
-        <w:rFonts w:ascii="Wingdings" w:hAnsi="Wingdings" w:cs="Wingdings" w:hint="default"/>
-      </w:rPr>
-    </w:lvl>
-  </w:abstractNum>
   <w:abstractNum w:abstractNumId="99411">
     <w:nsid w:val="00A99411"/>
     <w:multiLevelType w:val="multilevel"/>
@@ -20163,6 +20021,109 @@
       </w:pPr>
     </w:lvl>
   </w:abstractNum>
+  <w:abstractNum w:abstractNumId="991">
+    <w:nsid w:val="0000A991"/>
+    <w:multiLevelType w:val="multilevel"/>
+    <w:lvl w:ilvl="0">
+      <w:numFmt w:val="bullet"/>
+      <w:lvlText w:val=""/>
+      <w:lvlJc w:val="left"/>
+      <w:pPr>
+        <w:ind w:left="720" w:hanging="360"/>
+      </w:pPr>
+      <w:rPr>
+        <w:rFonts w:ascii="Symbol" w:hAnsi="Symbol" w:cs="Symbol" w:hint="default"/>
+      </w:rPr>
+    </w:lvl>
+    <w:lvl w:ilvl="1">
+      <w:numFmt w:val="bullet"/>
+      <w:lvlText w:val="o"/>
+      <w:lvlJc w:val="left"/>
+      <w:pPr>
+        <w:ind w:left="1440" w:hanging="360"/>
+      </w:pPr>
+      <w:rPr>
+        <w:rFonts w:ascii="Courier New" w:hAnsi="Courier New" w:cs="Courier New" w:hint="default"/>
+      </w:rPr>
+    </w:lvl>
+    <w:lvl w:ilvl="2">
+      <w:numFmt w:val="bullet"/>
+      <w:lvlText w:val=""/>
+      <w:lvlJc w:val="left"/>
+      <w:pPr>
+        <w:ind w:left="2160" w:hanging="360"/>
+      </w:pPr>
+      <w:rPr>
+        <w:rFonts w:ascii="Wingdings" w:hAnsi="Wingdings" w:cs="Wingdings" w:hint="default"/>
+      </w:rPr>
+    </w:lvl>
+    <w:lvl w:ilvl="3">
+      <w:numFmt w:val="bullet"/>
+      <w:lvlText w:val=""/>
+      <w:lvlJc w:val="left"/>
+      <w:pPr>
+        <w:ind w:left="2880" w:hanging="360"/>
+      </w:pPr>
+      <w:rPr>
+        <w:rFonts w:ascii="Symbol" w:hAnsi="Symbol" w:cs="Symbol" w:hint="default"/>
+      </w:rPr>
+    </w:lvl>
+    <w:lvl w:ilvl="4">
+      <w:numFmt w:val="bullet"/>
+      <w:lvlText w:val="o"/>
+      <w:lvlJc w:val="left"/>
+      <w:pPr>
+        <w:ind w:left="3600" w:hanging="360"/>
+      </w:pPr>
+      <w:rPr>
+        <w:rFonts w:ascii="Courier New" w:hAnsi="Courier New" w:cs="Courier New" w:hint="default"/>
+      </w:rPr>
+    </w:lvl>
+    <w:lvl w:ilvl="5">
+      <w:numFmt w:val="bullet"/>
+      <w:lvlText w:val=""/>
+      <w:lvlJc w:val="left"/>
+      <w:pPr>
+        <w:ind w:left="4320" w:hanging="360"/>
+      </w:pPr>
+      <w:rPr>
+        <w:rFonts w:ascii="Wingdings" w:hAnsi="Wingdings" w:cs="Wingdings" w:hint="default"/>
+      </w:rPr>
+    </w:lvl>
+    <w:lvl w:ilvl="6">
+      <w:numFmt w:val="bullet"/>
+      <w:lvlText w:val=""/>
+      <w:lvlJc w:val="left"/>
+      <w:pPr>
+        <w:ind w:left="5040" w:hanging="360"/>
+      </w:pPr>
+      <w:rPr>
+        <w:rFonts w:ascii="Symbol" w:hAnsi="Symbol" w:cs="Symbol" w:hint="default"/>
+      </w:rPr>
+    </w:lvl>
+    <w:lvl w:ilvl="7">
+      <w:numFmt w:val="bullet"/>
+      <w:lvlText w:val="o"/>
+      <w:lvlJc w:val="left"/>
+      <w:pPr>
+        <w:ind w:left="5760" w:hanging="360"/>
+      </w:pPr>
+      <w:rPr>
+        <w:rFonts w:ascii="Courier New" w:hAnsi="Courier New" w:cs="Courier New" w:hint="default"/>
+      </w:rPr>
+    </w:lvl>
+    <w:lvl w:ilvl="8">
+      <w:numFmt w:val="bullet"/>
+      <w:lvlText w:val=""/>
+      <w:lvlJc w:val="left"/>
+      <w:pPr>
+        <w:ind w:left="6480" w:hanging="360"/>
+      </w:pPr>
+      <w:rPr>
+        <w:rFonts w:ascii="Wingdings" w:hAnsi="Wingdings" w:cs="Wingdings" w:hint="default"/>
+      </w:rPr>
+    </w:lvl>
+  </w:abstractNum>
   <w:abstractNum w:abstractNumId="99731">
     <w:nsid w:val="00A99731"/>
     <w:multiLevelType w:val="multilevel"/>
@@ -20507,9 +20468,6 @@
     <w:abstractNumId w:val="990"/>
   </w:num>
   <w:num w:numId="1001">
-    <w:abstractNumId w:val="991"/>
-  </w:num>
-  <w:num w:numId="1002">
     <w:abstractNumId w:val="99411"/>
     <w:lvlOverride w:ilvl="0">
       <w:startOverride w:val="1"/>
@@ -20539,7 +20497,7 @@
       <w:startOverride w:val="1"/>
     </w:lvlOverride>
   </w:num>
-  <w:num w:numId="1003">
+  <w:num w:numId="1002">
     <w:abstractNumId w:val="99531"/>
     <w:lvlOverride w:ilvl="0">
       <w:startOverride w:val="1"/>
@@ -20569,6 +20527,9 @@
       <w:startOverride w:val="1"/>
     </w:lvlOverride>
   </w:num>
+  <w:num w:numId="1003">
+    <w:abstractNumId w:val="991"/>
+  </w:num>
   <w:num w:numId="1004">
     <w:abstractNumId w:val="991"/>
   </w:num>
@@ -20585,9 +20546,6 @@
     <w:abstractNumId w:val="991"/>
   </w:num>
   <w:num w:numId="1009">
-    <w:abstractNumId w:val="991"/>
-  </w:num>
-  <w:num w:numId="1010">
     <w:abstractNumId w:val="99731"/>
     <w:lvlOverride w:ilvl="0">
       <w:startOverride w:val="1"/>
@@ -20617,10 +20575,10 @@
       <w:startOverride w:val="1"/>
     </w:lvlOverride>
   </w:num>
-  <w:num w:numId="1011">
+  <w:num w:numId="1010">
     <w:abstractNumId w:val="991"/>
   </w:num>
-  <w:num w:numId="1012">
+  <w:num w:numId="1011">
     <w:abstractNumId w:val="99411"/>
     <w:lvlOverride w:ilvl="0">
       <w:startOverride w:val="1"/>
@@ -20650,7 +20608,7 @@
       <w:startOverride w:val="1"/>
     </w:lvlOverride>
   </w:num>
-  <w:num w:numId="1013">
+  <w:num w:numId="1012">
     <w:abstractNumId w:val="99413"/>
     <w:lvlOverride w:ilvl="0">
       <w:startOverride w:val="3"/>
@@ -20680,7 +20638,7 @@
       <w:startOverride w:val="3"/>
     </w:lvlOverride>
   </w:num>
-  <w:num w:numId="1014">
+  <w:num w:numId="1013">
     <w:abstractNumId w:val="99414"/>
     <w:lvlOverride w:ilvl="0">
       <w:startOverride w:val="4"/>
@@ -20710,7 +20668,7 @@
       <w:startOverride w:val="4"/>
     </w:lvlOverride>
   </w:num>
-  <w:num w:numId="1015">
+  <w:num w:numId="1014">
     <w:abstractNumId w:val="99417"/>
     <w:lvlOverride w:ilvl="0">
       <w:startOverride w:val="7"/>

--- a/manuscript/draft_mdpi.docx
+++ b/manuscript/draft_mdpi.docx
@@ -16956,55 +16956,19 @@
         <w:t xml:space="preserve"> </w:t>
       </w:r>
       <w:r>
-        <w:t xml:space="preserve">LANDSAT/LC09/C02/T1_L2, and COPERNICUS/S2_HARMONIZED. The full analytical</w:t>
-      </w:r>
-      <w:r>
-        <w:t xml:space="preserve"> </w:t>
-      </w:r>
-      <w:r>
-        <w:t xml:space="preserve">pipeline, derived parquet/CSV tables, and figure-generation scripts will be</w:t>
-      </w:r>
-      <w:r>
-        <w:t xml:space="preserve"> </w:t>
-      </w:r>
-      <w:r>
-        <w:t xml:space="preserve">released on a Zenodo-archived GitHub repository upon acceptance (DOI to be</w:t>
-      </w:r>
-      <w:r>
-        <w:t xml:space="preserve"> </w:t>
-      </w:r>
-      <w:r>
-        <w:t xml:space="preserve">assigned). The intermediate</w:t>
-      </w:r>
-      <w:r>
-        <w:t xml:space="preserve"> </w:t>
-      </w:r>
-      <w:r>
-        <w:rPr>
-          <w:rStyle w:val="VerbatimChar"/>
-        </w:rPr>
-        <w:t xml:space="preserve">multisite_5y_*.parquet</w:t>
-      </w:r>
-      <w:r>
-        <w:t xml:space="preserve"> </w:t>
-      </w:r>
-      <w:r>
-        <w:t xml:space="preserve">and</w:t>
-      </w:r>
-      <w:r>
-        <w:t xml:space="preserve"> </w:t>
-      </w:r>
-      <w:r>
-        <w:rPr>
-          <w:rStyle w:val="VerbatimChar"/>
-        </w:rPr>
-        <w:t xml:space="preserve">dem_error_*.csv</w:t>
-      </w:r>
-      <w:r>
-        <w:t xml:space="preserve"> </w:t>
-      </w:r>
-      <w:r>
-        <w:t xml:space="preserve">derived products are &lt; 50 MB total.</w:t>
+        <w:t xml:space="preserve">LANDSAT/LC09/C02/T1_L2, and COPERNICUS/S2_HARMONIZED. The derived</w:t>
+      </w:r>
+      <w:r>
+        <w:t xml:space="preserve"> </w:t>
+      </w:r>
+      <w:r>
+        <w:t xml:space="preserve">tables, analytical pipeline, and figure-generation scripts are openly</w:t>
+      </w:r>
+      <w:r>
+        <w:t xml:space="preserve"> </w:t>
+      </w:r>
+      <w:r>
+        <w:t xml:space="preserve">available in Zenodo at https://doi.org/10.5281/zenodo.20797099.</w:t>
       </w:r>
     </w:p>
     <w:bookmarkEnd w:id="71"/>
